--- a/02-放大电路/01-运算放大电路/微分电路/微分电路.docx
+++ b/02-放大电路/01-运算放大电路/微分电路/微分电路.docx
@@ -2558,6 +2558,20 @@
     </w:p>
     <w:bookmarkEnd w:id="26"/>
     <w:bookmarkEnd w:id="27"/>
+    <w:p>
+      <w:pPr>
+        <w:spacing w:before="360"/>
+        <w:jc w:val="center"/>
+      </w:pPr>
+      <w:r>
+        <w:rPr>
+          <w:rFonts w:ascii="Times New Roman" w:hAnsi="Times New Roman"/>
+          <w:color w:val="555555"/>
+          <w:sz w:val="21"/>
+        </w:rPr>
+        <w:t>材料收集者：杜文杰</w:t>
+      </w:r>
+    </w:p>
     <w:sectPr>
       <w:headerReference r:id="rId9" w:type="default"/>
       <w:footerReference r:id="rId10" w:type="default"/>

--- a/02-放大电路/01-运算放大电路/微分电路/微分电路.docx
+++ b/02-放大电路/01-运算放大电路/微分电路/微分电路.docx
@@ -1,6 +1,6 @@
 
 <file path=word/document.xml><?xml version="1.0" encoding="utf-8"?>
-<w:document xmlns:w="http://schemas.openxmlformats.org/wordprocessingml/2006/main" xmlns:m="http://schemas.openxmlformats.org/officeDocument/2006/math" xmlns:r="http://schemas.openxmlformats.org/officeDocument/2006/relationships" xmlns:o="urn:schemas-microsoft-com:office:office" xmlns:v="urn:schemas-microsoft-com:vml" xmlns:w10="urn:schemas-microsoft-com:office:word" xmlns:a="http://schemas.openxmlformats.org/drawingml/2006/main" xmlns:pic="http://schemas.openxmlformats.org/drawingml/2006/picture" xmlns:wp="http://schemas.openxmlformats.org/drawingml/2006/wordprocessingDrawing">
+<w:document xmlns:m="http://schemas.openxmlformats.org/officeDocument/2006/math" xmlns:r="http://schemas.openxmlformats.org/officeDocument/2006/relationships" xmlns:w="http://schemas.openxmlformats.org/wordprocessingml/2006/main" xmlns:o="urn:schemas-microsoft-com:office:office" xmlns:v="urn:schemas-microsoft-com:vml" xmlns:w10="urn:schemas-microsoft-com:office:word" xmlns:a="http://schemas.openxmlformats.org/drawingml/2006/main" xmlns:pic="http://schemas.openxmlformats.org/drawingml/2006/picture" xmlns:wp="http://schemas.openxmlformats.org/drawingml/2006/wordprocessingDrawing">
   <w:body>
     <w:bookmarkStart w:id="27" w:name="微分电路"/>
     <w:p>
@@ -9,7 +9,7 @@
       </w:pPr>
       <w:r>
         <w:rPr>
-          <w:rFonts w:hint="eastAsia"/>
+          <w:rFonts w:hint="eastAsia" w:eastAsia="黑体"/>
         </w:rPr>
         <w:t xml:space="preserve">微分电路</w:t>
       </w:r>
@@ -21,7 +21,7 @@
       </w:pPr>
       <w:r>
         <w:rPr>
-          <w:rFonts w:hint="eastAsia"/>
+          <w:rFonts w:hint="eastAsia" w:eastAsia="黑体"/>
         </w:rPr>
         <w:t xml:space="preserve">拓扑描述</w:t>
       </w:r>
@@ -32,16 +32,19 @@
       </w:pPr>
       <w:r>
         <w:rPr>
-          <w:rFonts w:hint="eastAsia"/>
+          <w:rFonts w:hint="eastAsia" w:eastAsia="黑体"/>
         </w:rPr>
         <w:t xml:space="preserve">由</w:t>
       </w:r>
       <w:r>
+        <w:rPr>
+          <w:rFonts w:eastAsia="黑体"/>
+        </w:rPr>
         <w:t xml:space="preserve"> </w:t>
       </w:r>
       <w:r>
         <w:rPr>
-          <w:rFonts w:hint="eastAsia"/>
+          <w:rFonts w:hint="eastAsia" w:eastAsia="黑体"/>
           <w:b/>
           <w:bCs/>
         </w:rPr>
@@ -49,17 +52,21 @@
       </w:r>
       <w:r>
         <w:rPr>
+          <w:rFonts w:eastAsia="黑体"/>
           <w:b/>
           <w:bCs/>
         </w:rPr>
         <w:t xml:space="preserve"> A1</w:t>
       </w:r>
       <w:r>
+        <w:rPr>
+          <w:rFonts w:eastAsia="黑体"/>
+        </w:rPr>
         <w:t xml:space="preserve">、</w:t>
       </w:r>
       <w:r>
         <w:rPr>
-          <w:rFonts w:hint="eastAsia"/>
+          <w:rFonts w:hint="eastAsia" w:eastAsia="黑体"/>
           <w:b/>
           <w:bCs/>
         </w:rPr>
@@ -67,6 +74,7 @@
       </w:r>
       <w:r>
         <w:rPr>
+          <w:rFonts w:eastAsia="黑体"/>
           <w:b/>
           <w:bCs/>
         </w:rPr>
@@ -78,20 +86,26 @@
         </m:r>
       </m:oMath>
       <w:r>
+        <w:rPr>
+          <w:rFonts w:eastAsia="黑体"/>
+        </w:rPr>
         <w:t xml:space="preserve"> </w:t>
       </w:r>
       <w:r>
         <w:rPr>
-          <w:rFonts w:hint="eastAsia"/>
+          <w:rFonts w:hint="eastAsia" w:eastAsia="黑体"/>
         </w:rPr>
         <w:t xml:space="preserve">与</w:t>
       </w:r>
       <w:r>
+        <w:rPr>
+          <w:rFonts w:eastAsia="黑体"/>
+        </w:rPr>
         <w:t xml:space="preserve"> </w:t>
       </w:r>
       <w:r>
         <w:rPr>
-          <w:rFonts w:hint="eastAsia"/>
+          <w:rFonts w:hint="eastAsia" w:eastAsia="黑体"/>
           <w:b/>
           <w:bCs/>
         </w:rPr>
@@ -99,6 +113,7 @@
       </w:r>
       <w:r>
         <w:rPr>
+          <w:rFonts w:eastAsia="黑体"/>
           <w:b/>
           <w:bCs/>
         </w:rPr>
@@ -119,15 +134,21 @@
         </m:sSub>
       </m:oMath>
       <w:r>
+        <w:rPr>
+          <w:rFonts w:eastAsia="黑体"/>
+        </w:rPr>
         <w:t xml:space="preserve"> </w:t>
       </w:r>
       <w:r>
         <w:rPr>
-          <w:rFonts w:hint="eastAsia"/>
+          <w:rFonts w:hint="eastAsia" w:eastAsia="黑体"/>
         </w:rPr>
         <w:t xml:space="preserve">组成（实际常再串入输入稳定电阻</w:t>
       </w:r>
       <w:r>
+        <w:rPr>
+          <w:rFonts w:eastAsia="黑体"/>
+        </w:rPr>
         <w:t xml:space="preserve"> </w:t>
       </w:r>
       <m:oMath>
@@ -148,15 +169,21 @@
         </m:sSub>
       </m:oMath>
       <w:r>
+        <w:rPr>
+          <w:rFonts w:eastAsia="黑体"/>
+        </w:rPr>
         <w:t xml:space="preserve"> </w:t>
       </w:r>
       <w:r>
         <w:rPr>
-          <w:rFonts w:hint="eastAsia"/>
+          <w:rFonts w:hint="eastAsia" w:eastAsia="黑体"/>
         </w:rPr>
         <w:t xml:space="preserve">与反馈补偿电容</w:t>
       </w:r>
       <w:r>
+        <w:rPr>
+          <w:rFonts w:eastAsia="黑体"/>
+        </w:rPr>
         <w:t xml:space="preserve"> </w:t>
       </w:r>
       <m:oMath>
@@ -175,22 +202,25 @@
       </m:oMath>
       <w:r>
         <w:rPr>
-          <w:rFonts w:hint="eastAsia"/>
+          <w:rFonts w:hint="eastAsia" w:eastAsia="黑体"/>
         </w:rPr>
         <w:t xml:space="preserve">）。电路共有</w:t>
       </w:r>
       <w:r>
+        <w:rPr>
+          <w:rFonts w:eastAsia="黑体"/>
+        </w:rPr>
         <w:t xml:space="preserve"> 4 </w:t>
       </w:r>
       <w:r>
         <w:rPr>
-          <w:rFonts w:hint="eastAsia"/>
+          <w:rFonts w:hint="eastAsia" w:eastAsia="黑体"/>
         </w:rPr>
         <w:t xml:space="preserve">个关键节点：</w:t>
       </w:r>
       <w:r>
         <w:rPr>
-          <w:rFonts w:hint="eastAsia"/>
+          <w:rFonts w:hint="eastAsia" w:eastAsia="黑体"/>
           <w:b/>
           <w:bCs/>
         </w:rPr>
@@ -198,11 +228,14 @@
       </w:r>
       <w:r>
         <w:rPr>
-          <w:rFonts w:hint="eastAsia"/>
+          <w:rFonts w:hint="eastAsia" w:eastAsia="黑体"/>
         </w:rPr>
         <w:t xml:space="preserve">（信号源</w:t>
       </w:r>
       <w:r>
+        <w:rPr>
+          <w:rFonts w:eastAsia="黑体"/>
+        </w:rPr>
         <w:t xml:space="preserve"> </w:t>
       </w:r>
       <m:oMath>
@@ -223,15 +256,21 @@
         </m:sSub>
       </m:oMath>
       <w:r>
+        <w:rPr>
+          <w:rFonts w:eastAsia="黑体"/>
+        </w:rPr>
         <w:t xml:space="preserve"> </w:t>
       </w:r>
       <w:r>
         <w:rPr>
-          <w:rFonts w:hint="eastAsia"/>
+          <w:rFonts w:hint="eastAsia" w:eastAsia="黑体"/>
         </w:rPr>
         <w:t xml:space="preserve">正端与</w:t>
       </w:r>
       <w:r>
+        <w:rPr>
+          <w:rFonts w:eastAsia="黑体"/>
+        </w:rPr>
         <w:t xml:space="preserve"> </w:t>
       </w:r>
       <m:oMath>
@@ -240,17 +279,20 @@
         </m:r>
       </m:oMath>
       <w:r>
+        <w:rPr>
+          <w:rFonts w:eastAsia="黑体"/>
+        </w:rPr>
         <w:t xml:space="preserve"> </w:t>
       </w:r>
       <w:r>
         <w:rPr>
-          <w:rFonts w:hint="eastAsia"/>
+          <w:rFonts w:hint="eastAsia" w:eastAsia="黑体"/>
         </w:rPr>
         <w:t xml:space="preserve">左端相连）；</w:t>
       </w:r>
       <w:r>
         <w:rPr>
-          <w:rFonts w:hint="eastAsia"/>
+          <w:rFonts w:hint="eastAsia" w:eastAsia="黑体"/>
           <w:b/>
           <w:bCs/>
         </w:rPr>
@@ -258,7 +300,7 @@
       </w:r>
       <w:r>
         <w:rPr>
-          <w:rFonts w:hint="eastAsia"/>
+          <w:rFonts w:hint="eastAsia" w:eastAsia="黑体"/>
         </w:rPr>
         <w:t xml:space="preserve">（</w:t>
       </w:r>
@@ -268,11 +310,14 @@
         </m:r>
       </m:oMath>
       <w:r>
+        <w:rPr>
+          <w:rFonts w:eastAsia="黑体"/>
+        </w:rPr>
         <w:t xml:space="preserve"> </w:t>
       </w:r>
       <w:r>
         <w:rPr>
-          <w:rFonts w:hint="eastAsia"/>
+          <w:rFonts w:hint="eastAsia" w:eastAsia="黑体"/>
         </w:rPr>
         <w:t xml:space="preserve">右端、</w:t>
       </w:r>
@@ -291,35 +336,44 @@
         </m:sSub>
       </m:oMath>
       <w:r>
+        <w:rPr>
+          <w:rFonts w:eastAsia="黑体"/>
+        </w:rPr>
         <w:t xml:space="preserve"> </w:t>
       </w:r>
       <w:r>
         <w:rPr>
-          <w:rFonts w:hint="eastAsia"/>
+          <w:rFonts w:hint="eastAsia" w:eastAsia="黑体"/>
         </w:rPr>
         <w:t xml:space="preserve">左端、A1</w:t>
       </w:r>
       <w:r>
+        <w:rPr>
+          <w:rFonts w:eastAsia="黑体"/>
+        </w:rPr>
         <w:t xml:space="preserve"> </w:t>
       </w:r>
       <w:r>
         <w:rPr>
-          <w:rFonts w:hint="eastAsia"/>
+          <w:rFonts w:hint="eastAsia" w:eastAsia="黑体"/>
         </w:rPr>
         <w:t xml:space="preserve">的</w:t>
       </w:r>
       <w:r>
+        <w:rPr>
+          <w:rFonts w:eastAsia="黑体"/>
+        </w:rPr>
         <w:t xml:space="preserve"> IN− </w:t>
       </w:r>
       <w:r>
         <w:rPr>
-          <w:rFonts w:hint="eastAsia"/>
+          <w:rFonts w:hint="eastAsia" w:eastAsia="黑体"/>
         </w:rPr>
         <w:t xml:space="preserve">相连）；</w:t>
       </w:r>
       <w:r>
         <w:rPr>
-          <w:rFonts w:hint="eastAsia"/>
+          <w:rFonts w:hint="eastAsia" w:eastAsia="黑体"/>
           <w:b/>
           <w:bCs/>
         </w:rPr>
@@ -327,40 +381,49 @@
       </w:r>
       <w:r>
         <w:rPr>
-          <w:rFonts w:hint="eastAsia"/>
+          <w:rFonts w:hint="eastAsia" w:eastAsia="黑体"/>
         </w:rPr>
         <w:t xml:space="preserve">（A1</w:t>
       </w:r>
       <w:r>
+        <w:rPr>
+          <w:rFonts w:eastAsia="黑体"/>
+        </w:rPr>
         <w:t xml:space="preserve"> </w:t>
       </w:r>
       <w:r>
         <w:rPr>
-          <w:rFonts w:hint="eastAsia"/>
+          <w:rFonts w:hint="eastAsia" w:eastAsia="黑体"/>
         </w:rPr>
         <w:t xml:space="preserve">的</w:t>
       </w:r>
       <w:r>
+        <w:rPr>
+          <w:rFonts w:eastAsia="黑体"/>
+        </w:rPr>
         <w:t xml:space="preserve"> IN+ </w:t>
       </w:r>
       <w:r>
         <w:rPr>
-          <w:rFonts w:hint="eastAsia"/>
+          <w:rFonts w:hint="eastAsia" w:eastAsia="黑体"/>
         </w:rPr>
         <w:t xml:space="preserve">直接接地</w:t>
       </w:r>
       <w:r>
+        <w:rPr>
+          <w:rFonts w:eastAsia="黑体"/>
+        </w:rPr>
         <w:t xml:space="preserve"> </w:t>
       </w:r>
       <w:r>
         <w:rPr>
-          <w:rFonts w:hint="eastAsia"/>
+          <w:rFonts w:hint="eastAsia" w:eastAsia="黑体"/>
         </w:rPr>
         <w:t xml:space="preserve">GND）；</w:t>
       </w:r>
       <w:r>
         <w:rPr>
-          <w:rFonts w:hint="eastAsia"/>
+          <w:rFonts w:hint="eastAsia" w:eastAsia="黑体"/>
           <w:b/>
           <w:bCs/>
         </w:rPr>
@@ -368,29 +431,38 @@
       </w:r>
       <w:r>
         <w:rPr>
-          <w:rFonts w:hint="eastAsia"/>
+          <w:rFonts w:hint="eastAsia" w:eastAsia="黑体"/>
         </w:rPr>
         <w:t xml:space="preserve">（A1</w:t>
       </w:r>
       <w:r>
+        <w:rPr>
+          <w:rFonts w:eastAsia="黑体"/>
+        </w:rPr>
         <w:t xml:space="preserve"> </w:t>
       </w:r>
       <w:r>
         <w:rPr>
-          <w:rFonts w:hint="eastAsia"/>
+          <w:rFonts w:hint="eastAsia" w:eastAsia="黑体"/>
         </w:rPr>
         <w:t xml:space="preserve">的</w:t>
       </w:r>
       <w:r>
+        <w:rPr>
+          <w:rFonts w:eastAsia="黑体"/>
+        </w:rPr>
         <w:t xml:space="preserve"> OUT </w:t>
       </w:r>
       <w:r>
         <w:rPr>
-          <w:rFonts w:hint="eastAsia"/>
+          <w:rFonts w:hint="eastAsia" w:eastAsia="黑体"/>
         </w:rPr>
         <w:t xml:space="preserve">与</w:t>
       </w:r>
       <w:r>
+        <w:rPr>
+          <w:rFonts w:eastAsia="黑体"/>
+        </w:rPr>
         <w:t xml:space="preserve"> </w:t>
       </w:r>
       <m:oMath>
@@ -408,15 +480,21 @@
         </m:sSub>
       </m:oMath>
       <w:r>
+        <w:rPr>
+          <w:rFonts w:eastAsia="黑体"/>
+        </w:rPr>
         <w:t xml:space="preserve"> </w:t>
       </w:r>
       <w:r>
         <w:rPr>
-          <w:rFonts w:hint="eastAsia"/>
+          <w:rFonts w:hint="eastAsia" w:eastAsia="黑体"/>
         </w:rPr>
         <w:t xml:space="preserve">右端相连，作为输出</w:t>
       </w:r>
       <w:r>
+        <w:rPr>
+          <w:rFonts w:eastAsia="黑体"/>
+        </w:rPr>
         <w:t xml:space="preserve"> </w:t>
       </w:r>
       <m:oMath>
@@ -441,7 +519,7 @@
       </m:oMath>
       <w:r>
         <w:rPr>
-          <w:rFonts w:hint="eastAsia"/>
+          <w:rFonts w:hint="eastAsia" w:eastAsia="黑体"/>
         </w:rPr>
         <w:t xml:space="preserve">）。</w:t>
       </w:r>
@@ -450,7 +528,7 @@
       <w:pPr/>
       <w:r>
         <w:rPr>
-          <w:rFonts w:hint="eastAsia"/>
+          <w:rFonts w:hint="eastAsia" w:eastAsia="黑体"/>
         </w:rPr>
         <w:t xml:space="preserve">各元件管脚连接：</w:t>
       </w:r>
@@ -460,11 +538,14 @@
         </m:r>
       </m:oMath>
       <w:r>
+        <w:rPr>
+          <w:rFonts w:eastAsia="黑体"/>
+        </w:rPr>
         <w:t xml:space="preserve"> </w:t>
       </w:r>
       <w:r>
         <w:rPr>
-          <w:rFonts w:hint="eastAsia"/>
+          <w:rFonts w:hint="eastAsia" w:eastAsia="黑体"/>
         </w:rPr>
         <w:t xml:space="preserve">一端接输入节点、另一端接反相端节点；</w:t>
       </w:r>
@@ -483,90 +564,118 @@
         </m:sSub>
       </m:oMath>
       <w:r>
+        <w:rPr>
+          <w:rFonts w:eastAsia="黑体"/>
+        </w:rPr>
         <w:t xml:space="preserve"> </w:t>
       </w:r>
       <w:r>
         <w:rPr>
-          <w:rFonts w:hint="eastAsia"/>
+          <w:rFonts w:hint="eastAsia" w:eastAsia="黑体"/>
         </w:rPr>
         <w:t xml:space="preserve">一端接反相端节点、另一端接输出节点；</w:t>
       </w:r>
       <w:r>
         <w:rPr>
+          <w:rFonts w:eastAsia="黑体"/>
           <w:b/>
           <w:bCs/>
         </w:rPr>
         <w:t xml:space="preserve">A1</w:t>
       </w:r>
       <w:r>
+        <w:rPr>
+          <w:rFonts w:eastAsia="黑体"/>
+        </w:rPr>
         <w:t xml:space="preserve"> </w:t>
       </w:r>
       <w:r>
         <w:rPr>
-          <w:rFonts w:hint="eastAsia"/>
+          <w:rFonts w:hint="eastAsia" w:eastAsia="黑体"/>
         </w:rPr>
         <w:t xml:space="preserve">的</w:t>
       </w:r>
       <w:r>
+        <w:rPr>
+          <w:rFonts w:eastAsia="黑体"/>
+        </w:rPr>
         <w:t xml:space="preserve"> IN− </w:t>
       </w:r>
       <w:r>
         <w:rPr>
-          <w:rFonts w:hint="eastAsia"/>
+          <w:rFonts w:hint="eastAsia" w:eastAsia="黑体"/>
         </w:rPr>
         <w:t xml:space="preserve">接反相端节点、IN+</w:t>
       </w:r>
       <w:r>
+        <w:rPr>
+          <w:rFonts w:eastAsia="黑体"/>
+        </w:rPr>
         <w:t xml:space="preserve"> </w:t>
       </w:r>
       <w:r>
         <w:rPr>
-          <w:rFonts w:hint="eastAsia"/>
+          <w:rFonts w:hint="eastAsia" w:eastAsia="黑体"/>
         </w:rPr>
         <w:t xml:space="preserve">接地</w:t>
       </w:r>
       <w:r>
+        <w:rPr>
+          <w:rFonts w:eastAsia="黑体"/>
+        </w:rPr>
         <w:t xml:space="preserve"> GND、OUT </w:t>
       </w:r>
       <w:r>
         <w:rPr>
-          <w:rFonts w:hint="eastAsia"/>
+          <w:rFonts w:hint="eastAsia" w:eastAsia="黑体"/>
         </w:rPr>
         <w:t xml:space="preserve">接输出节点、V+</w:t>
       </w:r>
       <w:r>
+        <w:rPr>
+          <w:rFonts w:eastAsia="黑体"/>
+        </w:rPr>
         <w:t xml:space="preserve"> </w:t>
       </w:r>
       <w:r>
         <w:rPr>
-          <w:rFonts w:hint="eastAsia"/>
+          <w:rFonts w:hint="eastAsia" w:eastAsia="黑体"/>
         </w:rPr>
         <w:t xml:space="preserve">接</w:t>
       </w:r>
       <w:r>
+        <w:rPr>
+          <w:rFonts w:eastAsia="黑体"/>
+        </w:rPr>
         <w:t xml:space="preserve"> +VCC、V− </w:t>
       </w:r>
       <w:r>
         <w:rPr>
-          <w:rFonts w:hint="eastAsia"/>
+          <w:rFonts w:hint="eastAsia" w:eastAsia="黑体"/>
         </w:rPr>
         <w:t xml:space="preserve">接</w:t>
       </w:r>
       <w:r>
+        <w:rPr>
+          <w:rFonts w:eastAsia="黑体"/>
+        </w:rPr>
         <w:t xml:space="preserve"> </w:t>
       </w:r>
       <w:r>
         <w:rPr>
-          <w:rFonts w:hint="eastAsia"/>
+          <w:rFonts w:hint="eastAsia" w:eastAsia="黑体"/>
         </w:rPr>
         <w:t xml:space="preserve">−VEE（单电源时</w:t>
       </w:r>
       <w:r>
+        <w:rPr>
+          <w:rFonts w:eastAsia="黑体"/>
+        </w:rPr>
         <w:t xml:space="preserve"> V− </w:t>
       </w:r>
       <w:r>
         <w:rPr>
-          <w:rFonts w:hint="eastAsia"/>
+          <w:rFonts w:hint="eastAsia" w:eastAsia="黑体"/>
         </w:rPr>
         <w:t xml:space="preserve">接地）。</w:t>
       </w:r>
@@ -575,11 +684,14 @@
       <w:pPr/>
       <w:r>
         <w:rPr>
-          <w:rFonts w:hint="eastAsia"/>
+          <w:rFonts w:hint="eastAsia" w:eastAsia="黑体"/>
         </w:rPr>
         <w:t xml:space="preserve">由此构成反相微分组态：输入经</w:t>
       </w:r>
       <w:r>
+        <w:rPr>
+          <w:rFonts w:eastAsia="黑体"/>
+        </w:rPr>
         <w:t xml:space="preserve"> </w:t>
       </w:r>
       <m:oMath>
@@ -588,11 +700,14 @@
         </m:r>
       </m:oMath>
       <w:r>
+        <w:rPr>
+          <w:rFonts w:eastAsia="黑体"/>
+        </w:rPr>
         <w:t xml:space="preserve"> </w:t>
       </w:r>
       <w:r>
         <w:rPr>
-          <w:rFonts w:hint="eastAsia"/>
+          <w:rFonts w:hint="eastAsia" w:eastAsia="黑体"/>
         </w:rPr>
         <w:t xml:space="preserve">耦合到反相端、</w:t>
       </w:r>
@@ -611,11 +726,14 @@
         </m:sSub>
       </m:oMath>
       <w:r>
+        <w:rPr>
+          <w:rFonts w:eastAsia="黑体"/>
+        </w:rPr>
         <w:t xml:space="preserve"> </w:t>
       </w:r>
       <w:r>
         <w:rPr>
-          <w:rFonts w:hint="eastAsia"/>
+          <w:rFonts w:hint="eastAsia" w:eastAsia="黑体"/>
         </w:rPr>
         <w:t xml:space="preserve">跨接输出与反相端，输出正比于输入电压的时间导数，用于提取信号变化率（边沿检测）。</w:t>
       </w:r>
@@ -628,7 +746,7 @@
       </w:pPr>
       <w:r>
         <w:rPr>
-          <w:rFonts w:hint="eastAsia"/>
+          <w:rFonts w:hint="eastAsia" w:eastAsia="黑体"/>
         </w:rPr>
         <w:t xml:space="preserve">工作原理</w:t>
       </w:r>
@@ -639,11 +757,14 @@
       </w:pPr>
       <w:r>
         <w:rPr>
-          <w:rFonts w:hint="eastAsia"/>
+          <w:rFonts w:hint="eastAsia" w:eastAsia="黑体"/>
         </w:rPr>
         <w:t xml:space="preserve">流过电容的电流</w:t>
       </w:r>
       <w:r>
+        <w:rPr>
+          <w:rFonts w:eastAsia="黑体"/>
+        </w:rPr>
         <w:t xml:space="preserve"> </w:t>
       </w:r>
       <m:oMath>
@@ -694,15 +815,21 @@
         </m:r>
       </m:oMath>
       <w:r>
+        <w:rPr>
+          <w:rFonts w:eastAsia="黑体"/>
+        </w:rPr>
         <w:t xml:space="preserve"> </w:t>
       </w:r>
       <w:r>
         <w:rPr>
-          <w:rFonts w:hint="eastAsia"/>
+          <w:rFonts w:hint="eastAsia" w:eastAsia="黑体"/>
         </w:rPr>
         <w:t xml:space="preserve">全部流过</w:t>
       </w:r>
       <w:r>
+        <w:rPr>
+          <w:rFonts w:eastAsia="黑体"/>
+        </w:rPr>
         <w:t xml:space="preserve"> </w:t>
       </w:r>
       <m:oMath>
@@ -721,11 +848,14 @@
       </m:oMath>
       <w:r>
         <w:rPr>
-          <w:rFonts w:hint="eastAsia"/>
+          <w:rFonts w:hint="eastAsia" w:eastAsia="黑体"/>
         </w:rPr>
         <w:t xml:space="preserve">，在输出端产生</w:t>
       </w:r>
       <w:r>
+        <w:rPr>
+          <w:rFonts w:eastAsia="黑体"/>
+        </w:rPr>
         <w:t xml:space="preserve"> </w:t>
       </w:r>
       <m:oMath>
@@ -810,7 +940,7 @@
       </m:oMath>
       <w:r>
         <w:rPr>
-          <w:rFonts w:hint="eastAsia"/>
+          <w:rFonts w:hint="eastAsia" w:eastAsia="黑体"/>
         </w:rPr>
         <w:t xml:space="preserve">。输入变化越快，输出越大；输入恒定（直流）时电容阻断电流、输出为零。</w:t>
       </w:r>
@@ -823,7 +953,7 @@
       </w:pPr>
       <w:r>
         <w:rPr>
-          <w:rFonts w:hint="eastAsia"/>
+          <w:rFonts w:hint="eastAsia" w:eastAsia="黑体"/>
         </w:rPr>
         <w:t xml:space="preserve">关键计算公式</w:t>
       </w:r>
@@ -837,7 +967,7 @@
       </w:pPr>
       <w:r>
         <w:rPr>
-          <w:rFonts w:hint="eastAsia"/>
+          <w:rFonts w:hint="eastAsia" w:eastAsia="黑体"/>
         </w:rPr>
         <w:t xml:space="preserve">理想微分输出：</w:t>
       </w:r>
@@ -942,7 +1072,7 @@
       </w:pPr>
       <w:r>
         <w:rPr>
-          <w:rFonts w:hint="eastAsia"/>
+          <w:rFonts w:hint="eastAsia" w:eastAsia="黑体"/>
         </w:rPr>
         <w:t xml:space="preserve">频率响应（角频率域）：</w:t>
       </w:r>
@@ -1023,7 +1153,7 @@
       </w:pPr>
       <w:r>
         <w:rPr>
-          <w:rFonts w:hint="eastAsia"/>
+          <w:rFonts w:hint="eastAsia" w:eastAsia="黑体"/>
         </w:rPr>
         <w:t xml:space="preserve">相位（理想）：</w:t>
       </w:r>
@@ -1080,7 +1210,7 @@
       </w:pPr>
       <w:r>
         <w:rPr>
-          <w:rFonts w:hint="eastAsia"/>
+          <w:rFonts w:hint="eastAsia" w:eastAsia="黑体"/>
         </w:rPr>
         <w:t xml:space="preserve">增益随频率（幅度）：</w:t>
       </w:r>
@@ -1182,7 +1312,7 @@
       </w:pPr>
       <w:r>
         <w:rPr>
-          <w:rFonts w:hint="eastAsia"/>
+          <w:rFonts w:hint="eastAsia" w:eastAsia="黑体"/>
         </w:rPr>
         <w:t xml:space="preserve">稳定补偿（限制高频增益）：</w:t>
       </w:r>
@@ -1279,7 +1409,7 @@
             </w:pPr>
             <w:r>
               <w:rPr>
-                <w:rFonts w:hint="eastAsia"/>
+                <w:rFonts w:hint="eastAsia" w:eastAsia="黑体"/>
               </w:rPr>
               <w:t xml:space="preserve">符号</w:t>
             </w:r>
@@ -1293,7 +1423,7 @@
             </w:pPr>
             <w:r>
               <w:rPr>
-                <w:rFonts w:hint="eastAsia"/>
+                <w:rFonts w:hint="eastAsia" w:eastAsia="黑体"/>
               </w:rPr>
               <w:t xml:space="preserve">含义</w:t>
             </w:r>
@@ -1307,7 +1437,7 @@
             </w:pPr>
             <w:r>
               <w:rPr>
-                <w:rFonts w:hint="eastAsia"/>
+                <w:rFonts w:hint="eastAsia" w:eastAsia="黑体"/>
               </w:rPr>
               <w:t xml:space="preserve">单位</w:t>
             </w:r>
@@ -1327,6 +1457,9 @@
               </m:r>
             </m:oMath>
             <w:r>
+              <w:rPr>
+                <w:rFonts w:eastAsia="黑体"/>
+              </w:rPr>
               <w:t xml:space="preserve">​</w:t>
             </w:r>
           </w:p>
@@ -1339,7 +1472,7 @@
             </w:pPr>
             <w:r>
               <w:rPr>
-                <w:rFonts w:hint="eastAsia"/>
+                <w:rFonts w:hint="eastAsia" w:eastAsia="黑体"/>
               </w:rPr>
               <w:t xml:space="preserve">输入耦合电容</w:t>
             </w:r>
@@ -1352,6 +1485,9 @@
               <w:pStyle w:val="Compact"/>
             </w:pPr>
             <w:r>
+              <w:rPr>
+                <w:rFonts w:eastAsia="黑体"/>
+              </w:rPr>
               <w:t xml:space="preserve">F</w:t>
             </w:r>
           </w:p>
@@ -1379,6 +1515,9 @@
               </m:sSub>
             </m:oMath>
             <w:r>
+              <w:rPr>
+                <w:rFonts w:eastAsia="黑体"/>
+              </w:rPr>
               <w:t xml:space="preserve">​</w:t>
             </w:r>
           </w:p>
@@ -1391,7 +1530,7 @@
             </w:pPr>
             <w:r>
               <w:rPr>
-                <w:rFonts w:hint="eastAsia"/>
+                <w:rFonts w:hint="eastAsia" w:eastAsia="黑体"/>
               </w:rPr>
               <w:t xml:space="preserve">反馈电阻</w:t>
             </w:r>
@@ -1404,6 +1543,9 @@
               <w:pStyle w:val="Compact"/>
             </w:pPr>
             <w:r>
+              <w:rPr>
+                <w:rFonts w:eastAsia="黑体"/>
+              </w:rPr>
               <w:t xml:space="preserve">Ω</w:t>
             </w:r>
           </w:p>
@@ -1422,6 +1564,9 @@
               </m:r>
             </m:oMath>
             <w:r>
+              <w:rPr>
+                <w:rFonts w:eastAsia="黑体"/>
+              </w:rPr>
               <w:t xml:space="preserve">​</w:t>
             </w:r>
           </w:p>
@@ -1434,7 +1579,7 @@
             </w:pPr>
             <w:r>
               <w:rPr>
-                <w:rFonts w:hint="eastAsia"/>
+                <w:rFonts w:hint="eastAsia" w:eastAsia="黑体"/>
               </w:rPr>
               <w:t xml:space="preserve">时间</w:t>
             </w:r>
@@ -1447,6 +1592,9 @@
               <w:pStyle w:val="Compact"/>
             </w:pPr>
             <w:r>
+              <w:rPr>
+                <w:rFonts w:eastAsia="黑体"/>
+              </w:rPr>
               <w:t xml:space="preserve">s</w:t>
             </w:r>
           </w:p>
@@ -1477,6 +1625,9 @@
               </m:sSub>
             </m:oMath>
             <w:r>
+              <w:rPr>
+                <w:rFonts w:eastAsia="黑体"/>
+              </w:rPr>
               <w:t xml:space="preserve">​</w:t>
             </w:r>
           </w:p>
@@ -1489,7 +1640,7 @@
             </w:pPr>
             <w:r>
               <w:rPr>
-                <w:rFonts w:hint="eastAsia"/>
+                <w:rFonts w:hint="eastAsia" w:eastAsia="黑体"/>
               </w:rPr>
               <w:t xml:space="preserve">输入稳定电阻</w:t>
             </w:r>
@@ -1502,6 +1653,9 @@
               <w:pStyle w:val="Compact"/>
             </w:pPr>
             <w:r>
+              <w:rPr>
+                <w:rFonts w:eastAsia="黑体"/>
+              </w:rPr>
               <w:t xml:space="preserve">Ω</w:t>
             </w:r>
           </w:p>
@@ -1529,6 +1683,9 @@
               </m:sSub>
             </m:oMath>
             <w:r>
+              <w:rPr>
+                <w:rFonts w:eastAsia="黑体"/>
+              </w:rPr>
               <w:t xml:space="preserve">​</w:t>
             </w:r>
           </w:p>
@@ -1541,7 +1698,7 @@
             </w:pPr>
             <w:r>
               <w:rPr>
-                <w:rFonts w:hint="eastAsia"/>
+                <w:rFonts w:hint="eastAsia" w:eastAsia="黑体"/>
               </w:rPr>
               <w:t xml:space="preserve">反馈补偿电容</w:t>
             </w:r>
@@ -1554,6 +1711,9 @@
               <w:pStyle w:val="Compact"/>
             </w:pPr>
             <w:r>
+              <w:rPr>
+                <w:rFonts w:eastAsia="黑体"/>
+              </w:rPr>
               <w:t xml:space="preserve">F</w:t>
             </w:r>
           </w:p>
@@ -1568,7 +1728,7 @@
       </w:pPr>
       <w:r>
         <w:rPr>
-          <w:rFonts w:hint="eastAsia"/>
+          <w:rFonts w:hint="eastAsia" w:eastAsia="黑体"/>
         </w:rPr>
         <w:t xml:space="preserve">元件调整影响</w:t>
       </w:r>
@@ -1597,6 +1757,7 @@
       </m:oMath>
       <w:r>
         <w:rPr>
+          <w:rFonts w:eastAsia="黑体"/>
           <w:b/>
           <w:bCs/>
         </w:rPr>
@@ -1604,7 +1765,7 @@
       </w:r>
       <w:r>
         <w:rPr>
-          <w:rFonts w:hint="eastAsia"/>
+          <w:rFonts w:hint="eastAsia" w:eastAsia="黑体"/>
           <w:b/>
           <w:bCs/>
         </w:rPr>
@@ -1612,6 +1773,7 @@
       </w:r>
       <w:r>
         <w:rPr>
+          <w:rFonts w:eastAsia="黑体"/>
           <w:b/>
           <w:bCs/>
         </w:rPr>
@@ -1624,6 +1786,7 @@
       </m:oMath>
       <w:r>
         <w:rPr>
+          <w:rFonts w:eastAsia="黑体"/>
           <w:b/>
           <w:bCs/>
         </w:rPr>
@@ -1631,25 +1794,34 @@
       </w:r>
       <w:r>
         <w:rPr>
-          <w:rFonts w:hint="eastAsia"/>
+          <w:rFonts w:hint="eastAsia" w:eastAsia="黑体"/>
           <w:b/>
           <w:bCs/>
         </w:rPr>
         <w:t xml:space="preserve">增大</w:t>
       </w:r>
       <w:r>
+        <w:rPr>
+          <w:rFonts w:eastAsia="黑体"/>
+        </w:rPr>
         <w:t xml:space="preserve"> </w:t>
       </w:r>
       <w:r>
+        <w:rPr>
+          <w:rFonts w:eastAsia="黑体"/>
+        </w:rPr>
         <w:t xml:space="preserve">→ </w:t>
       </w:r>
       <w:r>
         <w:rPr>
-          <w:rFonts w:hint="eastAsia"/>
+          <w:rFonts w:hint="eastAsia" w:eastAsia="黑体"/>
         </w:rPr>
         <w:t xml:space="preserve">微分项系数</w:t>
       </w:r>
       <w:r>
+        <w:rPr>
+          <w:rFonts w:eastAsia="黑体"/>
+        </w:rPr>
         <w:t xml:space="preserve"> </w:t>
       </w:r>
       <m:oMath>
@@ -1670,11 +1842,14 @@
         </m:r>
       </m:oMath>
       <w:r>
+        <w:rPr>
+          <w:rFonts w:eastAsia="黑体"/>
+        </w:rPr>
         <w:t xml:space="preserve"> </w:t>
       </w:r>
       <w:r>
         <w:rPr>
-          <w:rFonts w:hint="eastAsia"/>
+          <w:rFonts w:hint="eastAsia" w:eastAsia="黑体"/>
         </w:rPr>
         <w:t xml:space="preserve">增大，同样变化率的输出幅度增大。</w:t>
       </w:r>
@@ -1706,6 +1881,7 @@
       </m:oMath>
       <w:r>
         <w:rPr>
+          <w:rFonts w:eastAsia="黑体"/>
           <w:b/>
           <w:bCs/>
         </w:rPr>
@@ -1713,21 +1889,27 @@
       </w:r>
       <w:r>
         <w:rPr>
-          <w:rFonts w:hint="eastAsia"/>
+          <w:rFonts w:hint="eastAsia" w:eastAsia="黑体"/>
           <w:b/>
           <w:bCs/>
         </w:rPr>
         <w:t xml:space="preserve">过大</w:t>
       </w:r>
       <w:r>
+        <w:rPr>
+          <w:rFonts w:eastAsia="黑体"/>
+        </w:rPr>
         <w:t xml:space="preserve"> </w:t>
       </w:r>
       <w:r>
+        <w:rPr>
+          <w:rFonts w:eastAsia="黑体"/>
+        </w:rPr>
         <w:t xml:space="preserve">→ </w:t>
       </w:r>
       <w:r>
         <w:rPr>
-          <w:rFonts w:hint="eastAsia"/>
+          <w:rFonts w:hint="eastAsia" w:eastAsia="黑体"/>
         </w:rPr>
         <w:t xml:space="preserve">高频增益过高，噪声被严重放大，甚至自激振荡。</w:t>
       </w:r>
@@ -1742,7 +1924,7 @@
       </w:pPr>
       <w:r>
         <w:rPr>
-          <w:rFonts w:hint="eastAsia"/>
+          <w:rFonts w:hint="eastAsia" w:eastAsia="黑体"/>
           <w:b/>
           <w:bCs/>
         </w:rPr>
@@ -1750,6 +1932,7 @@
       </w:r>
       <w:r>
         <w:rPr>
+          <w:rFonts w:eastAsia="黑体"/>
           <w:b/>
           <w:bCs/>
         </w:rPr>
@@ -1774,6 +1957,7 @@
       </m:oMath>
       <w:r>
         <w:rPr>
+          <w:rFonts w:eastAsia="黑体"/>
           <w:b/>
           <w:bCs/>
         </w:rPr>
@@ -1781,25 +1965,34 @@
       </w:r>
       <w:r>
         <w:rPr>
-          <w:rFonts w:hint="eastAsia"/>
+          <w:rFonts w:hint="eastAsia" w:eastAsia="黑体"/>
           <w:b/>
           <w:bCs/>
         </w:rPr>
         <w:t xml:space="preserve">增大</w:t>
       </w:r>
       <w:r>
+        <w:rPr>
+          <w:rFonts w:eastAsia="黑体"/>
+        </w:rPr>
         <w:t xml:space="preserve"> </w:t>
       </w:r>
       <w:r>
+        <w:rPr>
+          <w:rFonts w:eastAsia="黑体"/>
+        </w:rPr>
         <w:t xml:space="preserve">→ </w:t>
       </w:r>
       <w:r>
         <w:rPr>
-          <w:rFonts w:hint="eastAsia"/>
+          <w:rFonts w:hint="eastAsia" w:eastAsia="黑体"/>
         </w:rPr>
         <w:t xml:space="preserve">高频增益被限制在</w:t>
       </w:r>
       <w:r>
+        <w:rPr>
+          <w:rFonts w:eastAsia="黑体"/>
+        </w:rPr>
         <w:t xml:space="preserve"> </w:t>
       </w:r>
       <m:oMath>
@@ -1839,7 +2032,7 @@
       </m:oMath>
       <w:r>
         <w:rPr>
-          <w:rFonts w:hint="eastAsia"/>
+          <w:rFonts w:hint="eastAsia" w:eastAsia="黑体"/>
         </w:rPr>
         <w:t xml:space="preserve">，稳定性变好。</w:t>
       </w:r>
@@ -1854,7 +2047,7 @@
       </w:pPr>
       <w:r>
         <w:rPr>
-          <w:rFonts w:hint="eastAsia"/>
+          <w:rFonts w:hint="eastAsia" w:eastAsia="黑体"/>
           <w:b/>
           <w:bCs/>
         </w:rPr>
@@ -1862,6 +2055,7 @@
       </w:r>
       <w:r>
         <w:rPr>
+          <w:rFonts w:eastAsia="黑体"/>
           <w:b/>
           <w:bCs/>
         </w:rPr>
@@ -1883,6 +2077,7 @@
       </m:oMath>
       <w:r>
         <w:rPr>
+          <w:rFonts w:eastAsia="黑体"/>
           <w:b/>
           <w:bCs/>
         </w:rPr>
@@ -1890,21 +2085,27 @@
       </w:r>
       <w:r>
         <w:rPr>
-          <w:rFonts w:hint="eastAsia"/>
+          <w:rFonts w:hint="eastAsia" w:eastAsia="黑体"/>
           <w:b/>
           <w:bCs/>
         </w:rPr>
         <w:t xml:space="preserve">增大</w:t>
       </w:r>
       <w:r>
+        <w:rPr>
+          <w:rFonts w:eastAsia="黑体"/>
+        </w:rPr>
         <w:t xml:space="preserve"> </w:t>
       </w:r>
       <w:r>
+        <w:rPr>
+          <w:rFonts w:eastAsia="黑体"/>
+        </w:rPr>
         <w:t xml:space="preserve">→ </w:t>
       </w:r>
       <w:r>
         <w:rPr>
-          <w:rFonts w:hint="eastAsia"/>
+          <w:rFonts w:hint="eastAsia" w:eastAsia="黑体"/>
         </w:rPr>
         <w:t xml:space="preserve">进一步压低高频，改善稳定性。</w:t>
       </w:r>
@@ -1917,7 +2118,7 @@
       </w:pPr>
       <w:r>
         <w:rPr>
-          <w:rFonts w:hint="eastAsia"/>
+          <w:rFonts w:hint="eastAsia" w:eastAsia="黑体"/>
         </w:rPr>
         <w:t xml:space="preserve">典型参数示例</w:t>
       </w:r>
@@ -1932,11 +2133,14 @@
       </w:pPr>
       <w:r>
         <w:rPr>
-          <w:rFonts w:hint="eastAsia"/>
+          <w:rFonts w:hint="eastAsia" w:eastAsia="黑体"/>
         </w:rPr>
         <w:t xml:space="preserve">取</w:t>
       </w:r>
       <w:r>
+        <w:rPr>
+          <w:rFonts w:eastAsia="黑体"/>
+        </w:rPr>
         <w:t xml:space="preserve"> </w:t>
       </w:r>
       <m:oMath>
@@ -1973,6 +2177,9 @@
         </m:r>
       </m:oMath>
       <w:r>
+        <w:rPr>
+          <w:rFonts w:eastAsia="黑体"/>
+        </w:rPr>
         <w:t xml:space="preserve">、</w:t>
       </w:r>
       <m:oMath>
@@ -2004,11 +2211,14 @@
       </m:oMath>
       <w:r>
         <w:rPr>
-          <w:rFonts w:hint="eastAsia"/>
+          <w:rFonts w:hint="eastAsia" w:eastAsia="黑体"/>
         </w:rPr>
         <w:t xml:space="preserve">，输入斜率</w:t>
       </w:r>
       <w:r>
+        <w:rPr>
+          <w:rFonts w:eastAsia="黑体"/>
+        </w:rPr>
         <w:t xml:space="preserve"> </w:t>
       </w:r>
       <m:oMath>
@@ -2052,7 +2262,7 @@
       </m:oMath>
       <w:r>
         <w:rPr>
-          <w:rFonts w:hint="eastAsia"/>
+          <w:rFonts w:hint="eastAsia" w:eastAsia="黑体"/>
         </w:rPr>
         <w:t xml:space="preserve">：</w:t>
       </w:r>
@@ -2169,7 +2379,7 @@
       </m:oMath>
       <w:r>
         <w:rPr>
-          <w:rFonts w:hint="eastAsia"/>
+          <w:rFonts w:hint="eastAsia" w:eastAsia="黑体"/>
         </w:rPr>
         <w:t xml:space="preserve">（已超供电，实际受输出摆幅限制）。</w:t>
       </w:r>
@@ -2184,7 +2394,7 @@
       </w:pPr>
       <w:r>
         <w:rPr>
-          <w:rFonts w:hint="eastAsia"/>
+          <w:rFonts w:hint="eastAsia" w:eastAsia="黑体"/>
         </w:rPr>
         <w:t xml:space="preserve">常用微分量级：</w:t>
       </w:r>
@@ -2222,6 +2432,9 @@
         </m:r>
       </m:oMath>
       <w:r>
+        <w:rPr>
+          <w:rFonts w:eastAsia="黑体"/>
+        </w:rPr>
         <w:t xml:space="preserve">、</w:t>
       </w:r>
       <m:oMath>
@@ -2250,11 +2463,14 @@
       </m:oMath>
       <w:r>
         <w:rPr>
-          <w:rFonts w:hint="eastAsia"/>
+          <w:rFonts w:hint="eastAsia" w:eastAsia="黑体"/>
         </w:rPr>
         <w:t xml:space="preserve">，输入</w:t>
       </w:r>
       <w:r>
+        <w:rPr>
+          <w:rFonts w:eastAsia="黑体"/>
+        </w:rPr>
         <w:t xml:space="preserve"> </w:t>
       </w:r>
       <m:oMath>
@@ -2273,15 +2489,21 @@
         </m:r>
       </m:oMath>
       <w:r>
+        <w:rPr>
+          <w:rFonts w:eastAsia="黑体"/>
+        </w:rPr>
         <w:t xml:space="preserve"> </w:t>
       </w:r>
       <w:r>
         <w:rPr>
-          <w:rFonts w:hint="eastAsia"/>
+          <w:rFonts w:hint="eastAsia" w:eastAsia="黑体"/>
         </w:rPr>
         <w:t xml:space="preserve">时</w:t>
       </w:r>
       <w:r>
+        <w:rPr>
+          <w:rFonts w:eastAsia="黑体"/>
+        </w:rPr>
         <w:t xml:space="preserve"> </w:t>
       </w:r>
       <m:oMath>
@@ -2330,6 +2552,9 @@
         </m:r>
       </m:oMath>
       <w:r>
+        <w:rPr>
+          <w:rFonts w:eastAsia="黑体"/>
+        </w:rPr>
         <w:t xml:space="preserve">。</w:t>
       </w:r>
     </w:p>
@@ -2341,7 +2566,7 @@
       </w:pPr>
       <w:r>
         <w:rPr>
-          <w:rFonts w:hint="eastAsia"/>
+          <w:rFonts w:hint="eastAsia" w:eastAsia="黑体"/>
         </w:rPr>
         <w:t xml:space="preserve">常见器件型号</w:t>
       </w:r>
@@ -2356,7 +2581,7 @@
       </w:pPr>
       <w:r>
         <w:rPr>
-          <w:rFonts w:hint="eastAsia"/>
+          <w:rFonts w:hint="eastAsia" w:eastAsia="黑体"/>
         </w:rPr>
         <w:t xml:space="preserve">运放：LM358、TL072、OPA2277。</w:t>
       </w:r>
@@ -2371,16 +2596,19 @@
       </w:pPr>
       <w:r>
         <w:rPr>
-          <w:rFonts w:hint="eastAsia"/>
+          <w:rFonts w:hint="eastAsia" w:eastAsia="黑体"/>
         </w:rPr>
         <w:t xml:space="preserve">电容：C0G/NP0</w:t>
       </w:r>
       <w:r>
+        <w:rPr>
+          <w:rFonts w:eastAsia="黑体"/>
+        </w:rPr>
         <w:t xml:space="preserve"> </w:t>
       </w:r>
       <w:r>
         <w:rPr>
-          <w:rFonts w:hint="eastAsia"/>
+          <w:rFonts w:hint="eastAsia" w:eastAsia="黑体"/>
         </w:rPr>
         <w:t xml:space="preserve">或聚酯薄膜电容（低漏电、稳定）。</w:t>
       </w:r>
@@ -2393,7 +2621,7 @@
       </w:pPr>
       <w:r>
         <w:rPr>
-          <w:rFonts w:hint="eastAsia"/>
+          <w:rFonts w:hint="eastAsia" w:eastAsia="黑体"/>
         </w:rPr>
         <w:t xml:space="preserve">注意事项</w:t>
       </w:r>
@@ -2408,11 +2636,14 @@
       </w:pPr>
       <w:r>
         <w:rPr>
-          <w:rFonts w:hint="eastAsia"/>
+          <w:rFonts w:hint="eastAsia" w:eastAsia="黑体"/>
         </w:rPr>
         <w:t xml:space="preserve">纯理想微分电路对高频噪声极其敏感，实际必须加</w:t>
       </w:r>
       <w:r>
+        <w:rPr>
+          <w:rFonts w:eastAsia="黑体"/>
+        </w:rPr>
         <w:t xml:space="preserve"> </w:t>
       </w:r>
       <m:oMath>
@@ -2433,6 +2664,9 @@
         </m:sSub>
       </m:oMath>
       <w:r>
+        <w:rPr>
+          <w:rFonts w:eastAsia="黑体"/>
+        </w:rPr>
         <w:t xml:space="preserve">、</w:t>
       </w:r>
       <m:oMath>
@@ -2450,11 +2684,14 @@
         </m:sSub>
       </m:oMath>
       <w:r>
+        <w:rPr>
+          <w:rFonts w:eastAsia="黑体"/>
+        </w:rPr>
         <w:t xml:space="preserve"> </w:t>
       </w:r>
       <w:r>
         <w:rPr>
-          <w:rFonts w:hint="eastAsia"/>
+          <w:rFonts w:hint="eastAsia" w:eastAsia="黑体"/>
         </w:rPr>
         <w:t xml:space="preserve">限制高频增益。</w:t>
       </w:r>
@@ -2469,7 +2706,7 @@
       </w:pPr>
       <w:r>
         <w:rPr>
-          <w:rFonts w:hint="eastAsia"/>
+          <w:rFonts w:hint="eastAsia" w:eastAsia="黑体"/>
         </w:rPr>
         <w:t xml:space="preserve">输出易受运放摆率、增益带宽积限制；输入突变时输出可能饱和。</w:t>
       </w:r>
@@ -2484,7 +2721,7 @@
       </w:pPr>
       <w:r>
         <w:rPr>
-          <w:rFonts w:hint="eastAsia"/>
+          <w:rFonts w:hint="eastAsia" w:eastAsia="黑体"/>
         </w:rPr>
         <w:t xml:space="preserve">电容漏电与运放输入偏置电流会造成直流漂移。</w:t>
       </w:r>
@@ -2497,7 +2734,7 @@
       </w:pPr>
       <w:r>
         <w:rPr>
-          <w:rFonts w:hint="eastAsia"/>
+          <w:rFonts w:hint="eastAsia" w:eastAsia="黑体"/>
         </w:rPr>
         <w:t xml:space="preserve">参考资料</w:t>
       </w:r>
@@ -2512,7 +2749,7 @@
       </w:pPr>
       <w:r>
         <w:rPr>
-          <w:rFonts w:hint="eastAsia"/>
+          <w:rFonts w:hint="eastAsia" w:eastAsia="黑体"/>
         </w:rPr>
         <w:t xml:space="preserve">《模拟电子技术基础》（童诗白、华成英）。</w:t>
       </w:r>
@@ -2526,11 +2763,14 @@
         </w:numPr>
       </w:pPr>
       <w:r>
+        <w:rPr>
+          <w:rFonts w:eastAsia="黑体"/>
+        </w:rPr>
         <w:t xml:space="preserve">Wikipedia: Operational amplifier </w:t>
       </w:r>
       <w:r>
         <w:rPr>
-          <w:rFonts w:hint="eastAsia"/>
+          <w:rFonts w:hint="eastAsia" w:eastAsia="黑体"/>
         </w:rPr>
         <w:t xml:space="preserve">applications（Differentiator）。</w:t>
       </w:r>
@@ -2544,15 +2784,21 @@
         </w:numPr>
       </w:pPr>
       <w:r>
+        <w:rPr>
+          <w:rFonts w:eastAsia="黑体"/>
+        </w:rPr>
         <w:t xml:space="preserve">TI </w:t>
       </w:r>
       <w:r>
         <w:rPr>
-          <w:rFonts w:hint="eastAsia"/>
+          <w:rFonts w:hint="eastAsia" w:eastAsia="黑体"/>
         </w:rPr>
         <w:t xml:space="preserve">应用笔记</w:t>
       </w:r>
       <w:r>
+        <w:rPr>
+          <w:rFonts w:eastAsia="黑体"/>
+        </w:rPr>
         <w:t xml:space="preserve"> SLAA068。</w:t>
       </w:r>
     </w:p>
@@ -2565,11 +2811,11 @@
       </w:pPr>
       <w:r>
         <w:rPr>
-          <w:rFonts w:ascii="Times New Roman" w:hAnsi="Times New Roman"/>
+          <w:rFonts w:ascii="Times New Roman" w:hAnsi="Times New Roman" w:eastAsia="黑体"/>
           <w:color w:val="555555"/>
           <w:sz w:val="21"/>
         </w:rPr>
-        <w:t>材料收集者：杜文杰</w:t>
+        <w:t>材料收集者：杜文杰，WX手机：19519196569，QQ:3478827729</w:t>
       </w:r>
     </w:p>
     <w:sectPr>
@@ -2589,7 +2835,7 @@
 </file>
 
 <file path=word/footer1.xml><?xml version="1.0" encoding="utf-8"?>
-<w:ftr xmlns:m="http://schemas.openxmlformats.org/officeDocument/2006/math" xmlns:mc="http://schemas.openxmlformats.org/markup-compatibility/2006" xmlns:mo="http://schemas.microsoft.com/office/mac/office/2008/main" xmlns:mv="urn:schemas-microsoft-com:mac:vml" xmlns:o="urn:schemas-microsoft-com:office:office" xmlns:r="http://schemas.openxmlformats.org/officeDocument/2006/relationships" xmlns:v="urn:schemas-microsoft-com:vml" xmlns:w10="urn:schemas-microsoft-com:office:word" xmlns:w14="http://schemas.microsoft.com/office/word/2010/wordml" xmlns:w="http://schemas.openxmlformats.org/wordprocessingml/2006/main" xmlns:wne="http://schemas.microsoft.com/office/word/2006/wordml" xmlns:wp14="http://schemas.microsoft.com/office/word/2010/wordprocessingDrawing" xmlns:wp="http://schemas.openxmlformats.org/drawingml/2006/wordprocessingDrawing" xmlns:wpc="http://schemas.microsoft.com/office/word/2010/wordprocessingCanvas" xmlns:wpg="http://schemas.microsoft.com/office/word/2010/wordprocessingGroup" xmlns:wpi="http://schemas.microsoft.com/office/word/2010/wordprocessingInk" xmlns:wps="http://schemas.microsoft.com/office/word/2010/wordprocessingShape" mc:Ignorable="w14 wp14">
+<w:ftr xmlns:mc="http://schemas.openxmlformats.org/markup-compatibility/2006" xmlns:w="http://schemas.openxmlformats.org/wordprocessingml/2006/main" xmlns:m="http://schemas.openxmlformats.org/officeDocument/2006/math" xmlns:mo="http://schemas.microsoft.com/office/mac/office/2008/main" xmlns:mv="urn:schemas-microsoft-com:mac:vml" xmlns:o="urn:schemas-microsoft-com:office:office" xmlns:r="http://schemas.openxmlformats.org/officeDocument/2006/relationships" xmlns:v="urn:schemas-microsoft-com:vml" xmlns:w10="urn:schemas-microsoft-com:office:word" xmlns:w14="http://schemas.microsoft.com/office/word/2010/wordml" xmlns:wne="http://schemas.microsoft.com/office/word/2006/wordml" xmlns:wp14="http://schemas.microsoft.com/office/word/2010/wordprocessingDrawing" xmlns:wp="http://schemas.openxmlformats.org/drawingml/2006/wordprocessingDrawing" xmlns:wpc="http://schemas.microsoft.com/office/word/2010/wordprocessingCanvas" xmlns:wpg="http://schemas.microsoft.com/office/word/2010/wordprocessingGroup" xmlns:wpi="http://schemas.microsoft.com/office/word/2010/wordprocessingInk" xmlns:wps="http://schemas.microsoft.com/office/word/2010/wordprocessingShape" mc:Ignorable="w14 wp14">
   <w:p>
     <w:pPr>
       <w:pStyle w:val="Footer"/>
@@ -2597,12 +2843,14 @@
     </w:pPr>
     <w:r>
       <w:rPr>
+        <w:rFonts w:eastAsia="黑体"/>
         <w:sz w:val="18"/>
       </w:rPr>
       <w:t xml:space="preserve">第 </w:t>
     </w:r>
     <w:r>
       <w:rPr>
+        <w:rFonts w:eastAsia="黑体"/>
         <w:sz w:val="18"/>
       </w:rPr>
       <w:fldChar w:fldCharType="begin"/>
@@ -2611,6 +2859,7 @@
     </w:r>
     <w:r>
       <w:rPr>
+        <w:rFonts w:eastAsia="黑体"/>
         <w:sz w:val="18"/>
       </w:rPr>
       <w:t xml:space="preserve"> 页</w:t>
@@ -2624,6 +2873,9 @@
   <w:footnote w:type="continuationSeparator" w:id="0">
     <w:p>
       <w:r>
+        <w:rPr>
+          <w:rFonts w:eastAsia="黑体"/>
+        </w:rPr>
         <w:continuationSeparator/>
       </w:r>
     </w:p>
@@ -2631,6 +2883,9 @@
   <w:footnote w:type="separator" w:id="-1">
     <w:p>
       <w:r>
+        <w:rPr>
+          <w:rFonts w:eastAsia="黑体"/>
+        </w:rPr>
         <w:separator/>
       </w:r>
     </w:p>
@@ -2639,7 +2894,7 @@
 </file>
 
 <file path=word/header1.xml><?xml version="1.0" encoding="utf-8"?>
-<w:hdr xmlns:m="http://schemas.openxmlformats.org/officeDocument/2006/math" xmlns:mc="http://schemas.openxmlformats.org/markup-compatibility/2006" xmlns:mo="http://schemas.microsoft.com/office/mac/office/2008/main" xmlns:mv="urn:schemas-microsoft-com:mac:vml" xmlns:o="urn:schemas-microsoft-com:office:office" xmlns:r="http://schemas.openxmlformats.org/officeDocument/2006/relationships" xmlns:v="urn:schemas-microsoft-com:vml" xmlns:w10="urn:schemas-microsoft-com:office:word" xmlns:w14="http://schemas.microsoft.com/office/word/2010/wordml" xmlns:w="http://schemas.openxmlformats.org/wordprocessingml/2006/main" xmlns:wne="http://schemas.microsoft.com/office/word/2006/wordml" xmlns:wp14="http://schemas.microsoft.com/office/word/2010/wordprocessingDrawing" xmlns:wp="http://schemas.openxmlformats.org/drawingml/2006/wordprocessingDrawing" xmlns:wpc="http://schemas.microsoft.com/office/word/2010/wordprocessingCanvas" xmlns:wpg="http://schemas.microsoft.com/office/word/2010/wordprocessingGroup" xmlns:wpi="http://schemas.microsoft.com/office/word/2010/wordprocessingInk" xmlns:wps="http://schemas.microsoft.com/office/word/2010/wordprocessingShape" mc:Ignorable="w14 wp14">
+<w:hdr xmlns:mc="http://schemas.openxmlformats.org/markup-compatibility/2006" xmlns:w="http://schemas.openxmlformats.org/wordprocessingml/2006/main" xmlns:m="http://schemas.openxmlformats.org/officeDocument/2006/math" xmlns:mo="http://schemas.microsoft.com/office/mac/office/2008/main" xmlns:mv="urn:schemas-microsoft-com:mac:vml" xmlns:o="urn:schemas-microsoft-com:office:office" xmlns:r="http://schemas.openxmlformats.org/officeDocument/2006/relationships" xmlns:v="urn:schemas-microsoft-com:vml" xmlns:w10="urn:schemas-microsoft-com:office:word" xmlns:w14="http://schemas.microsoft.com/office/word/2010/wordml" xmlns:wne="http://schemas.microsoft.com/office/word/2006/wordml" xmlns:wp14="http://schemas.microsoft.com/office/word/2010/wordprocessingDrawing" xmlns:wp="http://schemas.openxmlformats.org/drawingml/2006/wordprocessingDrawing" xmlns:wpc="http://schemas.microsoft.com/office/word/2010/wordprocessingCanvas" xmlns:wpg="http://schemas.microsoft.com/office/word/2010/wordprocessingGroup" xmlns:wpi="http://schemas.microsoft.com/office/word/2010/wordprocessingInk" xmlns:wps="http://schemas.microsoft.com/office/word/2010/wordprocessingShape" mc:Ignorable="w14 wp14">
   <w:p>
     <w:pPr>
       <w:pStyle w:val="Header"/>
@@ -2647,7 +2902,7 @@
     </w:pPr>
     <w:r>
       <w:rPr>
-        <w:rFonts w:ascii="Times New Roman" w:hAnsi="Times New Roman"/>
+        <w:rFonts w:ascii="Times New Roman" w:hAnsi="Times New Roman" w:eastAsia="黑体"/>
         <w:sz w:val="18"/>
         <w:rFonts w:eastAsia="黑体"/>
         <w:rFonts w:eastAsia="黑体"/>
@@ -2659,7 +2914,7 @@
 </file>
 
 <file path=word/numbering.xml><?xml version="1.0" encoding="utf-8"?>
-<w:numbering xmlns:m="http://schemas.openxmlformats.org/officeDocument/2006/math" xmlns:mc="http://schemas.openxmlformats.org/markup-compatibility/2006" xmlns:mo="http://schemas.microsoft.com/office/mac/office/2008/main" xmlns:mv="urn:schemas-microsoft-com:mac:vml" xmlns:o="urn:schemas-microsoft-com:office:office" xmlns:r="http://schemas.openxmlformats.org/officeDocument/2006/relationships" xmlns:v="urn:schemas-microsoft-com:vml" xmlns:w="http://schemas.openxmlformats.org/wordprocessingml/2006/main" xmlns:w10="urn:schemas-microsoft-com:office:word" xmlns:w14="http://schemas.microsoft.com/office/word/2010/wordml" xmlns:wne="http://schemas.microsoft.com/office/word/2006/wordml" xmlns:wp="http://schemas.openxmlformats.org/drawingml/2006/wordprocessingDrawing" xmlns:wp14="http://schemas.microsoft.com/office/word/2010/wordprocessingDrawing" xmlns:wpc="http://schemas.microsoft.com/office/word/2010/wordprocessingCanvas" xmlns:wpg="http://schemas.microsoft.com/office/word/2010/wordprocessingGroup" xmlns:wpi="http://schemas.microsoft.com/office/word/2010/wordprocessingInk" xmlns:wps="http://schemas.microsoft.com/office/word/2010/wordprocessingShape" mc:Ignorable="w14 wp14">
+<w:numbering xmlns:mc="http://schemas.openxmlformats.org/markup-compatibility/2006" xmlns:w="http://schemas.openxmlformats.org/wordprocessingml/2006/main" xmlns:m="http://schemas.openxmlformats.org/officeDocument/2006/math" xmlns:mo="http://schemas.microsoft.com/office/mac/office/2008/main" xmlns:mv="urn:schemas-microsoft-com:mac:vml" xmlns:o="urn:schemas-microsoft-com:office:office" xmlns:r="http://schemas.openxmlformats.org/officeDocument/2006/relationships" xmlns:v="urn:schemas-microsoft-com:vml" xmlns:w10="urn:schemas-microsoft-com:office:word" xmlns:w14="http://schemas.microsoft.com/office/word/2010/wordml" xmlns:wne="http://schemas.microsoft.com/office/word/2006/wordml" xmlns:wp="http://schemas.openxmlformats.org/drawingml/2006/wordprocessingDrawing" xmlns:wp14="http://schemas.microsoft.com/office/word/2010/wordprocessingDrawing" xmlns:wpc="http://schemas.microsoft.com/office/word/2010/wordprocessingCanvas" xmlns:wpg="http://schemas.microsoft.com/office/word/2010/wordprocessingGroup" xmlns:wpi="http://schemas.microsoft.com/office/word/2010/wordprocessingInk" xmlns:wps="http://schemas.microsoft.com/office/word/2010/wordprocessingShape" mc:Ignorable="w14 wp14">
   <w:abstractNum w:abstractNumId="0">
     <w:nsid w:val="FFFFFF7C"/>
     <w:multiLevelType w:val="singleLevel"/>
@@ -2746,7 +3001,7 @@
         <w:ind w:hanging="360" w:left="1440"/>
       </w:pPr>
       <w:rPr>
-        <w:rFonts w:ascii="Symbol" w:hAnsi="Symbol" w:hint="default"/>
+        <w:rFonts w:ascii="Symbol" w:hAnsi="Symbol" w:hint="default" w:eastAsia="黑体"/>
       </w:rPr>
     </w:lvl>
   </w:abstractNum>
@@ -2767,7 +3022,7 @@
         <w:ind w:hanging="360" w:left="1080"/>
       </w:pPr>
       <w:rPr>
-        <w:rFonts w:ascii="Symbol" w:hAnsi="Symbol" w:hint="default"/>
+        <w:rFonts w:ascii="Symbol" w:hAnsi="Symbol" w:hint="default" w:eastAsia="黑体"/>
       </w:rPr>
     </w:lvl>
   </w:abstractNum>
@@ -2788,7 +3043,7 @@
         <w:ind w:hanging="360" w:left="720"/>
       </w:pPr>
       <w:rPr>
-        <w:rFonts w:ascii="Symbol" w:hAnsi="Symbol" w:hint="default"/>
+        <w:rFonts w:ascii="Symbol" w:hAnsi="Symbol" w:hint="default" w:eastAsia="黑体"/>
       </w:rPr>
     </w:lvl>
   </w:abstractNum>
@@ -2827,7 +3082,7 @@
         <w:ind w:hanging="360" w:left="360"/>
       </w:pPr>
       <w:rPr>
-        <w:rFonts w:ascii="Symbol" w:hAnsi="Symbol" w:hint="default"/>
+        <w:rFonts w:ascii="Symbol" w:hAnsi="Symbol" w:hint="default" w:eastAsia="黑体"/>
       </w:rPr>
     </w:lvl>
   </w:abstractNum>
@@ -2918,7 +3173,7 @@
         <w:ind w:left="720" w:hanging="360"/>
       </w:pPr>
       <w:rPr>
-        <w:rFonts w:ascii="Symbol" w:hAnsi="Symbol" w:cs="Symbol" w:hint="default"/>
+        <w:rFonts w:ascii="Symbol" w:hAnsi="Symbol" w:cs="Symbol" w:hint="default" w:eastAsia="黑体"/>
       </w:rPr>
     </w:lvl>
     <w:lvl w:ilvl="1">
@@ -2929,7 +3184,7 @@
         <w:ind w:left="1440" w:hanging="360"/>
       </w:pPr>
       <w:rPr>
-        <w:rFonts w:ascii="Courier New" w:hAnsi="Courier New" w:cs="Courier New" w:hint="default"/>
+        <w:rFonts w:ascii="Courier New" w:hAnsi="Courier New" w:cs="Courier New" w:hint="default" w:eastAsia="黑体"/>
       </w:rPr>
     </w:lvl>
     <w:lvl w:ilvl="2">
@@ -2940,7 +3195,7 @@
         <w:ind w:left="2160" w:hanging="360"/>
       </w:pPr>
       <w:rPr>
-        <w:rFonts w:ascii="Wingdings" w:hAnsi="Wingdings" w:cs="Wingdings" w:hint="default"/>
+        <w:rFonts w:ascii="Wingdings" w:hAnsi="Wingdings" w:cs="Wingdings" w:hint="default" w:eastAsia="黑体"/>
       </w:rPr>
     </w:lvl>
     <w:lvl w:ilvl="3">
@@ -2951,7 +3206,7 @@
         <w:ind w:left="2880" w:hanging="360"/>
       </w:pPr>
       <w:rPr>
-        <w:rFonts w:ascii="Symbol" w:hAnsi="Symbol" w:cs="Symbol" w:hint="default"/>
+        <w:rFonts w:ascii="Symbol" w:hAnsi="Symbol" w:cs="Symbol" w:hint="default" w:eastAsia="黑体"/>
       </w:rPr>
     </w:lvl>
     <w:lvl w:ilvl="4">
@@ -2962,7 +3217,7 @@
         <w:ind w:left="3600" w:hanging="360"/>
       </w:pPr>
       <w:rPr>
-        <w:rFonts w:ascii="Courier New" w:hAnsi="Courier New" w:cs="Courier New" w:hint="default"/>
+        <w:rFonts w:ascii="Courier New" w:hAnsi="Courier New" w:cs="Courier New" w:hint="default" w:eastAsia="黑体"/>
       </w:rPr>
     </w:lvl>
     <w:lvl w:ilvl="5">
@@ -2973,7 +3228,7 @@
         <w:ind w:left="4320" w:hanging="360"/>
       </w:pPr>
       <w:rPr>
-        <w:rFonts w:ascii="Wingdings" w:hAnsi="Wingdings" w:cs="Wingdings" w:hint="default"/>
+        <w:rFonts w:ascii="Wingdings" w:hAnsi="Wingdings" w:cs="Wingdings" w:hint="default" w:eastAsia="黑体"/>
       </w:rPr>
     </w:lvl>
     <w:lvl w:ilvl="6">
@@ -2984,7 +3239,7 @@
         <w:ind w:left="5040" w:hanging="360"/>
       </w:pPr>
       <w:rPr>
-        <w:rFonts w:ascii="Symbol" w:hAnsi="Symbol" w:cs="Symbol" w:hint="default"/>
+        <w:rFonts w:ascii="Symbol" w:hAnsi="Symbol" w:cs="Symbol" w:hint="default" w:eastAsia="黑体"/>
       </w:rPr>
     </w:lvl>
     <w:lvl w:ilvl="7">
@@ -2995,7 +3250,7 @@
         <w:ind w:left="5760" w:hanging="360"/>
       </w:pPr>
       <w:rPr>
-        <w:rFonts w:ascii="Courier New" w:hAnsi="Courier New" w:cs="Courier New" w:hint="default"/>
+        <w:rFonts w:ascii="Courier New" w:hAnsi="Courier New" w:cs="Courier New" w:hint="default" w:eastAsia="黑体"/>
       </w:rPr>
     </w:lvl>
     <w:lvl w:ilvl="8">
@@ -3006,7 +3261,7 @@
         <w:ind w:left="6480" w:hanging="360"/>
       </w:pPr>
       <w:rPr>
-        <w:rFonts w:ascii="Wingdings" w:hAnsi="Wingdings" w:cs="Wingdings" w:hint="default"/>
+        <w:rFonts w:ascii="Wingdings" w:hAnsi="Wingdings" w:cs="Wingdings" w:hint="default" w:eastAsia="黑体"/>
       </w:rPr>
     </w:lvl>
   </w:abstractNum>
@@ -3062,11 +3317,11 @@
 </file>
 
 <file path=word/styles.xml><?xml version="1.0" encoding="utf-8"?>
-<w:styles xmlns:mc="http://schemas.openxmlformats.org/markup-compatibility/2006" xmlns:r="http://schemas.openxmlformats.org/officeDocument/2006/relationships" xmlns:w="http://schemas.openxmlformats.org/wordprocessingml/2006/main" xmlns:w14="http://schemas.microsoft.com/office/word/2010/wordml" mc:Ignorable="w14">
+<w:styles xmlns:mc="http://schemas.openxmlformats.org/markup-compatibility/2006" xmlns:w="http://schemas.openxmlformats.org/wordprocessingml/2006/main" xmlns:r="http://schemas.openxmlformats.org/officeDocument/2006/relationships" xmlns:w14="http://schemas.microsoft.com/office/word/2010/wordml" mc:Ignorable="w14">
   <w:docDefaults>
     <w:rPrDefault>
       <w:rPr>
-        <w:rFonts w:asciiTheme="minorHAnsi" w:cstheme="minorBidi" w:eastAsiaTheme="minorEastAsia" w:hAnsiTheme="minorHAnsi"/>
+        <w:rFonts w:asciiTheme="minorHAnsi" w:cstheme="minorBidi" w:hAnsiTheme="minorHAnsi" w:eastAsia="黑体"/>
         <w:sz w:val="22"/>
         <w:szCs w:val="22"/>
         <w:lang w:bidi="ar-SA" w:eastAsia="en-US" w:val="en-US"/>
@@ -3288,7 +3543,7 @@
       <w:outlineLvl w:val="0"/>
     </w:pPr>
     <w:rPr>
-      <w:rFonts w:ascii="Times New Roman" w:asciiTheme="majorHAnsi" w:cstheme="majorBidi" w:eastAsia="黑体" w:eastAsiaTheme="majorEastAsia" w:hAnsi="Times New Roman" w:hAnsiTheme="majorHAnsi"/>
+      <w:rFonts w:ascii="Times New Roman" w:asciiTheme="majorHAnsi" w:cstheme="majorBidi" w:eastAsia="黑体" w:hAnsi="Times New Roman" w:hAnsiTheme="majorHAnsi"/>
       <w:b/>
       <w:bCs/>
       <w:color w:val="1F3864"/>
@@ -3312,7 +3567,7 @@
       <w:outlineLvl w:val="1"/>
     </w:pPr>
     <w:rPr>
-      <w:rFonts w:ascii="Times New Roman" w:asciiTheme="majorHAnsi" w:cstheme="majorBidi" w:eastAsia="黑体" w:eastAsiaTheme="majorEastAsia" w:hAnsi="Times New Roman" w:hAnsiTheme="majorHAnsi"/>
+      <w:rFonts w:ascii="Times New Roman" w:asciiTheme="majorHAnsi" w:cstheme="majorBidi" w:eastAsia="黑体" w:hAnsi="Times New Roman" w:hAnsiTheme="majorHAnsi"/>
       <w:b/>
       <w:bCs/>
       <w:color w:val="2E4E7E"/>
@@ -3336,7 +3591,7 @@
       <w:outlineLvl w:val="2"/>
     </w:pPr>
     <w:rPr>
-      <w:rFonts w:ascii="Times New Roman" w:asciiTheme="majorHAnsi" w:cstheme="majorBidi" w:eastAsia="黑体" w:eastAsiaTheme="majorEastAsia" w:hAnsi="Times New Roman" w:hAnsiTheme="majorHAnsi"/>
+      <w:rFonts w:ascii="Times New Roman" w:asciiTheme="majorHAnsi" w:cstheme="majorBidi" w:eastAsia="黑体" w:hAnsi="Times New Roman" w:hAnsiTheme="majorHAnsi"/>
       <w:b/>
       <w:bCs/>
       <w:color w:val="2E4E7E"/>
@@ -3360,7 +3615,7 @@
       <w:outlineLvl w:val="3"/>
     </w:pPr>
     <w:rPr>
-      <w:rFonts w:ascii="Times New Roman" w:asciiTheme="majorHAnsi" w:cstheme="majorBidi" w:eastAsia="黑体" w:eastAsiaTheme="majorEastAsia" w:hAnsi="Times New Roman" w:hAnsiTheme="majorHAnsi"/>
+      <w:rFonts w:ascii="Times New Roman" w:asciiTheme="majorHAnsi" w:cstheme="majorBidi" w:eastAsia="黑体" w:hAnsi="Times New Roman" w:hAnsiTheme="majorHAnsi"/>
       <w:b/>
       <w:bCs/>
       <w:i/>
@@ -3386,7 +3641,7 @@
       <w:outlineLvl w:val="4"/>
     </w:pPr>
     <w:rPr>
-      <w:rFonts w:ascii="Times New Roman" w:asciiTheme="majorHAnsi" w:cstheme="majorBidi" w:eastAsia="黑体" w:eastAsiaTheme="majorEastAsia" w:hAnsi="Times New Roman" w:hAnsiTheme="majorHAnsi"/>
+      <w:rFonts w:ascii="Times New Roman" w:asciiTheme="majorHAnsi" w:cstheme="majorBidi" w:eastAsia="黑体" w:hAnsi="Times New Roman" w:hAnsiTheme="majorHAnsi"/>
       <w:b/>
       <w:color w:val="333333"/>
       <w:sz w:val="22"/>
@@ -3409,7 +3664,7 @@
       <w:outlineLvl w:val="5"/>
     </w:pPr>
     <w:rPr>
-      <w:rFonts w:asciiTheme="majorHAnsi" w:cstheme="majorBidi" w:eastAsiaTheme="majorEastAsia" w:hAnsiTheme="majorHAnsi"/>
+      <w:rFonts w:asciiTheme="majorHAnsi" w:cstheme="majorBidi" w:hAnsiTheme="majorHAnsi" w:eastAsia="黑体"/>
       <w:i/>
       <w:iCs/>
       <w:color w:themeColor="accent1" w:themeShade="7F" w:val="243F60"/>
@@ -3432,7 +3687,7 @@
       <w:outlineLvl w:val="6"/>
     </w:pPr>
     <w:rPr>
-      <w:rFonts w:asciiTheme="majorHAnsi" w:cstheme="majorBidi" w:eastAsiaTheme="majorEastAsia" w:hAnsiTheme="majorHAnsi"/>
+      <w:rFonts w:asciiTheme="majorHAnsi" w:cstheme="majorBidi" w:hAnsiTheme="majorHAnsi" w:eastAsia="黑体"/>
       <w:i/>
       <w:iCs/>
       <w:color w:themeColor="text1" w:themeTint="BF" w:val="404040"/>
@@ -3455,7 +3710,7 @@
       <w:outlineLvl w:val="7"/>
     </w:pPr>
     <w:rPr>
-      <w:rFonts w:asciiTheme="majorHAnsi" w:cstheme="majorBidi" w:eastAsiaTheme="majorEastAsia" w:hAnsiTheme="majorHAnsi"/>
+      <w:rFonts w:asciiTheme="majorHAnsi" w:cstheme="majorBidi" w:hAnsiTheme="majorHAnsi" w:eastAsia="黑体"/>
       <w:color w:themeColor="accent1" w:val="4F81BD"/>
       <w:sz w:val="20"/>
       <w:szCs w:val="20"/>
@@ -3478,7 +3733,7 @@
       <w:outlineLvl w:val="8"/>
     </w:pPr>
     <w:rPr>
-      <w:rFonts w:asciiTheme="majorHAnsi" w:cstheme="majorBidi" w:eastAsiaTheme="majorEastAsia" w:hAnsiTheme="majorHAnsi"/>
+      <w:rFonts w:asciiTheme="majorHAnsi" w:cstheme="majorBidi" w:hAnsiTheme="majorHAnsi" w:eastAsia="黑体"/>
       <w:i/>
       <w:iCs/>
       <w:color w:themeColor="text1" w:themeTint="BF" w:val="404040"/>
@@ -3529,7 +3784,7 @@
     <w:uiPriority w:val="9"/>
     <w:rsid w:val="00FC693F"/>
     <w:rPr>
-      <w:rFonts w:asciiTheme="majorHAnsi" w:cstheme="majorBidi" w:eastAsiaTheme="majorEastAsia" w:hAnsiTheme="majorHAnsi"/>
+      <w:rFonts w:asciiTheme="majorHAnsi" w:cstheme="majorBidi" w:hAnsiTheme="majorHAnsi" w:eastAsia="黑体"/>
       <w:b/>
       <w:bCs/>
       <w:color w:themeColor="accent1" w:themeShade="BF" w:val="365F91"/>
@@ -3544,7 +3799,7 @@
     <w:uiPriority w:val="9"/>
     <w:rsid w:val="00FC693F"/>
     <w:rPr>
-      <w:rFonts w:asciiTheme="majorHAnsi" w:cstheme="majorBidi" w:eastAsiaTheme="majorEastAsia" w:hAnsiTheme="majorHAnsi"/>
+      <w:rFonts w:asciiTheme="majorHAnsi" w:cstheme="majorBidi" w:hAnsiTheme="majorHAnsi" w:eastAsia="黑体"/>
       <w:b/>
       <w:bCs/>
       <w:color w:themeColor="accent1" w:val="4F81BD"/>
@@ -3559,7 +3814,7 @@
     <w:uiPriority w:val="9"/>
     <w:rsid w:val="00FC693F"/>
     <w:rPr>
-      <w:rFonts w:asciiTheme="majorHAnsi" w:cstheme="majorBidi" w:eastAsiaTheme="majorEastAsia" w:hAnsiTheme="majorHAnsi"/>
+      <w:rFonts w:asciiTheme="majorHAnsi" w:cstheme="majorBidi" w:hAnsiTheme="majorHAnsi" w:eastAsia="黑体"/>
       <w:b/>
       <w:bCs/>
       <w:color w:themeColor="accent1" w:val="4F81BD"/>
@@ -3582,7 +3837,7 @@
       <w:contextualSpacing/>
     </w:pPr>
     <w:rPr>
-      <w:rFonts w:ascii="Times New Roman" w:asciiTheme="majorHAnsi" w:cstheme="majorBidi" w:eastAsia="黑体" w:eastAsiaTheme="majorEastAsia" w:hAnsi="Times New Roman" w:hAnsiTheme="majorHAnsi"/>
+      <w:rFonts w:ascii="Times New Roman" w:asciiTheme="majorHAnsi" w:cstheme="majorBidi" w:eastAsia="黑体" w:hAnsi="Times New Roman" w:hAnsiTheme="majorHAnsi"/>
       <w:b/>
       <w:color w:val="1F3864"/>
       <w:spacing w:val="5"/>
@@ -3598,7 +3853,7 @@
     <w:uiPriority w:val="10"/>
     <w:rsid w:val="00FC693F"/>
     <w:rPr>
-      <w:rFonts w:asciiTheme="majorHAnsi" w:cstheme="majorBidi" w:eastAsiaTheme="majorEastAsia" w:hAnsiTheme="majorHAnsi"/>
+      <w:rFonts w:asciiTheme="majorHAnsi" w:cstheme="majorBidi" w:hAnsiTheme="majorHAnsi" w:eastAsia="黑体"/>
       <w:color w:themeColor="text2" w:themeShade="BF" w:val="17365D"/>
       <w:spacing w:val="5"/>
       <w:kern w:val="28"/>
@@ -3620,7 +3875,7 @@
       </w:numPr>
     </w:pPr>
     <w:rPr>
-      <w:rFonts w:asciiTheme="majorHAnsi" w:cstheme="majorBidi" w:eastAsiaTheme="majorEastAsia" w:hAnsiTheme="majorHAnsi"/>
+      <w:rFonts w:asciiTheme="majorHAnsi" w:cstheme="majorBidi" w:hAnsiTheme="majorHAnsi" w:eastAsia="黑体"/>
       <w:i/>
       <w:iCs/>
       <w:color w:themeColor="accent1" w:val="4F81BD"/>
@@ -3636,7 +3891,7 @@
     <w:uiPriority w:val="11"/>
     <w:rsid w:val="00FC693F"/>
     <w:rPr>
-      <w:rFonts w:asciiTheme="majorHAnsi" w:cstheme="majorBidi" w:eastAsiaTheme="majorEastAsia" w:hAnsiTheme="majorHAnsi"/>
+      <w:rFonts w:asciiTheme="majorHAnsi" w:cstheme="majorBidi" w:hAnsiTheme="majorHAnsi" w:eastAsia="黑体"/>
       <w:i/>
       <w:iCs/>
       <w:color w:themeColor="accent1" w:val="4F81BD"/>
@@ -3703,6 +3958,7 @@
       <w:spacing w:after="120"/>
     </w:pPr>
     <w:rPr>
+      <w:rFonts w:eastAsia="黑体"/>
       <w:sz w:val="16"/>
       <w:szCs w:val="16"/>
     </w:rPr>
@@ -3714,6 +3970,7 @@
     <w:uiPriority w:val="99"/>
     <w:rsid w:val="00AA1D8D"/>
     <w:rPr>
+      <w:rFonts w:eastAsia="黑体"/>
       <w:sz w:val="16"/>
       <w:szCs w:val="16"/>
     </w:rPr>
@@ -3883,7 +4140,7 @@
       </w:tabs>
     </w:pPr>
     <w:rPr>
-      <w:rFonts w:ascii="Courier" w:hAnsi="Courier"/>
+      <w:rFonts w:ascii="Courier" w:hAnsi="Courier" w:eastAsia="黑体"/>
       <w:sz w:val="20"/>
       <w:szCs w:val="20"/>
     </w:rPr>
@@ -3895,7 +4152,7 @@
     <w:uiPriority w:val="99"/>
     <w:rsid w:val="0029639D"/>
     <w:rPr>
-      <w:rFonts w:ascii="Courier" w:hAnsi="Courier"/>
+      <w:rFonts w:ascii="Courier" w:hAnsi="Courier" w:eastAsia="黑体"/>
       <w:sz w:val="20"/>
       <w:szCs w:val="20"/>
     </w:rPr>
@@ -3931,6 +4188,7 @@
     <w:uiPriority w:val="29"/>
     <w:rsid w:val="00FC693F"/>
     <w:rPr>
+      <w:rFonts w:eastAsia="黑体"/>
       <w:i/>
       <w:iCs/>
       <w:color w:themeColor="text1" w:val="000000"/>
@@ -3944,7 +4202,7 @@
     <w:semiHidden/>
     <w:rsid w:val="00FC693F"/>
     <w:rPr>
-      <w:rFonts w:asciiTheme="majorHAnsi" w:cstheme="majorBidi" w:eastAsiaTheme="majorEastAsia" w:hAnsiTheme="majorHAnsi"/>
+      <w:rFonts w:asciiTheme="majorHAnsi" w:cstheme="majorBidi" w:hAnsiTheme="majorHAnsi" w:eastAsia="黑体"/>
       <w:b/>
       <w:bCs/>
       <w:i/>
@@ -3960,7 +4218,7 @@
     <w:semiHidden/>
     <w:rsid w:val="00FC693F"/>
     <w:rPr>
-      <w:rFonts w:asciiTheme="majorHAnsi" w:cstheme="majorBidi" w:eastAsiaTheme="majorEastAsia" w:hAnsiTheme="majorHAnsi"/>
+      <w:rFonts w:asciiTheme="majorHAnsi" w:cstheme="majorBidi" w:hAnsiTheme="majorHAnsi" w:eastAsia="黑体"/>
       <w:color w:themeColor="accent1" w:themeShade="7F" w:val="243F60"/>
     </w:rPr>
   </w:style>
@@ -3972,7 +4230,7 @@
     <w:semiHidden/>
     <w:rsid w:val="00FC693F"/>
     <w:rPr>
-      <w:rFonts w:asciiTheme="majorHAnsi" w:cstheme="majorBidi" w:eastAsiaTheme="majorEastAsia" w:hAnsiTheme="majorHAnsi"/>
+      <w:rFonts w:asciiTheme="majorHAnsi" w:cstheme="majorBidi" w:hAnsiTheme="majorHAnsi" w:eastAsia="黑体"/>
       <w:i/>
       <w:iCs/>
       <w:color w:themeColor="accent1" w:themeShade="7F" w:val="243F60"/>
@@ -3986,7 +4244,7 @@
     <w:semiHidden/>
     <w:rsid w:val="00FC693F"/>
     <w:rPr>
-      <w:rFonts w:asciiTheme="majorHAnsi" w:cstheme="majorBidi" w:eastAsiaTheme="majorEastAsia" w:hAnsiTheme="majorHAnsi"/>
+      <w:rFonts w:asciiTheme="majorHAnsi" w:cstheme="majorBidi" w:hAnsiTheme="majorHAnsi" w:eastAsia="黑体"/>
       <w:i/>
       <w:iCs/>
       <w:color w:themeColor="text1" w:themeTint="BF" w:val="404040"/>
@@ -4000,7 +4258,7 @@
     <w:semiHidden/>
     <w:rsid w:val="00FC693F"/>
     <w:rPr>
-      <w:rFonts w:asciiTheme="majorHAnsi" w:cstheme="majorBidi" w:eastAsiaTheme="majorEastAsia" w:hAnsiTheme="majorHAnsi"/>
+      <w:rFonts w:asciiTheme="majorHAnsi" w:cstheme="majorBidi" w:hAnsiTheme="majorHAnsi" w:eastAsia="黑体"/>
       <w:color w:themeColor="accent1" w:val="4F81BD"/>
       <w:sz w:val="20"/>
       <w:szCs w:val="20"/>
@@ -4014,7 +4272,7 @@
     <w:semiHidden/>
     <w:rsid w:val="00FC693F"/>
     <w:rPr>
-      <w:rFonts w:asciiTheme="majorHAnsi" w:cstheme="majorBidi" w:eastAsiaTheme="majorEastAsia" w:hAnsiTheme="majorHAnsi"/>
+      <w:rFonts w:asciiTheme="majorHAnsi" w:cstheme="majorBidi" w:hAnsiTheme="majorHAnsi" w:eastAsia="黑体"/>
       <w:i/>
       <w:iCs/>
       <w:color w:themeColor="text1" w:themeTint="BF" w:val="404040"/>
@@ -4035,6 +4293,7 @@
       <w:spacing w:line="240" w:lineRule="auto"/>
     </w:pPr>
     <w:rPr>
+      <w:rFonts w:eastAsia="黑体"/>
       <w:b/>
       <w:bCs/>
       <w:color w:themeColor="accent1" w:val="4F81BD"/>
@@ -4049,6 +4308,7 @@
     <w:qFormat/>
     <w:rsid w:val="00FC693F"/>
     <w:rPr>
+      <w:rFonts w:eastAsia="黑体"/>
       <w:b/>
       <w:bCs/>
     </w:rPr>
@@ -4060,6 +4320,7 @@
     <w:qFormat/>
     <w:rsid w:val="00FC693F"/>
     <w:rPr>
+      <w:rFonts w:eastAsia="黑体"/>
       <w:i/>
       <w:iCs/>
     </w:rPr>
@@ -4080,6 +4341,7 @@
       <w:ind w:left="936" w:right="936"/>
     </w:pPr>
     <w:rPr>
+      <w:rFonts w:eastAsia="黑体"/>
       <w:b/>
       <w:bCs/>
       <w:i/>
@@ -4094,6 +4356,7 @@
     <w:uiPriority w:val="30"/>
     <w:rsid w:val="00FC693F"/>
     <w:rPr>
+      <w:rFonts w:eastAsia="黑体"/>
       <w:b/>
       <w:bCs/>
       <w:i/>
@@ -4108,6 +4371,7 @@
     <w:qFormat/>
     <w:rsid w:val="00FC693F"/>
     <w:rPr>
+      <w:rFonts w:eastAsia="黑体"/>
       <w:i/>
       <w:iCs/>
       <w:color w:themeColor="text1" w:themeTint="7F" w:val="808080"/>
@@ -4120,6 +4384,7 @@
     <w:qFormat/>
     <w:rsid w:val="00FC693F"/>
     <w:rPr>
+      <w:rFonts w:eastAsia="黑体"/>
       <w:b/>
       <w:bCs/>
       <w:i/>
@@ -4134,6 +4399,7 @@
     <w:qFormat/>
     <w:rsid w:val="00FC693F"/>
     <w:rPr>
+      <w:rFonts w:eastAsia="黑体"/>
       <w:smallCaps/>
       <w:color w:themeColor="accent2" w:val="C0504D"/>
       <w:u w:val="single"/>
@@ -4146,6 +4412,7 @@
     <w:qFormat/>
     <w:rsid w:val="00FC693F"/>
     <w:rPr>
+      <w:rFonts w:eastAsia="黑体"/>
       <w:b/>
       <w:bCs/>
       <w:smallCaps/>
@@ -4161,6 +4428,7 @@
     <w:qFormat/>
     <w:rsid w:val="00FC693F"/>
     <w:rPr>
+      <w:rFonts w:eastAsia="黑体"/>
       <w:b/>
       <w:bCs/>
       <w:smallCaps/>
@@ -4215,6 +4483,7 @@
       <w:spacing w:after="0" w:line="240" w:lineRule="auto"/>
     </w:pPr>
     <w:rPr>
+      <w:rFonts w:eastAsia="黑体"/>
       <w:color w:themeColor="text1" w:themeShade="BF" w:val="000000"/>
     </w:rPr>
     <w:tblPr>
@@ -4237,6 +4506,7 @@
         <w:spacing w:after="0" w:before="0" w:line="240" w:lineRule="auto"/>
       </w:pPr>
       <w:rPr>
+        <w:rFonts w:eastAsia="黑体"/>
         <w:b/>
         <w:bCs/>
       </w:rPr>
@@ -4257,6 +4527,7 @@
         <w:spacing w:after="0" w:before="0" w:line="240" w:lineRule="auto"/>
       </w:pPr>
       <w:rPr>
+        <w:rFonts w:eastAsia="黑体"/>
         <w:b/>
         <w:bCs/>
       </w:rPr>
@@ -4274,12 +4545,14 @@
     </w:tblStylePr>
     <w:tblStylePr w:type="firstCol">
       <w:rPr>
+        <w:rFonts w:eastAsia="黑体"/>
         <w:b/>
         <w:bCs/>
       </w:rPr>
     </w:tblStylePr>
     <w:tblStylePr w:type="lastCol">
       <w:rPr>
+        <w:rFonts w:eastAsia="黑体"/>
         <w:b/>
         <w:bCs/>
       </w:rPr>
@@ -4318,6 +4591,7 @@
       <w:spacing w:after="0" w:line="240" w:lineRule="auto"/>
     </w:pPr>
     <w:rPr>
+      <w:rFonts w:eastAsia="黑体"/>
       <w:color w:themeColor="accent1" w:themeShade="BF" w:val="365F91"/>
     </w:rPr>
     <w:tblPr>
@@ -4340,6 +4614,7 @@
         <w:spacing w:after="0" w:before="0" w:line="240" w:lineRule="auto"/>
       </w:pPr>
       <w:rPr>
+        <w:rFonts w:eastAsia="黑体"/>
         <w:b/>
         <w:bCs/>
       </w:rPr>
@@ -4360,6 +4635,7 @@
         <w:spacing w:after="0" w:before="0" w:line="240" w:lineRule="auto"/>
       </w:pPr>
       <w:rPr>
+        <w:rFonts w:eastAsia="黑体"/>
         <w:b/>
         <w:bCs/>
       </w:rPr>
@@ -4377,12 +4653,14 @@
     </w:tblStylePr>
     <w:tblStylePr w:type="firstCol">
       <w:rPr>
+        <w:rFonts w:eastAsia="黑体"/>
         <w:b/>
         <w:bCs/>
       </w:rPr>
     </w:tblStylePr>
     <w:tblStylePr w:type="lastCol">
       <w:rPr>
+        <w:rFonts w:eastAsia="黑体"/>
         <w:b/>
         <w:bCs/>
       </w:rPr>
@@ -4421,6 +4699,7 @@
       <w:spacing w:after="0" w:line="240" w:lineRule="auto"/>
     </w:pPr>
     <w:rPr>
+      <w:rFonts w:eastAsia="黑体"/>
       <w:color w:themeColor="accent2" w:themeShade="BF" w:val="943634"/>
     </w:rPr>
     <w:tblPr>
@@ -4443,6 +4722,7 @@
         <w:spacing w:after="0" w:before="0" w:line="240" w:lineRule="auto"/>
       </w:pPr>
       <w:rPr>
+        <w:rFonts w:eastAsia="黑体"/>
         <w:b/>
         <w:bCs/>
       </w:rPr>
@@ -4463,6 +4743,7 @@
         <w:spacing w:after="0" w:before="0" w:line="240" w:lineRule="auto"/>
       </w:pPr>
       <w:rPr>
+        <w:rFonts w:eastAsia="黑体"/>
         <w:b/>
         <w:bCs/>
       </w:rPr>
@@ -4480,12 +4761,14 @@
     </w:tblStylePr>
     <w:tblStylePr w:type="firstCol">
       <w:rPr>
+        <w:rFonts w:eastAsia="黑体"/>
         <w:b/>
         <w:bCs/>
       </w:rPr>
     </w:tblStylePr>
     <w:tblStylePr w:type="lastCol">
       <w:rPr>
+        <w:rFonts w:eastAsia="黑体"/>
         <w:b/>
         <w:bCs/>
       </w:rPr>
@@ -4524,6 +4807,7 @@
       <w:spacing w:after="0" w:line="240" w:lineRule="auto"/>
     </w:pPr>
     <w:rPr>
+      <w:rFonts w:eastAsia="黑体"/>
       <w:color w:themeColor="accent3" w:themeShade="BF" w:val="76923C"/>
     </w:rPr>
     <w:tblPr>
@@ -4546,6 +4830,7 @@
         <w:spacing w:after="0" w:before="0" w:line="240" w:lineRule="auto"/>
       </w:pPr>
       <w:rPr>
+        <w:rFonts w:eastAsia="黑体"/>
         <w:b/>
         <w:bCs/>
       </w:rPr>
@@ -4566,6 +4851,7 @@
         <w:spacing w:after="0" w:before="0" w:line="240" w:lineRule="auto"/>
       </w:pPr>
       <w:rPr>
+        <w:rFonts w:eastAsia="黑体"/>
         <w:b/>
         <w:bCs/>
       </w:rPr>
@@ -4583,12 +4869,14 @@
     </w:tblStylePr>
     <w:tblStylePr w:type="firstCol">
       <w:rPr>
+        <w:rFonts w:eastAsia="黑体"/>
         <w:b/>
         <w:bCs/>
       </w:rPr>
     </w:tblStylePr>
     <w:tblStylePr w:type="lastCol">
       <w:rPr>
+        <w:rFonts w:eastAsia="黑体"/>
         <w:b/>
         <w:bCs/>
       </w:rPr>
@@ -4627,6 +4915,7 @@
       <w:spacing w:after="0" w:line="240" w:lineRule="auto"/>
     </w:pPr>
     <w:rPr>
+      <w:rFonts w:eastAsia="黑体"/>
       <w:color w:themeColor="accent4" w:themeShade="BF" w:val="5F497A"/>
     </w:rPr>
     <w:tblPr>
@@ -4649,6 +4938,7 @@
         <w:spacing w:after="0" w:before="0" w:line="240" w:lineRule="auto"/>
       </w:pPr>
       <w:rPr>
+        <w:rFonts w:eastAsia="黑体"/>
         <w:b/>
         <w:bCs/>
       </w:rPr>
@@ -4669,6 +4959,7 @@
         <w:spacing w:after="0" w:before="0" w:line="240" w:lineRule="auto"/>
       </w:pPr>
       <w:rPr>
+        <w:rFonts w:eastAsia="黑体"/>
         <w:b/>
         <w:bCs/>
       </w:rPr>
@@ -4686,12 +4977,14 @@
     </w:tblStylePr>
     <w:tblStylePr w:type="firstCol">
       <w:rPr>
+        <w:rFonts w:eastAsia="黑体"/>
         <w:b/>
         <w:bCs/>
       </w:rPr>
     </w:tblStylePr>
     <w:tblStylePr w:type="lastCol">
       <w:rPr>
+        <w:rFonts w:eastAsia="黑体"/>
         <w:b/>
         <w:bCs/>
       </w:rPr>
@@ -4730,6 +5023,7 @@
       <w:spacing w:after="0" w:line="240" w:lineRule="auto"/>
     </w:pPr>
     <w:rPr>
+      <w:rFonts w:eastAsia="黑体"/>
       <w:color w:themeColor="accent5" w:themeShade="BF" w:val="31849B"/>
     </w:rPr>
     <w:tblPr>
@@ -4752,6 +5046,7 @@
         <w:spacing w:after="0" w:before="0" w:line="240" w:lineRule="auto"/>
       </w:pPr>
       <w:rPr>
+        <w:rFonts w:eastAsia="黑体"/>
         <w:b/>
         <w:bCs/>
       </w:rPr>
@@ -4772,6 +5067,7 @@
         <w:spacing w:after="0" w:before="0" w:line="240" w:lineRule="auto"/>
       </w:pPr>
       <w:rPr>
+        <w:rFonts w:eastAsia="黑体"/>
         <w:b/>
         <w:bCs/>
       </w:rPr>
@@ -4789,12 +5085,14 @@
     </w:tblStylePr>
     <w:tblStylePr w:type="firstCol">
       <w:rPr>
+        <w:rFonts w:eastAsia="黑体"/>
         <w:b/>
         <w:bCs/>
       </w:rPr>
     </w:tblStylePr>
     <w:tblStylePr w:type="lastCol">
       <w:rPr>
+        <w:rFonts w:eastAsia="黑体"/>
         <w:b/>
         <w:bCs/>
       </w:rPr>
@@ -4833,6 +5131,7 @@
       <w:spacing w:after="0" w:line="240" w:lineRule="auto"/>
     </w:pPr>
     <w:rPr>
+      <w:rFonts w:eastAsia="黑体"/>
       <w:color w:themeColor="accent6" w:themeShade="BF" w:val="E36C0A"/>
     </w:rPr>
     <w:tblPr>
@@ -4855,6 +5154,7 @@
         <w:spacing w:after="0" w:before="0" w:line="240" w:lineRule="auto"/>
       </w:pPr>
       <w:rPr>
+        <w:rFonts w:eastAsia="黑体"/>
         <w:b/>
         <w:bCs/>
       </w:rPr>
@@ -4875,6 +5175,7 @@
         <w:spacing w:after="0" w:before="0" w:line="240" w:lineRule="auto"/>
       </w:pPr>
       <w:rPr>
+        <w:rFonts w:eastAsia="黑体"/>
         <w:b/>
         <w:bCs/>
       </w:rPr>
@@ -4892,12 +5193,14 @@
     </w:tblStylePr>
     <w:tblStylePr w:type="firstCol">
       <w:rPr>
+        <w:rFonts w:eastAsia="黑体"/>
         <w:b/>
         <w:bCs/>
       </w:rPr>
     </w:tblStylePr>
     <w:tblStylePr w:type="lastCol">
       <w:rPr>
+        <w:rFonts w:eastAsia="黑体"/>
         <w:b/>
         <w:bCs/>
       </w:rPr>
@@ -4957,6 +5260,7 @@
         <w:spacing w:after="0" w:before="0" w:line="240" w:lineRule="auto"/>
       </w:pPr>
       <w:rPr>
+        <w:rFonts w:eastAsia="黑体"/>
         <w:b/>
         <w:bCs/>
         <w:color w:themeColor="background1" w:val="FFFFFF"/>
@@ -4971,6 +5275,7 @@
         <w:spacing w:after="0" w:before="0" w:line="240" w:lineRule="auto"/>
       </w:pPr>
       <w:rPr>
+        <w:rFonts w:eastAsia="黑体"/>
         <w:b/>
         <w:bCs/>
       </w:rPr>
@@ -4986,12 +5291,14 @@
     </w:tblStylePr>
     <w:tblStylePr w:type="firstCol">
       <w:rPr>
+        <w:rFonts w:eastAsia="黑体"/>
         <w:b/>
         <w:bCs/>
       </w:rPr>
     </w:tblStylePr>
     <w:tblStylePr w:type="lastCol">
       <w:rPr>
+        <w:rFonts w:eastAsia="黑体"/>
         <w:b/>
         <w:bCs/>
       </w:rPr>
@@ -5049,6 +5356,7 @@
         <w:spacing w:after="0" w:before="0" w:line="240" w:lineRule="auto"/>
       </w:pPr>
       <w:rPr>
+        <w:rFonts w:eastAsia="黑体"/>
         <w:b/>
         <w:bCs/>
         <w:color w:themeColor="background1" w:val="FFFFFF"/>
@@ -5063,6 +5371,7 @@
         <w:spacing w:after="0" w:before="0" w:line="240" w:lineRule="auto"/>
       </w:pPr>
       <w:rPr>
+        <w:rFonts w:eastAsia="黑体"/>
         <w:b/>
         <w:bCs/>
       </w:rPr>
@@ -5078,12 +5387,14 @@
     </w:tblStylePr>
     <w:tblStylePr w:type="firstCol">
       <w:rPr>
+        <w:rFonts w:eastAsia="黑体"/>
         <w:b/>
         <w:bCs/>
       </w:rPr>
     </w:tblStylePr>
     <w:tblStylePr w:type="lastCol">
       <w:rPr>
+        <w:rFonts w:eastAsia="黑体"/>
         <w:b/>
         <w:bCs/>
       </w:rPr>
@@ -5141,6 +5452,7 @@
         <w:spacing w:after="0" w:before="0" w:line="240" w:lineRule="auto"/>
       </w:pPr>
       <w:rPr>
+        <w:rFonts w:eastAsia="黑体"/>
         <w:b/>
         <w:bCs/>
         <w:color w:themeColor="background1" w:val="FFFFFF"/>
@@ -5155,6 +5467,7 @@
         <w:spacing w:after="0" w:before="0" w:line="240" w:lineRule="auto"/>
       </w:pPr>
       <w:rPr>
+        <w:rFonts w:eastAsia="黑体"/>
         <w:b/>
         <w:bCs/>
       </w:rPr>
@@ -5170,12 +5483,14 @@
     </w:tblStylePr>
     <w:tblStylePr w:type="firstCol">
       <w:rPr>
+        <w:rFonts w:eastAsia="黑体"/>
         <w:b/>
         <w:bCs/>
       </w:rPr>
     </w:tblStylePr>
     <w:tblStylePr w:type="lastCol">
       <w:rPr>
+        <w:rFonts w:eastAsia="黑体"/>
         <w:b/>
         <w:bCs/>
       </w:rPr>
@@ -5233,6 +5548,7 @@
         <w:spacing w:after="0" w:before="0" w:line="240" w:lineRule="auto"/>
       </w:pPr>
       <w:rPr>
+        <w:rFonts w:eastAsia="黑体"/>
         <w:b/>
         <w:bCs/>
         <w:color w:themeColor="background1" w:val="FFFFFF"/>
@@ -5247,6 +5563,7 @@
         <w:spacing w:after="0" w:before="0" w:line="240" w:lineRule="auto"/>
       </w:pPr>
       <w:rPr>
+        <w:rFonts w:eastAsia="黑体"/>
         <w:b/>
         <w:bCs/>
       </w:rPr>
@@ -5262,12 +5579,14 @@
     </w:tblStylePr>
     <w:tblStylePr w:type="firstCol">
       <w:rPr>
+        <w:rFonts w:eastAsia="黑体"/>
         <w:b/>
         <w:bCs/>
       </w:rPr>
     </w:tblStylePr>
     <w:tblStylePr w:type="lastCol">
       <w:rPr>
+        <w:rFonts w:eastAsia="黑体"/>
         <w:b/>
         <w:bCs/>
       </w:rPr>
@@ -5325,6 +5644,7 @@
         <w:spacing w:after="0" w:before="0" w:line="240" w:lineRule="auto"/>
       </w:pPr>
       <w:rPr>
+        <w:rFonts w:eastAsia="黑体"/>
         <w:b/>
         <w:bCs/>
         <w:color w:themeColor="background1" w:val="FFFFFF"/>
@@ -5339,6 +5659,7 @@
         <w:spacing w:after="0" w:before="0" w:line="240" w:lineRule="auto"/>
       </w:pPr>
       <w:rPr>
+        <w:rFonts w:eastAsia="黑体"/>
         <w:b/>
         <w:bCs/>
       </w:rPr>
@@ -5354,12 +5675,14 @@
     </w:tblStylePr>
     <w:tblStylePr w:type="firstCol">
       <w:rPr>
+        <w:rFonts w:eastAsia="黑体"/>
         <w:b/>
         <w:bCs/>
       </w:rPr>
     </w:tblStylePr>
     <w:tblStylePr w:type="lastCol">
       <w:rPr>
+        <w:rFonts w:eastAsia="黑体"/>
         <w:b/>
         <w:bCs/>
       </w:rPr>
@@ -5417,6 +5740,7 @@
         <w:spacing w:after="0" w:before="0" w:line="240" w:lineRule="auto"/>
       </w:pPr>
       <w:rPr>
+        <w:rFonts w:eastAsia="黑体"/>
         <w:b/>
         <w:bCs/>
         <w:color w:themeColor="background1" w:val="FFFFFF"/>
@@ -5431,6 +5755,7 @@
         <w:spacing w:after="0" w:before="0" w:line="240" w:lineRule="auto"/>
       </w:pPr>
       <w:rPr>
+        <w:rFonts w:eastAsia="黑体"/>
         <w:b/>
         <w:bCs/>
       </w:rPr>
@@ -5446,12 +5771,14 @@
     </w:tblStylePr>
     <w:tblStylePr w:type="firstCol">
       <w:rPr>
+        <w:rFonts w:eastAsia="黑体"/>
         <w:b/>
         <w:bCs/>
       </w:rPr>
     </w:tblStylePr>
     <w:tblStylePr w:type="lastCol">
       <w:rPr>
+        <w:rFonts w:eastAsia="黑体"/>
         <w:b/>
         <w:bCs/>
       </w:rPr>
@@ -5509,6 +5836,7 @@
         <w:spacing w:after="0" w:before="0" w:line="240" w:lineRule="auto"/>
       </w:pPr>
       <w:rPr>
+        <w:rFonts w:eastAsia="黑体"/>
         <w:b/>
         <w:bCs/>
         <w:color w:themeColor="background1" w:val="FFFFFF"/>
@@ -5523,6 +5851,7 @@
         <w:spacing w:after="0" w:before="0" w:line="240" w:lineRule="auto"/>
       </w:pPr>
       <w:rPr>
+        <w:rFonts w:eastAsia="黑体"/>
         <w:b/>
         <w:bCs/>
       </w:rPr>
@@ -5538,12 +5867,14 @@
     </w:tblStylePr>
     <w:tblStylePr w:type="firstCol">
       <w:rPr>
+        <w:rFonts w:eastAsia="黑体"/>
         <w:b/>
         <w:bCs/>
       </w:rPr>
     </w:tblStylePr>
     <w:tblStylePr w:type="lastCol">
       <w:rPr>
+        <w:rFonts w:eastAsia="黑体"/>
         <w:b/>
         <w:bCs/>
       </w:rPr>
@@ -5603,7 +5934,7 @@
         <w:spacing w:after="0" w:before="0" w:line="240" w:lineRule="auto"/>
       </w:pPr>
       <w:rPr>
-        <w:rFonts w:asciiTheme="majorHAnsi" w:cstheme="majorBidi" w:eastAsiaTheme="majorEastAsia" w:hAnsiTheme="majorHAnsi"/>
+        <w:rFonts w:asciiTheme="majorHAnsi" w:cstheme="majorBidi" w:hAnsiTheme="majorHAnsi" w:eastAsia="黑体"/>
         <w:b/>
         <w:bCs/>
       </w:rPr>
@@ -5624,7 +5955,7 @@
         <w:spacing w:after="0" w:before="0" w:line="240" w:lineRule="auto"/>
       </w:pPr>
       <w:rPr>
-        <w:rFonts w:asciiTheme="majorHAnsi" w:cstheme="majorBidi" w:eastAsiaTheme="majorEastAsia" w:hAnsiTheme="majorHAnsi"/>
+        <w:rFonts w:asciiTheme="majorHAnsi" w:cstheme="majorBidi" w:hAnsiTheme="majorHAnsi" w:eastAsia="黑体"/>
         <w:b/>
         <w:bCs/>
       </w:rPr>
@@ -5642,14 +5973,14 @@
     </w:tblStylePr>
     <w:tblStylePr w:type="firstCol">
       <w:rPr>
-        <w:rFonts w:asciiTheme="majorHAnsi" w:cstheme="majorBidi" w:eastAsiaTheme="majorEastAsia" w:hAnsiTheme="majorHAnsi"/>
+        <w:rFonts w:asciiTheme="majorHAnsi" w:cstheme="majorBidi" w:hAnsiTheme="majorHAnsi" w:eastAsia="黑体"/>
         <w:b/>
         <w:bCs/>
       </w:rPr>
     </w:tblStylePr>
     <w:tblStylePr w:type="lastCol">
       <w:rPr>
-        <w:rFonts w:asciiTheme="majorHAnsi" w:cstheme="majorBidi" w:eastAsiaTheme="majorEastAsia" w:hAnsiTheme="majorHAnsi"/>
+        <w:rFonts w:asciiTheme="majorHAnsi" w:cstheme="majorBidi" w:hAnsiTheme="majorHAnsi" w:eastAsia="黑体"/>
         <w:b/>
         <w:bCs/>
       </w:rPr>
@@ -5733,7 +6064,7 @@
         <w:spacing w:after="0" w:before="0" w:line="240" w:lineRule="auto"/>
       </w:pPr>
       <w:rPr>
-        <w:rFonts w:asciiTheme="majorHAnsi" w:cstheme="majorBidi" w:eastAsiaTheme="majorEastAsia" w:hAnsiTheme="majorHAnsi"/>
+        <w:rFonts w:asciiTheme="majorHAnsi" w:cstheme="majorBidi" w:hAnsiTheme="majorHAnsi" w:eastAsia="黑体"/>
         <w:b/>
         <w:bCs/>
       </w:rPr>
@@ -5754,7 +6085,7 @@
         <w:spacing w:after="0" w:before="0" w:line="240" w:lineRule="auto"/>
       </w:pPr>
       <w:rPr>
-        <w:rFonts w:asciiTheme="majorHAnsi" w:cstheme="majorBidi" w:eastAsiaTheme="majorEastAsia" w:hAnsiTheme="majorHAnsi"/>
+        <w:rFonts w:asciiTheme="majorHAnsi" w:cstheme="majorBidi" w:hAnsiTheme="majorHAnsi" w:eastAsia="黑体"/>
         <w:b/>
         <w:bCs/>
       </w:rPr>
@@ -5772,14 +6103,14 @@
     </w:tblStylePr>
     <w:tblStylePr w:type="firstCol">
       <w:rPr>
-        <w:rFonts w:asciiTheme="majorHAnsi" w:cstheme="majorBidi" w:eastAsiaTheme="majorEastAsia" w:hAnsiTheme="majorHAnsi"/>
+        <w:rFonts w:asciiTheme="majorHAnsi" w:cstheme="majorBidi" w:hAnsiTheme="majorHAnsi" w:eastAsia="黑体"/>
         <w:b/>
         <w:bCs/>
       </w:rPr>
     </w:tblStylePr>
     <w:tblStylePr w:type="lastCol">
       <w:rPr>
-        <w:rFonts w:asciiTheme="majorHAnsi" w:cstheme="majorBidi" w:eastAsiaTheme="majorEastAsia" w:hAnsiTheme="majorHAnsi"/>
+        <w:rFonts w:asciiTheme="majorHAnsi" w:cstheme="majorBidi" w:hAnsiTheme="majorHAnsi" w:eastAsia="黑体"/>
         <w:b/>
         <w:bCs/>
       </w:rPr>
@@ -5863,7 +6194,7 @@
         <w:spacing w:after="0" w:before="0" w:line="240" w:lineRule="auto"/>
       </w:pPr>
       <w:rPr>
-        <w:rFonts w:asciiTheme="majorHAnsi" w:cstheme="majorBidi" w:eastAsiaTheme="majorEastAsia" w:hAnsiTheme="majorHAnsi"/>
+        <w:rFonts w:asciiTheme="majorHAnsi" w:cstheme="majorBidi" w:hAnsiTheme="majorHAnsi" w:eastAsia="黑体"/>
         <w:b/>
         <w:bCs/>
       </w:rPr>
@@ -5884,7 +6215,7 @@
         <w:spacing w:after="0" w:before="0" w:line="240" w:lineRule="auto"/>
       </w:pPr>
       <w:rPr>
-        <w:rFonts w:asciiTheme="majorHAnsi" w:cstheme="majorBidi" w:eastAsiaTheme="majorEastAsia" w:hAnsiTheme="majorHAnsi"/>
+        <w:rFonts w:asciiTheme="majorHAnsi" w:cstheme="majorBidi" w:hAnsiTheme="majorHAnsi" w:eastAsia="黑体"/>
         <w:b/>
         <w:bCs/>
       </w:rPr>
@@ -5902,14 +6233,14 @@
     </w:tblStylePr>
     <w:tblStylePr w:type="firstCol">
       <w:rPr>
-        <w:rFonts w:asciiTheme="majorHAnsi" w:cstheme="majorBidi" w:eastAsiaTheme="majorEastAsia" w:hAnsiTheme="majorHAnsi"/>
+        <w:rFonts w:asciiTheme="majorHAnsi" w:cstheme="majorBidi" w:hAnsiTheme="majorHAnsi" w:eastAsia="黑体"/>
         <w:b/>
         <w:bCs/>
       </w:rPr>
     </w:tblStylePr>
     <w:tblStylePr w:type="lastCol">
       <w:rPr>
-        <w:rFonts w:asciiTheme="majorHAnsi" w:cstheme="majorBidi" w:eastAsiaTheme="majorEastAsia" w:hAnsiTheme="majorHAnsi"/>
+        <w:rFonts w:asciiTheme="majorHAnsi" w:cstheme="majorBidi" w:hAnsiTheme="majorHAnsi" w:eastAsia="黑体"/>
         <w:b/>
         <w:bCs/>
       </w:rPr>
@@ -5993,7 +6324,7 @@
         <w:spacing w:after="0" w:before="0" w:line="240" w:lineRule="auto"/>
       </w:pPr>
       <w:rPr>
-        <w:rFonts w:asciiTheme="majorHAnsi" w:cstheme="majorBidi" w:eastAsiaTheme="majorEastAsia" w:hAnsiTheme="majorHAnsi"/>
+        <w:rFonts w:asciiTheme="majorHAnsi" w:cstheme="majorBidi" w:hAnsiTheme="majorHAnsi" w:eastAsia="黑体"/>
         <w:b/>
         <w:bCs/>
       </w:rPr>
@@ -6014,7 +6345,7 @@
         <w:spacing w:after="0" w:before="0" w:line="240" w:lineRule="auto"/>
       </w:pPr>
       <w:rPr>
-        <w:rFonts w:asciiTheme="majorHAnsi" w:cstheme="majorBidi" w:eastAsiaTheme="majorEastAsia" w:hAnsiTheme="majorHAnsi"/>
+        <w:rFonts w:asciiTheme="majorHAnsi" w:cstheme="majorBidi" w:hAnsiTheme="majorHAnsi" w:eastAsia="黑体"/>
         <w:b/>
         <w:bCs/>
       </w:rPr>
@@ -6032,14 +6363,14 @@
     </w:tblStylePr>
     <w:tblStylePr w:type="firstCol">
       <w:rPr>
-        <w:rFonts w:asciiTheme="majorHAnsi" w:cstheme="majorBidi" w:eastAsiaTheme="majorEastAsia" w:hAnsiTheme="majorHAnsi"/>
+        <w:rFonts w:asciiTheme="majorHAnsi" w:cstheme="majorBidi" w:hAnsiTheme="majorHAnsi" w:eastAsia="黑体"/>
         <w:b/>
         <w:bCs/>
       </w:rPr>
     </w:tblStylePr>
     <w:tblStylePr w:type="lastCol">
       <w:rPr>
-        <w:rFonts w:asciiTheme="majorHAnsi" w:cstheme="majorBidi" w:eastAsiaTheme="majorEastAsia" w:hAnsiTheme="majorHAnsi"/>
+        <w:rFonts w:asciiTheme="majorHAnsi" w:cstheme="majorBidi" w:hAnsiTheme="majorHAnsi" w:eastAsia="黑体"/>
         <w:b/>
         <w:bCs/>
       </w:rPr>
@@ -6123,7 +6454,7 @@
         <w:spacing w:after="0" w:before="0" w:line="240" w:lineRule="auto"/>
       </w:pPr>
       <w:rPr>
-        <w:rFonts w:asciiTheme="majorHAnsi" w:cstheme="majorBidi" w:eastAsiaTheme="majorEastAsia" w:hAnsiTheme="majorHAnsi"/>
+        <w:rFonts w:asciiTheme="majorHAnsi" w:cstheme="majorBidi" w:hAnsiTheme="majorHAnsi" w:eastAsia="黑体"/>
         <w:b/>
         <w:bCs/>
       </w:rPr>
@@ -6144,7 +6475,7 @@
         <w:spacing w:after="0" w:before="0" w:line="240" w:lineRule="auto"/>
       </w:pPr>
       <w:rPr>
-        <w:rFonts w:asciiTheme="majorHAnsi" w:cstheme="majorBidi" w:eastAsiaTheme="majorEastAsia" w:hAnsiTheme="majorHAnsi"/>
+        <w:rFonts w:asciiTheme="majorHAnsi" w:cstheme="majorBidi" w:hAnsiTheme="majorHAnsi" w:eastAsia="黑体"/>
         <w:b/>
         <w:bCs/>
       </w:rPr>
@@ -6162,14 +6493,14 @@
     </w:tblStylePr>
     <w:tblStylePr w:type="firstCol">
       <w:rPr>
-        <w:rFonts w:asciiTheme="majorHAnsi" w:cstheme="majorBidi" w:eastAsiaTheme="majorEastAsia" w:hAnsiTheme="majorHAnsi"/>
+        <w:rFonts w:asciiTheme="majorHAnsi" w:cstheme="majorBidi" w:hAnsiTheme="majorHAnsi" w:eastAsia="黑体"/>
         <w:b/>
         <w:bCs/>
       </w:rPr>
     </w:tblStylePr>
     <w:tblStylePr w:type="lastCol">
       <w:rPr>
-        <w:rFonts w:asciiTheme="majorHAnsi" w:cstheme="majorBidi" w:eastAsiaTheme="majorEastAsia" w:hAnsiTheme="majorHAnsi"/>
+        <w:rFonts w:asciiTheme="majorHAnsi" w:cstheme="majorBidi" w:hAnsiTheme="majorHAnsi" w:eastAsia="黑体"/>
         <w:b/>
         <w:bCs/>
       </w:rPr>
@@ -6253,7 +6584,7 @@
         <w:spacing w:after="0" w:before="0" w:line="240" w:lineRule="auto"/>
       </w:pPr>
       <w:rPr>
-        <w:rFonts w:asciiTheme="majorHAnsi" w:cstheme="majorBidi" w:eastAsiaTheme="majorEastAsia" w:hAnsiTheme="majorHAnsi"/>
+        <w:rFonts w:asciiTheme="majorHAnsi" w:cstheme="majorBidi" w:hAnsiTheme="majorHAnsi" w:eastAsia="黑体"/>
         <w:b/>
         <w:bCs/>
       </w:rPr>
@@ -6274,7 +6605,7 @@
         <w:spacing w:after="0" w:before="0" w:line="240" w:lineRule="auto"/>
       </w:pPr>
       <w:rPr>
-        <w:rFonts w:asciiTheme="majorHAnsi" w:cstheme="majorBidi" w:eastAsiaTheme="majorEastAsia" w:hAnsiTheme="majorHAnsi"/>
+        <w:rFonts w:asciiTheme="majorHAnsi" w:cstheme="majorBidi" w:hAnsiTheme="majorHAnsi" w:eastAsia="黑体"/>
         <w:b/>
         <w:bCs/>
       </w:rPr>
@@ -6292,14 +6623,14 @@
     </w:tblStylePr>
     <w:tblStylePr w:type="firstCol">
       <w:rPr>
-        <w:rFonts w:asciiTheme="majorHAnsi" w:cstheme="majorBidi" w:eastAsiaTheme="majorEastAsia" w:hAnsiTheme="majorHAnsi"/>
+        <w:rFonts w:asciiTheme="majorHAnsi" w:cstheme="majorBidi" w:hAnsiTheme="majorHAnsi" w:eastAsia="黑体"/>
         <w:b/>
         <w:bCs/>
       </w:rPr>
     </w:tblStylePr>
     <w:tblStylePr w:type="lastCol">
       <w:rPr>
-        <w:rFonts w:asciiTheme="majorHAnsi" w:cstheme="majorBidi" w:eastAsiaTheme="majorEastAsia" w:hAnsiTheme="majorHAnsi"/>
+        <w:rFonts w:asciiTheme="majorHAnsi" w:cstheme="majorBidi" w:hAnsiTheme="majorHAnsi" w:eastAsia="黑体"/>
         <w:b/>
         <w:bCs/>
       </w:rPr>
@@ -6383,7 +6714,7 @@
         <w:spacing w:after="0" w:before="0" w:line="240" w:lineRule="auto"/>
       </w:pPr>
       <w:rPr>
-        <w:rFonts w:asciiTheme="majorHAnsi" w:cstheme="majorBidi" w:eastAsiaTheme="majorEastAsia" w:hAnsiTheme="majorHAnsi"/>
+        <w:rFonts w:asciiTheme="majorHAnsi" w:cstheme="majorBidi" w:hAnsiTheme="majorHAnsi" w:eastAsia="黑体"/>
         <w:b/>
         <w:bCs/>
       </w:rPr>
@@ -6404,7 +6735,7 @@
         <w:spacing w:after="0" w:before="0" w:line="240" w:lineRule="auto"/>
       </w:pPr>
       <w:rPr>
-        <w:rFonts w:asciiTheme="majorHAnsi" w:cstheme="majorBidi" w:eastAsiaTheme="majorEastAsia" w:hAnsiTheme="majorHAnsi"/>
+        <w:rFonts w:asciiTheme="majorHAnsi" w:cstheme="majorBidi" w:hAnsiTheme="majorHAnsi" w:eastAsia="黑体"/>
         <w:b/>
         <w:bCs/>
       </w:rPr>
@@ -6422,14 +6753,14 @@
     </w:tblStylePr>
     <w:tblStylePr w:type="firstCol">
       <w:rPr>
-        <w:rFonts w:asciiTheme="majorHAnsi" w:cstheme="majorBidi" w:eastAsiaTheme="majorEastAsia" w:hAnsiTheme="majorHAnsi"/>
+        <w:rFonts w:asciiTheme="majorHAnsi" w:cstheme="majorBidi" w:hAnsiTheme="majorHAnsi" w:eastAsia="黑体"/>
         <w:b/>
         <w:bCs/>
       </w:rPr>
     </w:tblStylePr>
     <w:tblStylePr w:type="lastCol">
       <w:rPr>
-        <w:rFonts w:asciiTheme="majorHAnsi" w:cstheme="majorBidi" w:eastAsiaTheme="majorEastAsia" w:hAnsiTheme="majorHAnsi"/>
+        <w:rFonts w:asciiTheme="majorHAnsi" w:cstheme="majorBidi" w:hAnsiTheme="majorHAnsi" w:eastAsia="黑体"/>
         <w:b/>
         <w:bCs/>
       </w:rPr>
@@ -6512,6 +6843,7 @@
         <w:spacing w:after="0" w:before="0" w:line="240" w:lineRule="auto"/>
       </w:pPr>
       <w:rPr>
+        <w:rFonts w:eastAsia="黑体"/>
         <w:b/>
         <w:bCs/>
         <w:color w:themeColor="background1" w:val="FFFFFF"/>
@@ -6534,6 +6866,7 @@
         <w:spacing w:after="0" w:before="0" w:line="240" w:lineRule="auto"/>
       </w:pPr>
       <w:rPr>
+        <w:rFonts w:eastAsia="黑体"/>
         <w:b/>
         <w:bCs/>
       </w:rPr>
@@ -6551,12 +6884,14 @@
     </w:tblStylePr>
     <w:tblStylePr w:type="firstCol">
       <w:rPr>
+        <w:rFonts w:eastAsia="黑体"/>
         <w:b/>
         <w:bCs/>
       </w:rPr>
     </w:tblStylePr>
     <w:tblStylePr w:type="lastCol">
       <w:rPr>
+        <w:rFonts w:eastAsia="黑体"/>
         <w:b/>
         <w:bCs/>
       </w:rPr>
@@ -6618,6 +6953,7 @@
         <w:spacing w:after="0" w:before="0" w:line="240" w:lineRule="auto"/>
       </w:pPr>
       <w:rPr>
+        <w:rFonts w:eastAsia="黑体"/>
         <w:b/>
         <w:bCs/>
         <w:color w:themeColor="background1" w:val="FFFFFF"/>
@@ -6640,6 +6976,7 @@
         <w:spacing w:after="0" w:before="0" w:line="240" w:lineRule="auto"/>
       </w:pPr>
       <w:rPr>
+        <w:rFonts w:eastAsia="黑体"/>
         <w:b/>
         <w:bCs/>
       </w:rPr>
@@ -6657,12 +6994,14 @@
     </w:tblStylePr>
     <w:tblStylePr w:type="firstCol">
       <w:rPr>
+        <w:rFonts w:eastAsia="黑体"/>
         <w:b/>
         <w:bCs/>
       </w:rPr>
     </w:tblStylePr>
     <w:tblStylePr w:type="lastCol">
       <w:rPr>
+        <w:rFonts w:eastAsia="黑体"/>
         <w:b/>
         <w:bCs/>
       </w:rPr>
@@ -6724,6 +7063,7 @@
         <w:spacing w:after="0" w:before="0" w:line="240" w:lineRule="auto"/>
       </w:pPr>
       <w:rPr>
+        <w:rFonts w:eastAsia="黑体"/>
         <w:b/>
         <w:bCs/>
         <w:color w:themeColor="background1" w:val="FFFFFF"/>
@@ -6746,6 +7086,7 @@
         <w:spacing w:after="0" w:before="0" w:line="240" w:lineRule="auto"/>
       </w:pPr>
       <w:rPr>
+        <w:rFonts w:eastAsia="黑体"/>
         <w:b/>
         <w:bCs/>
       </w:rPr>
@@ -6763,12 +7104,14 @@
     </w:tblStylePr>
     <w:tblStylePr w:type="firstCol">
       <w:rPr>
+        <w:rFonts w:eastAsia="黑体"/>
         <w:b/>
         <w:bCs/>
       </w:rPr>
     </w:tblStylePr>
     <w:tblStylePr w:type="lastCol">
       <w:rPr>
+        <w:rFonts w:eastAsia="黑体"/>
         <w:b/>
         <w:bCs/>
       </w:rPr>
@@ -6830,6 +7173,7 @@
         <w:spacing w:after="0" w:before="0" w:line="240" w:lineRule="auto"/>
       </w:pPr>
       <w:rPr>
+        <w:rFonts w:eastAsia="黑体"/>
         <w:b/>
         <w:bCs/>
         <w:color w:themeColor="background1" w:val="FFFFFF"/>
@@ -6852,6 +7196,7 @@
         <w:spacing w:after="0" w:before="0" w:line="240" w:lineRule="auto"/>
       </w:pPr>
       <w:rPr>
+        <w:rFonts w:eastAsia="黑体"/>
         <w:b/>
         <w:bCs/>
       </w:rPr>
@@ -6869,12 +7214,14 @@
     </w:tblStylePr>
     <w:tblStylePr w:type="firstCol">
       <w:rPr>
+        <w:rFonts w:eastAsia="黑体"/>
         <w:b/>
         <w:bCs/>
       </w:rPr>
     </w:tblStylePr>
     <w:tblStylePr w:type="lastCol">
       <w:rPr>
+        <w:rFonts w:eastAsia="黑体"/>
         <w:b/>
         <w:bCs/>
       </w:rPr>
@@ -6936,6 +7283,7 @@
         <w:spacing w:after="0" w:before="0" w:line="240" w:lineRule="auto"/>
       </w:pPr>
       <w:rPr>
+        <w:rFonts w:eastAsia="黑体"/>
         <w:b/>
         <w:bCs/>
         <w:color w:themeColor="background1" w:val="FFFFFF"/>
@@ -6958,6 +7306,7 @@
         <w:spacing w:after="0" w:before="0" w:line="240" w:lineRule="auto"/>
       </w:pPr>
       <w:rPr>
+        <w:rFonts w:eastAsia="黑体"/>
         <w:b/>
         <w:bCs/>
       </w:rPr>
@@ -6975,12 +7324,14 @@
     </w:tblStylePr>
     <w:tblStylePr w:type="firstCol">
       <w:rPr>
+        <w:rFonts w:eastAsia="黑体"/>
         <w:b/>
         <w:bCs/>
       </w:rPr>
     </w:tblStylePr>
     <w:tblStylePr w:type="lastCol">
       <w:rPr>
+        <w:rFonts w:eastAsia="黑体"/>
         <w:b/>
         <w:bCs/>
       </w:rPr>
@@ -7042,6 +7393,7 @@
         <w:spacing w:after="0" w:before="0" w:line="240" w:lineRule="auto"/>
       </w:pPr>
       <w:rPr>
+        <w:rFonts w:eastAsia="黑体"/>
         <w:b/>
         <w:bCs/>
         <w:color w:themeColor="background1" w:val="FFFFFF"/>
@@ -7064,6 +7416,7 @@
         <w:spacing w:after="0" w:before="0" w:line="240" w:lineRule="auto"/>
       </w:pPr>
       <w:rPr>
+        <w:rFonts w:eastAsia="黑体"/>
         <w:b/>
         <w:bCs/>
       </w:rPr>
@@ -7081,12 +7434,14 @@
     </w:tblStylePr>
     <w:tblStylePr w:type="firstCol">
       <w:rPr>
+        <w:rFonts w:eastAsia="黑体"/>
         <w:b/>
         <w:bCs/>
       </w:rPr>
     </w:tblStylePr>
     <w:tblStylePr w:type="lastCol">
       <w:rPr>
+        <w:rFonts w:eastAsia="黑体"/>
         <w:b/>
         <w:bCs/>
       </w:rPr>
@@ -7148,6 +7503,7 @@
         <w:spacing w:after="0" w:before="0" w:line="240" w:lineRule="auto"/>
       </w:pPr>
       <w:rPr>
+        <w:rFonts w:eastAsia="黑体"/>
         <w:b/>
         <w:bCs/>
         <w:color w:themeColor="background1" w:val="FFFFFF"/>
@@ -7170,6 +7526,7 @@
         <w:spacing w:after="0" w:before="0" w:line="240" w:lineRule="auto"/>
       </w:pPr>
       <w:rPr>
+        <w:rFonts w:eastAsia="黑体"/>
         <w:b/>
         <w:bCs/>
       </w:rPr>
@@ -7187,12 +7544,14 @@
     </w:tblStylePr>
     <w:tblStylePr w:type="firstCol">
       <w:rPr>
+        <w:rFonts w:eastAsia="黑体"/>
         <w:b/>
         <w:bCs/>
       </w:rPr>
     </w:tblStylePr>
     <w:tblStylePr w:type="lastCol">
       <w:rPr>
+        <w:rFonts w:eastAsia="黑体"/>
         <w:b/>
         <w:bCs/>
       </w:rPr>
@@ -7251,6 +7610,7 @@
         <w:spacing w:after="0" w:before="0" w:line="240" w:lineRule="auto"/>
       </w:pPr>
       <w:rPr>
+        <w:rFonts w:eastAsia="黑体"/>
         <w:b/>
         <w:bCs/>
         <w:color w:themeColor="background1" w:val="FFFFFF"/>
@@ -7273,6 +7633,7 @@
         <w:spacing w:after="0" w:before="0" w:line="240" w:lineRule="auto"/>
       </w:pPr>
       <w:rPr>
+        <w:rFonts w:eastAsia="黑体"/>
         <w:color w:val="auto"/>
       </w:rPr>
       <w:tblPr/>
@@ -7290,6 +7651,7 @@
     </w:tblStylePr>
     <w:tblStylePr w:type="firstCol">
       <w:rPr>
+        <w:rFonts w:eastAsia="黑体"/>
         <w:b/>
         <w:bCs/>
         <w:color w:themeColor="background1" w:val="FFFFFF"/>
@@ -7309,6 +7671,7 @@
     </w:tblStylePr>
     <w:tblStylePr w:type="lastCol">
       <w:rPr>
+        <w:rFonts w:eastAsia="黑体"/>
         <w:b/>
         <w:bCs/>
         <w:color w:themeColor="background1" w:val="FFFFFF"/>
@@ -7357,6 +7720,7 @@
     </w:tblStylePr>
     <w:tblStylePr w:type="nwCell">
       <w:rPr>
+        <w:rFonts w:eastAsia="黑体"/>
         <w:color w:themeColor="background1" w:val="FFFFFF"/>
       </w:rPr>
       <w:tblPr/>
@@ -7400,6 +7764,7 @@
         <w:spacing w:after="0" w:before="0" w:line="240" w:lineRule="auto"/>
       </w:pPr>
       <w:rPr>
+        <w:rFonts w:eastAsia="黑体"/>
         <w:b/>
         <w:bCs/>
         <w:color w:themeColor="background1" w:val="FFFFFF"/>
@@ -7422,6 +7787,7 @@
         <w:spacing w:after="0" w:before="0" w:line="240" w:lineRule="auto"/>
       </w:pPr>
       <w:rPr>
+        <w:rFonts w:eastAsia="黑体"/>
         <w:color w:val="auto"/>
       </w:rPr>
       <w:tblPr/>
@@ -7439,6 +7805,7 @@
     </w:tblStylePr>
     <w:tblStylePr w:type="firstCol">
       <w:rPr>
+        <w:rFonts w:eastAsia="黑体"/>
         <w:b/>
         <w:bCs/>
         <w:color w:themeColor="background1" w:val="FFFFFF"/>
@@ -7458,6 +7825,7 @@
     </w:tblStylePr>
     <w:tblStylePr w:type="lastCol">
       <w:rPr>
+        <w:rFonts w:eastAsia="黑体"/>
         <w:b/>
         <w:bCs/>
         <w:color w:themeColor="background1" w:val="FFFFFF"/>
@@ -7506,6 +7874,7 @@
     </w:tblStylePr>
     <w:tblStylePr w:type="nwCell">
       <w:rPr>
+        <w:rFonts w:eastAsia="黑体"/>
         <w:color w:themeColor="background1" w:val="FFFFFF"/>
       </w:rPr>
       <w:tblPr/>
@@ -7549,6 +7918,7 @@
         <w:spacing w:after="0" w:before="0" w:line="240" w:lineRule="auto"/>
       </w:pPr>
       <w:rPr>
+        <w:rFonts w:eastAsia="黑体"/>
         <w:b/>
         <w:bCs/>
         <w:color w:themeColor="background1" w:val="FFFFFF"/>
@@ -7571,6 +7941,7 @@
         <w:spacing w:after="0" w:before="0" w:line="240" w:lineRule="auto"/>
       </w:pPr>
       <w:rPr>
+        <w:rFonts w:eastAsia="黑体"/>
         <w:color w:val="auto"/>
       </w:rPr>
       <w:tblPr/>
@@ -7588,6 +7959,7 @@
     </w:tblStylePr>
     <w:tblStylePr w:type="firstCol">
       <w:rPr>
+        <w:rFonts w:eastAsia="黑体"/>
         <w:b/>
         <w:bCs/>
         <w:color w:themeColor="background1" w:val="FFFFFF"/>
@@ -7607,6 +7979,7 @@
     </w:tblStylePr>
     <w:tblStylePr w:type="lastCol">
       <w:rPr>
+        <w:rFonts w:eastAsia="黑体"/>
         <w:b/>
         <w:bCs/>
         <w:color w:themeColor="background1" w:val="FFFFFF"/>
@@ -7655,6 +8028,7 @@
     </w:tblStylePr>
     <w:tblStylePr w:type="nwCell">
       <w:rPr>
+        <w:rFonts w:eastAsia="黑体"/>
         <w:color w:themeColor="background1" w:val="FFFFFF"/>
       </w:rPr>
       <w:tblPr/>
@@ -7698,6 +8072,7 @@
         <w:spacing w:after="0" w:before="0" w:line="240" w:lineRule="auto"/>
       </w:pPr>
       <w:rPr>
+        <w:rFonts w:eastAsia="黑体"/>
         <w:b/>
         <w:bCs/>
         <w:color w:themeColor="background1" w:val="FFFFFF"/>
@@ -7720,6 +8095,7 @@
         <w:spacing w:after="0" w:before="0" w:line="240" w:lineRule="auto"/>
       </w:pPr>
       <w:rPr>
+        <w:rFonts w:eastAsia="黑体"/>
         <w:color w:val="auto"/>
       </w:rPr>
       <w:tblPr/>
@@ -7737,6 +8113,7 @@
     </w:tblStylePr>
     <w:tblStylePr w:type="firstCol">
       <w:rPr>
+        <w:rFonts w:eastAsia="黑体"/>
         <w:b/>
         <w:bCs/>
         <w:color w:themeColor="background1" w:val="FFFFFF"/>
@@ -7756,6 +8133,7 @@
     </w:tblStylePr>
     <w:tblStylePr w:type="lastCol">
       <w:rPr>
+        <w:rFonts w:eastAsia="黑体"/>
         <w:b/>
         <w:bCs/>
         <w:color w:themeColor="background1" w:val="FFFFFF"/>
@@ -7804,6 +8182,7 @@
     </w:tblStylePr>
     <w:tblStylePr w:type="nwCell">
       <w:rPr>
+        <w:rFonts w:eastAsia="黑体"/>
         <w:color w:themeColor="background1" w:val="FFFFFF"/>
       </w:rPr>
       <w:tblPr/>
@@ -7847,6 +8226,7 @@
         <w:spacing w:after="0" w:before="0" w:line="240" w:lineRule="auto"/>
       </w:pPr>
       <w:rPr>
+        <w:rFonts w:eastAsia="黑体"/>
         <w:b/>
         <w:bCs/>
         <w:color w:themeColor="background1" w:val="FFFFFF"/>
@@ -7869,6 +8249,7 @@
         <w:spacing w:after="0" w:before="0" w:line="240" w:lineRule="auto"/>
       </w:pPr>
       <w:rPr>
+        <w:rFonts w:eastAsia="黑体"/>
         <w:color w:val="auto"/>
       </w:rPr>
       <w:tblPr/>
@@ -7886,6 +8267,7 @@
     </w:tblStylePr>
     <w:tblStylePr w:type="firstCol">
       <w:rPr>
+        <w:rFonts w:eastAsia="黑体"/>
         <w:b/>
         <w:bCs/>
         <w:color w:themeColor="background1" w:val="FFFFFF"/>
@@ -7905,6 +8287,7 @@
     </w:tblStylePr>
     <w:tblStylePr w:type="lastCol">
       <w:rPr>
+        <w:rFonts w:eastAsia="黑体"/>
         <w:b/>
         <w:bCs/>
         <w:color w:themeColor="background1" w:val="FFFFFF"/>
@@ -7953,6 +8336,7 @@
     </w:tblStylePr>
     <w:tblStylePr w:type="nwCell">
       <w:rPr>
+        <w:rFonts w:eastAsia="黑体"/>
         <w:color w:themeColor="background1" w:val="FFFFFF"/>
       </w:rPr>
       <w:tblPr/>
@@ -7996,6 +8380,7 @@
         <w:spacing w:after="0" w:before="0" w:line="240" w:lineRule="auto"/>
       </w:pPr>
       <w:rPr>
+        <w:rFonts w:eastAsia="黑体"/>
         <w:b/>
         <w:bCs/>
         <w:color w:themeColor="background1" w:val="FFFFFF"/>
@@ -8018,6 +8403,7 @@
         <w:spacing w:after="0" w:before="0" w:line="240" w:lineRule="auto"/>
       </w:pPr>
       <w:rPr>
+        <w:rFonts w:eastAsia="黑体"/>
         <w:color w:val="auto"/>
       </w:rPr>
       <w:tblPr/>
@@ -8035,6 +8421,7 @@
     </w:tblStylePr>
     <w:tblStylePr w:type="firstCol">
       <w:rPr>
+        <w:rFonts w:eastAsia="黑体"/>
         <w:b/>
         <w:bCs/>
         <w:color w:themeColor="background1" w:val="FFFFFF"/>
@@ -8054,6 +8441,7 @@
     </w:tblStylePr>
     <w:tblStylePr w:type="lastCol">
       <w:rPr>
+        <w:rFonts w:eastAsia="黑体"/>
         <w:b/>
         <w:bCs/>
         <w:color w:themeColor="background1" w:val="FFFFFF"/>
@@ -8102,6 +8490,7 @@
     </w:tblStylePr>
     <w:tblStylePr w:type="nwCell">
       <w:rPr>
+        <w:rFonts w:eastAsia="黑体"/>
         <w:color w:themeColor="background1" w:val="FFFFFF"/>
       </w:rPr>
       <w:tblPr/>
@@ -8145,6 +8534,7 @@
         <w:spacing w:after="0" w:before="0" w:line="240" w:lineRule="auto"/>
       </w:pPr>
       <w:rPr>
+        <w:rFonts w:eastAsia="黑体"/>
         <w:b/>
         <w:bCs/>
         <w:color w:themeColor="background1" w:val="FFFFFF"/>
@@ -8167,6 +8557,7 @@
         <w:spacing w:after="0" w:before="0" w:line="240" w:lineRule="auto"/>
       </w:pPr>
       <w:rPr>
+        <w:rFonts w:eastAsia="黑体"/>
         <w:color w:val="auto"/>
       </w:rPr>
       <w:tblPr/>
@@ -8184,6 +8575,7 @@
     </w:tblStylePr>
     <w:tblStylePr w:type="firstCol">
       <w:rPr>
+        <w:rFonts w:eastAsia="黑体"/>
         <w:b/>
         <w:bCs/>
         <w:color w:themeColor="background1" w:val="FFFFFF"/>
@@ -8203,6 +8595,7 @@
     </w:tblStylePr>
     <w:tblStylePr w:type="lastCol">
       <w:rPr>
+        <w:rFonts w:eastAsia="黑体"/>
         <w:b/>
         <w:bCs/>
         <w:color w:themeColor="background1" w:val="FFFFFF"/>
@@ -8251,6 +8644,7 @@
     </w:tblStylePr>
     <w:tblStylePr w:type="nwCell">
       <w:rPr>
+        <w:rFonts w:eastAsia="黑体"/>
         <w:color w:themeColor="background1" w:val="FFFFFF"/>
       </w:rPr>
       <w:tblPr/>
@@ -8275,6 +8669,7 @@
       <w:spacing w:after="0" w:line="240" w:lineRule="auto"/>
     </w:pPr>
     <w:rPr>
+      <w:rFonts w:eastAsia="黑体"/>
       <w:color w:themeColor="text1" w:val="000000"/>
     </w:rPr>
     <w:tblPr>
@@ -8294,7 +8689,7 @@
     </w:tblPr>
     <w:tblStylePr w:type="firstRow">
       <w:rPr>
-        <w:rFonts w:asciiTheme="majorHAnsi" w:cstheme="majorBidi" w:eastAsiaTheme="majorEastAsia" w:hAnsiTheme="majorHAnsi"/>
+        <w:rFonts w:asciiTheme="majorHAnsi" w:cstheme="majorBidi" w:hAnsiTheme="majorHAnsi" w:eastAsia="黑体"/>
       </w:rPr>
       <w:tblPr/>
       <w:tcPr>
@@ -8306,6 +8701,7 @@
     </w:tblStylePr>
     <w:tblStylePr w:type="lastRow">
       <w:rPr>
+        <w:rFonts w:eastAsia="黑体"/>
         <w:b/>
         <w:bCs/>
         <w:color w:themeColor="text2" w:val="1F497D"/>
@@ -8320,12 +8716,14 @@
     </w:tblStylePr>
     <w:tblStylePr w:type="firstCol">
       <w:rPr>
+        <w:rFonts w:eastAsia="黑体"/>
         <w:b/>
         <w:bCs/>
       </w:rPr>
     </w:tblStylePr>
     <w:tblStylePr w:type="lastCol">
       <w:rPr>
+        <w:rFonts w:eastAsia="黑体"/>
         <w:b/>
         <w:bCs/>
       </w:rPr>
@@ -8359,6 +8757,7 @@
       <w:spacing w:after="0" w:line="240" w:lineRule="auto"/>
     </w:pPr>
     <w:rPr>
+      <w:rFonts w:eastAsia="黑体"/>
       <w:color w:themeColor="text1" w:val="000000"/>
     </w:rPr>
     <w:tblPr>
@@ -8378,7 +8777,7 @@
     </w:tblPr>
     <w:tblStylePr w:type="firstRow">
       <w:rPr>
-        <w:rFonts w:asciiTheme="majorHAnsi" w:cstheme="majorBidi" w:eastAsiaTheme="majorEastAsia" w:hAnsiTheme="majorHAnsi"/>
+        <w:rFonts w:asciiTheme="majorHAnsi" w:cstheme="majorBidi" w:hAnsiTheme="majorHAnsi" w:eastAsia="黑体"/>
       </w:rPr>
       <w:tblPr/>
       <w:tcPr>
@@ -8390,6 +8789,7 @@
     </w:tblStylePr>
     <w:tblStylePr w:type="lastRow">
       <w:rPr>
+        <w:rFonts w:eastAsia="黑体"/>
         <w:b/>
         <w:bCs/>
         <w:color w:themeColor="text2" w:val="1F497D"/>
@@ -8404,12 +8804,14 @@
     </w:tblStylePr>
     <w:tblStylePr w:type="firstCol">
       <w:rPr>
+        <w:rFonts w:eastAsia="黑体"/>
         <w:b/>
         <w:bCs/>
       </w:rPr>
     </w:tblStylePr>
     <w:tblStylePr w:type="lastCol">
       <w:rPr>
+        <w:rFonts w:eastAsia="黑体"/>
         <w:b/>
         <w:bCs/>
       </w:rPr>
@@ -8443,6 +8845,7 @@
       <w:spacing w:after="0" w:line="240" w:lineRule="auto"/>
     </w:pPr>
     <w:rPr>
+      <w:rFonts w:eastAsia="黑体"/>
       <w:color w:themeColor="text1" w:val="000000"/>
     </w:rPr>
     <w:tblPr>
@@ -8462,7 +8865,7 @@
     </w:tblPr>
     <w:tblStylePr w:type="firstRow">
       <w:rPr>
-        <w:rFonts w:asciiTheme="majorHAnsi" w:cstheme="majorBidi" w:eastAsiaTheme="majorEastAsia" w:hAnsiTheme="majorHAnsi"/>
+        <w:rFonts w:asciiTheme="majorHAnsi" w:cstheme="majorBidi" w:hAnsiTheme="majorHAnsi" w:eastAsia="黑体"/>
       </w:rPr>
       <w:tblPr/>
       <w:tcPr>
@@ -8474,6 +8877,7 @@
     </w:tblStylePr>
     <w:tblStylePr w:type="lastRow">
       <w:rPr>
+        <w:rFonts w:eastAsia="黑体"/>
         <w:b/>
         <w:bCs/>
         <w:color w:themeColor="text2" w:val="1F497D"/>
@@ -8488,12 +8892,14 @@
     </w:tblStylePr>
     <w:tblStylePr w:type="firstCol">
       <w:rPr>
+        <w:rFonts w:eastAsia="黑体"/>
         <w:b/>
         <w:bCs/>
       </w:rPr>
     </w:tblStylePr>
     <w:tblStylePr w:type="lastCol">
       <w:rPr>
+        <w:rFonts w:eastAsia="黑体"/>
         <w:b/>
         <w:bCs/>
       </w:rPr>
@@ -8527,6 +8933,7 @@
       <w:spacing w:after="0" w:line="240" w:lineRule="auto"/>
     </w:pPr>
     <w:rPr>
+      <w:rFonts w:eastAsia="黑体"/>
       <w:color w:themeColor="text1" w:val="000000"/>
     </w:rPr>
     <w:tblPr>
@@ -8546,7 +8953,7 @@
     </w:tblPr>
     <w:tblStylePr w:type="firstRow">
       <w:rPr>
-        <w:rFonts w:asciiTheme="majorHAnsi" w:cstheme="majorBidi" w:eastAsiaTheme="majorEastAsia" w:hAnsiTheme="majorHAnsi"/>
+        <w:rFonts w:asciiTheme="majorHAnsi" w:cstheme="majorBidi" w:hAnsiTheme="majorHAnsi" w:eastAsia="黑体"/>
       </w:rPr>
       <w:tblPr/>
       <w:tcPr>
@@ -8558,6 +8965,7 @@
     </w:tblStylePr>
     <w:tblStylePr w:type="lastRow">
       <w:rPr>
+        <w:rFonts w:eastAsia="黑体"/>
         <w:b/>
         <w:bCs/>
         <w:color w:themeColor="text2" w:val="1F497D"/>
@@ -8572,12 +8980,14 @@
     </w:tblStylePr>
     <w:tblStylePr w:type="firstCol">
       <w:rPr>
+        <w:rFonts w:eastAsia="黑体"/>
         <w:b/>
         <w:bCs/>
       </w:rPr>
     </w:tblStylePr>
     <w:tblStylePr w:type="lastCol">
       <w:rPr>
+        <w:rFonts w:eastAsia="黑体"/>
         <w:b/>
         <w:bCs/>
       </w:rPr>
@@ -8611,6 +9021,7 @@
       <w:spacing w:after="0" w:line="240" w:lineRule="auto"/>
     </w:pPr>
     <w:rPr>
+      <w:rFonts w:eastAsia="黑体"/>
       <w:color w:themeColor="text1" w:val="000000"/>
     </w:rPr>
     <w:tblPr>
@@ -8630,7 +9041,7 @@
     </w:tblPr>
     <w:tblStylePr w:type="firstRow">
       <w:rPr>
-        <w:rFonts w:asciiTheme="majorHAnsi" w:cstheme="majorBidi" w:eastAsiaTheme="majorEastAsia" w:hAnsiTheme="majorHAnsi"/>
+        <w:rFonts w:asciiTheme="majorHAnsi" w:cstheme="majorBidi" w:hAnsiTheme="majorHAnsi" w:eastAsia="黑体"/>
       </w:rPr>
       <w:tblPr/>
       <w:tcPr>
@@ -8642,6 +9053,7 @@
     </w:tblStylePr>
     <w:tblStylePr w:type="lastRow">
       <w:rPr>
+        <w:rFonts w:eastAsia="黑体"/>
         <w:b/>
         <w:bCs/>
         <w:color w:themeColor="text2" w:val="1F497D"/>
@@ -8656,12 +9068,14 @@
     </w:tblStylePr>
     <w:tblStylePr w:type="firstCol">
       <w:rPr>
+        <w:rFonts w:eastAsia="黑体"/>
         <w:b/>
         <w:bCs/>
       </w:rPr>
     </w:tblStylePr>
     <w:tblStylePr w:type="lastCol">
       <w:rPr>
+        <w:rFonts w:eastAsia="黑体"/>
         <w:b/>
         <w:bCs/>
       </w:rPr>
@@ -8695,6 +9109,7 @@
       <w:spacing w:after="0" w:line="240" w:lineRule="auto"/>
     </w:pPr>
     <w:rPr>
+      <w:rFonts w:eastAsia="黑体"/>
       <w:color w:themeColor="text1" w:val="000000"/>
     </w:rPr>
     <w:tblPr>
@@ -8714,7 +9129,7 @@
     </w:tblPr>
     <w:tblStylePr w:type="firstRow">
       <w:rPr>
-        <w:rFonts w:asciiTheme="majorHAnsi" w:cstheme="majorBidi" w:eastAsiaTheme="majorEastAsia" w:hAnsiTheme="majorHAnsi"/>
+        <w:rFonts w:asciiTheme="majorHAnsi" w:cstheme="majorBidi" w:hAnsiTheme="majorHAnsi" w:eastAsia="黑体"/>
       </w:rPr>
       <w:tblPr/>
       <w:tcPr>
@@ -8726,6 +9141,7 @@
     </w:tblStylePr>
     <w:tblStylePr w:type="lastRow">
       <w:rPr>
+        <w:rFonts w:eastAsia="黑体"/>
         <w:b/>
         <w:bCs/>
         <w:color w:themeColor="text2" w:val="1F497D"/>
@@ -8740,12 +9156,14 @@
     </w:tblStylePr>
     <w:tblStylePr w:type="firstCol">
       <w:rPr>
+        <w:rFonts w:eastAsia="黑体"/>
         <w:b/>
         <w:bCs/>
       </w:rPr>
     </w:tblStylePr>
     <w:tblStylePr w:type="lastCol">
       <w:rPr>
+        <w:rFonts w:eastAsia="黑体"/>
         <w:b/>
         <w:bCs/>
       </w:rPr>
@@ -8779,6 +9197,7 @@
       <w:spacing w:after="0" w:line="240" w:lineRule="auto"/>
     </w:pPr>
     <w:rPr>
+      <w:rFonts w:eastAsia="黑体"/>
       <w:color w:themeColor="text1" w:val="000000"/>
     </w:rPr>
     <w:tblPr>
@@ -8798,7 +9217,7 @@
     </w:tblPr>
     <w:tblStylePr w:type="firstRow">
       <w:rPr>
-        <w:rFonts w:asciiTheme="majorHAnsi" w:cstheme="majorBidi" w:eastAsiaTheme="majorEastAsia" w:hAnsiTheme="majorHAnsi"/>
+        <w:rFonts w:asciiTheme="majorHAnsi" w:cstheme="majorBidi" w:hAnsiTheme="majorHAnsi" w:eastAsia="黑体"/>
       </w:rPr>
       <w:tblPr/>
       <w:tcPr>
@@ -8810,6 +9229,7 @@
     </w:tblStylePr>
     <w:tblStylePr w:type="lastRow">
       <w:rPr>
+        <w:rFonts w:eastAsia="黑体"/>
         <w:b/>
         <w:bCs/>
         <w:color w:themeColor="text2" w:val="1F497D"/>
@@ -8824,12 +9244,14 @@
     </w:tblStylePr>
     <w:tblStylePr w:type="firstCol">
       <w:rPr>
+        <w:rFonts w:eastAsia="黑体"/>
         <w:b/>
         <w:bCs/>
       </w:rPr>
     </w:tblStylePr>
     <w:tblStylePr w:type="lastCol">
       <w:rPr>
+        <w:rFonts w:eastAsia="黑体"/>
         <w:b/>
         <w:bCs/>
       </w:rPr>
@@ -8863,7 +9285,7 @@
       <w:spacing w:after="0" w:line="240" w:lineRule="auto"/>
     </w:pPr>
     <w:rPr>
-      <w:rFonts w:asciiTheme="majorHAnsi" w:cstheme="majorBidi" w:eastAsiaTheme="majorEastAsia" w:hAnsiTheme="majorHAnsi"/>
+      <w:rFonts w:asciiTheme="majorHAnsi" w:cstheme="majorBidi" w:hAnsiTheme="majorHAnsi" w:eastAsia="黑体"/>
       <w:color w:themeColor="text1" w:val="000000"/>
     </w:rPr>
     <w:tblPr>
@@ -8885,6 +9307,7 @@
     </w:tblPr>
     <w:tblStylePr w:type="firstRow">
       <w:rPr>
+        <w:rFonts w:eastAsia="黑体"/>
         <w:sz w:val="24"/>
         <w:szCs w:val="24"/>
       </w:rPr>
@@ -8991,7 +9414,7 @@
       <w:spacing w:after="0" w:line="240" w:lineRule="auto"/>
     </w:pPr>
     <w:rPr>
-      <w:rFonts w:asciiTheme="majorHAnsi" w:cstheme="majorBidi" w:eastAsiaTheme="majorEastAsia" w:hAnsiTheme="majorHAnsi"/>
+      <w:rFonts w:asciiTheme="majorHAnsi" w:cstheme="majorBidi" w:hAnsiTheme="majorHAnsi" w:eastAsia="黑体"/>
       <w:color w:themeColor="text1" w:val="000000"/>
     </w:rPr>
     <w:tblPr>
@@ -9013,6 +9436,7 @@
     </w:tblPr>
     <w:tblStylePr w:type="firstRow">
       <w:rPr>
+        <w:rFonts w:eastAsia="黑体"/>
         <w:sz w:val="24"/>
         <w:szCs w:val="24"/>
       </w:rPr>
@@ -9119,7 +9543,7 @@
       <w:spacing w:after="0" w:line="240" w:lineRule="auto"/>
     </w:pPr>
     <w:rPr>
-      <w:rFonts w:asciiTheme="majorHAnsi" w:cstheme="majorBidi" w:eastAsiaTheme="majorEastAsia" w:hAnsiTheme="majorHAnsi"/>
+      <w:rFonts w:asciiTheme="majorHAnsi" w:cstheme="majorBidi" w:hAnsiTheme="majorHAnsi" w:eastAsia="黑体"/>
       <w:color w:themeColor="text1" w:val="000000"/>
     </w:rPr>
     <w:tblPr>
@@ -9141,6 +9565,7 @@
     </w:tblPr>
     <w:tblStylePr w:type="firstRow">
       <w:rPr>
+        <w:rFonts w:eastAsia="黑体"/>
         <w:sz w:val="24"/>
         <w:szCs w:val="24"/>
       </w:rPr>
@@ -9247,7 +9672,7 @@
       <w:spacing w:after="0" w:line="240" w:lineRule="auto"/>
     </w:pPr>
     <w:rPr>
-      <w:rFonts w:asciiTheme="majorHAnsi" w:cstheme="majorBidi" w:eastAsiaTheme="majorEastAsia" w:hAnsiTheme="majorHAnsi"/>
+      <w:rFonts w:asciiTheme="majorHAnsi" w:cstheme="majorBidi" w:hAnsiTheme="majorHAnsi" w:eastAsia="黑体"/>
       <w:color w:themeColor="text1" w:val="000000"/>
     </w:rPr>
     <w:tblPr>
@@ -9269,6 +9694,7 @@
     </w:tblPr>
     <w:tblStylePr w:type="firstRow">
       <w:rPr>
+        <w:rFonts w:eastAsia="黑体"/>
         <w:sz w:val="24"/>
         <w:szCs w:val="24"/>
       </w:rPr>
@@ -9375,7 +9801,7 @@
       <w:spacing w:after="0" w:line="240" w:lineRule="auto"/>
     </w:pPr>
     <w:rPr>
-      <w:rFonts w:asciiTheme="majorHAnsi" w:cstheme="majorBidi" w:eastAsiaTheme="majorEastAsia" w:hAnsiTheme="majorHAnsi"/>
+      <w:rFonts w:asciiTheme="majorHAnsi" w:cstheme="majorBidi" w:hAnsiTheme="majorHAnsi" w:eastAsia="黑体"/>
       <w:color w:themeColor="text1" w:val="000000"/>
     </w:rPr>
     <w:tblPr>
@@ -9397,6 +9823,7 @@
     </w:tblPr>
     <w:tblStylePr w:type="firstRow">
       <w:rPr>
+        <w:rFonts w:eastAsia="黑体"/>
         <w:sz w:val="24"/>
         <w:szCs w:val="24"/>
       </w:rPr>
@@ -9503,7 +9930,7 @@
       <w:spacing w:after="0" w:line="240" w:lineRule="auto"/>
     </w:pPr>
     <w:rPr>
-      <w:rFonts w:asciiTheme="majorHAnsi" w:cstheme="majorBidi" w:eastAsiaTheme="majorEastAsia" w:hAnsiTheme="majorHAnsi"/>
+      <w:rFonts w:asciiTheme="majorHAnsi" w:cstheme="majorBidi" w:hAnsiTheme="majorHAnsi" w:eastAsia="黑体"/>
       <w:color w:themeColor="text1" w:val="000000"/>
     </w:rPr>
     <w:tblPr>
@@ -9525,6 +9952,7 @@
     </w:tblPr>
     <w:tblStylePr w:type="firstRow">
       <w:rPr>
+        <w:rFonts w:eastAsia="黑体"/>
         <w:sz w:val="24"/>
         <w:szCs w:val="24"/>
       </w:rPr>
@@ -9631,7 +10059,7 @@
       <w:spacing w:after="0" w:line="240" w:lineRule="auto"/>
     </w:pPr>
     <w:rPr>
-      <w:rFonts w:asciiTheme="majorHAnsi" w:cstheme="majorBidi" w:eastAsiaTheme="majorEastAsia" w:hAnsiTheme="majorHAnsi"/>
+      <w:rFonts w:asciiTheme="majorHAnsi" w:cstheme="majorBidi" w:hAnsiTheme="majorHAnsi" w:eastAsia="黑体"/>
       <w:color w:themeColor="text1" w:val="000000"/>
     </w:rPr>
     <w:tblPr>
@@ -9653,6 +10081,7 @@
     </w:tblPr>
     <w:tblStylePr w:type="firstRow">
       <w:rPr>
+        <w:rFonts w:eastAsia="黑体"/>
         <w:sz w:val="24"/>
         <w:szCs w:val="24"/>
       </w:rPr>
@@ -9782,12 +10211,14 @@
     </w:tcPr>
     <w:tblStylePr w:type="firstRow">
       <w:rPr>
+        <w:rFonts w:eastAsia="黑体"/>
         <w:b/>
         <w:bCs/>
       </w:rPr>
     </w:tblStylePr>
     <w:tblStylePr w:type="lastRow">
       <w:rPr>
+        <w:rFonts w:eastAsia="黑体"/>
         <w:b/>
         <w:bCs/>
       </w:rPr>
@@ -9800,12 +10231,14 @@
     </w:tblStylePr>
     <w:tblStylePr w:type="firstCol">
       <w:rPr>
+        <w:rFonts w:eastAsia="黑体"/>
         <w:b/>
         <w:bCs/>
       </w:rPr>
     </w:tblStylePr>
     <w:tblStylePr w:type="lastCol">
       <w:rPr>
+        <w:rFonts w:eastAsia="黑体"/>
         <w:b/>
         <w:bCs/>
       </w:rPr>
@@ -9855,12 +10288,14 @@
     </w:tcPr>
     <w:tblStylePr w:type="firstRow">
       <w:rPr>
+        <w:rFonts w:eastAsia="黑体"/>
         <w:b/>
         <w:bCs/>
       </w:rPr>
     </w:tblStylePr>
     <w:tblStylePr w:type="lastRow">
       <w:rPr>
+        <w:rFonts w:eastAsia="黑体"/>
         <w:b/>
         <w:bCs/>
       </w:rPr>
@@ -9873,12 +10308,14 @@
     </w:tblStylePr>
     <w:tblStylePr w:type="firstCol">
       <w:rPr>
+        <w:rFonts w:eastAsia="黑体"/>
         <w:b/>
         <w:bCs/>
       </w:rPr>
     </w:tblStylePr>
     <w:tblStylePr w:type="lastCol">
       <w:rPr>
+        <w:rFonts w:eastAsia="黑体"/>
         <w:b/>
         <w:bCs/>
       </w:rPr>
@@ -9928,12 +10365,14 @@
     </w:tcPr>
     <w:tblStylePr w:type="firstRow">
       <w:rPr>
+        <w:rFonts w:eastAsia="黑体"/>
         <w:b/>
         <w:bCs/>
       </w:rPr>
     </w:tblStylePr>
     <w:tblStylePr w:type="lastRow">
       <w:rPr>
+        <w:rFonts w:eastAsia="黑体"/>
         <w:b/>
         <w:bCs/>
       </w:rPr>
@@ -9946,12 +10385,14 @@
     </w:tblStylePr>
     <w:tblStylePr w:type="firstCol">
       <w:rPr>
+        <w:rFonts w:eastAsia="黑体"/>
         <w:b/>
         <w:bCs/>
       </w:rPr>
     </w:tblStylePr>
     <w:tblStylePr w:type="lastCol">
       <w:rPr>
+        <w:rFonts w:eastAsia="黑体"/>
         <w:b/>
         <w:bCs/>
       </w:rPr>
@@ -10001,12 +10442,14 @@
     </w:tcPr>
     <w:tblStylePr w:type="firstRow">
       <w:rPr>
+        <w:rFonts w:eastAsia="黑体"/>
         <w:b/>
         <w:bCs/>
       </w:rPr>
     </w:tblStylePr>
     <w:tblStylePr w:type="lastRow">
       <w:rPr>
+        <w:rFonts w:eastAsia="黑体"/>
         <w:b/>
         <w:bCs/>
       </w:rPr>
@@ -10019,12 +10462,14 @@
     </w:tblStylePr>
     <w:tblStylePr w:type="firstCol">
       <w:rPr>
+        <w:rFonts w:eastAsia="黑体"/>
         <w:b/>
         <w:bCs/>
       </w:rPr>
     </w:tblStylePr>
     <w:tblStylePr w:type="lastCol">
       <w:rPr>
+        <w:rFonts w:eastAsia="黑体"/>
         <w:b/>
         <w:bCs/>
       </w:rPr>
@@ -10074,12 +10519,14 @@
     </w:tcPr>
     <w:tblStylePr w:type="firstRow">
       <w:rPr>
+        <w:rFonts w:eastAsia="黑体"/>
         <w:b/>
         <w:bCs/>
       </w:rPr>
     </w:tblStylePr>
     <w:tblStylePr w:type="lastRow">
       <w:rPr>
+        <w:rFonts w:eastAsia="黑体"/>
         <w:b/>
         <w:bCs/>
       </w:rPr>
@@ -10092,12 +10539,14 @@
     </w:tblStylePr>
     <w:tblStylePr w:type="firstCol">
       <w:rPr>
+        <w:rFonts w:eastAsia="黑体"/>
         <w:b/>
         <w:bCs/>
       </w:rPr>
     </w:tblStylePr>
     <w:tblStylePr w:type="lastCol">
       <w:rPr>
+        <w:rFonts w:eastAsia="黑体"/>
         <w:b/>
         <w:bCs/>
       </w:rPr>
@@ -10147,12 +10596,14 @@
     </w:tcPr>
     <w:tblStylePr w:type="firstRow">
       <w:rPr>
+        <w:rFonts w:eastAsia="黑体"/>
         <w:b/>
         <w:bCs/>
       </w:rPr>
     </w:tblStylePr>
     <w:tblStylePr w:type="lastRow">
       <w:rPr>
+        <w:rFonts w:eastAsia="黑体"/>
         <w:b/>
         <w:bCs/>
       </w:rPr>
@@ -10165,12 +10616,14 @@
     </w:tblStylePr>
     <w:tblStylePr w:type="firstCol">
       <w:rPr>
+        <w:rFonts w:eastAsia="黑体"/>
         <w:b/>
         <w:bCs/>
       </w:rPr>
     </w:tblStylePr>
     <w:tblStylePr w:type="lastCol">
       <w:rPr>
+        <w:rFonts w:eastAsia="黑体"/>
         <w:b/>
         <w:bCs/>
       </w:rPr>
@@ -10220,12 +10673,14 @@
     </w:tcPr>
     <w:tblStylePr w:type="firstRow">
       <w:rPr>
+        <w:rFonts w:eastAsia="黑体"/>
         <w:b/>
         <w:bCs/>
       </w:rPr>
     </w:tblStylePr>
     <w:tblStylePr w:type="lastRow">
       <w:rPr>
+        <w:rFonts w:eastAsia="黑体"/>
         <w:b/>
         <w:bCs/>
       </w:rPr>
@@ -10238,12 +10693,14 @@
     </w:tblStylePr>
     <w:tblStylePr w:type="firstCol">
       <w:rPr>
+        <w:rFonts w:eastAsia="黑体"/>
         <w:b/>
         <w:bCs/>
       </w:rPr>
     </w:tblStylePr>
     <w:tblStylePr w:type="lastCol">
       <w:rPr>
+        <w:rFonts w:eastAsia="黑体"/>
         <w:b/>
         <w:bCs/>
       </w:rPr>
@@ -10270,7 +10727,7 @@
       <w:spacing w:after="0" w:line="240" w:lineRule="auto"/>
     </w:pPr>
     <w:rPr>
-      <w:rFonts w:asciiTheme="majorHAnsi" w:cstheme="majorBidi" w:eastAsiaTheme="majorEastAsia" w:hAnsiTheme="majorHAnsi"/>
+      <w:rFonts w:asciiTheme="majorHAnsi" w:cstheme="majorBidi" w:hAnsiTheme="majorHAnsi" w:eastAsia="黑体"/>
       <w:color w:themeColor="text1" w:val="000000"/>
     </w:rPr>
     <w:tblPr>
@@ -10297,6 +10754,7 @@
     </w:tcPr>
     <w:tblStylePr w:type="firstRow">
       <w:rPr>
+        <w:rFonts w:eastAsia="黑体"/>
         <w:b/>
         <w:bCs/>
         <w:color w:themeColor="text1" w:val="000000"/>
@@ -10308,6 +10766,7 @@
     </w:tblStylePr>
     <w:tblStylePr w:type="lastRow">
       <w:rPr>
+        <w:rFonts w:eastAsia="黑体"/>
         <w:b/>
         <w:bCs/>
         <w:color w:themeColor="text1" w:val="000000"/>
@@ -10327,6 +10786,7 @@
     </w:tblStylePr>
     <w:tblStylePr w:type="firstCol">
       <w:rPr>
+        <w:rFonts w:eastAsia="黑体"/>
         <w:b/>
         <w:bCs/>
         <w:color w:themeColor="text1" w:val="000000"/>
@@ -10346,6 +10806,7 @@
     </w:tblStylePr>
     <w:tblStylePr w:type="lastCol">
       <w:rPr>
+        <w:rFonts w:eastAsia="黑体"/>
         <w:b w:val="0"/>
         <w:bCs w:val="0"/>
         <w:color w:themeColor="text1" w:val="000000"/>
@@ -10395,7 +10856,7 @@
       <w:spacing w:after="0" w:line="240" w:lineRule="auto"/>
     </w:pPr>
     <w:rPr>
-      <w:rFonts w:asciiTheme="majorHAnsi" w:cstheme="majorBidi" w:eastAsiaTheme="majorEastAsia" w:hAnsiTheme="majorHAnsi"/>
+      <w:rFonts w:asciiTheme="majorHAnsi" w:cstheme="majorBidi" w:hAnsiTheme="majorHAnsi" w:eastAsia="黑体"/>
       <w:color w:themeColor="text1" w:val="000000"/>
     </w:rPr>
     <w:tblPr>
@@ -10422,6 +10883,7 @@
     </w:tcPr>
     <w:tblStylePr w:type="firstRow">
       <w:rPr>
+        <w:rFonts w:eastAsia="黑体"/>
         <w:b/>
         <w:bCs/>
         <w:color w:themeColor="text1" w:val="000000"/>
@@ -10433,6 +10895,7 @@
     </w:tblStylePr>
     <w:tblStylePr w:type="lastRow">
       <w:rPr>
+        <w:rFonts w:eastAsia="黑体"/>
         <w:b/>
         <w:bCs/>
         <w:color w:themeColor="text1" w:val="000000"/>
@@ -10452,6 +10915,7 @@
     </w:tblStylePr>
     <w:tblStylePr w:type="firstCol">
       <w:rPr>
+        <w:rFonts w:eastAsia="黑体"/>
         <w:b/>
         <w:bCs/>
         <w:color w:themeColor="text1" w:val="000000"/>
@@ -10471,6 +10935,7 @@
     </w:tblStylePr>
     <w:tblStylePr w:type="lastCol">
       <w:rPr>
+        <w:rFonts w:eastAsia="黑体"/>
         <w:b w:val="0"/>
         <w:bCs w:val="0"/>
         <w:color w:themeColor="text1" w:val="000000"/>
@@ -10520,7 +10985,7 @@
       <w:spacing w:after="0" w:line="240" w:lineRule="auto"/>
     </w:pPr>
     <w:rPr>
-      <w:rFonts w:asciiTheme="majorHAnsi" w:cstheme="majorBidi" w:eastAsiaTheme="majorEastAsia" w:hAnsiTheme="majorHAnsi"/>
+      <w:rFonts w:asciiTheme="majorHAnsi" w:cstheme="majorBidi" w:hAnsiTheme="majorHAnsi" w:eastAsia="黑体"/>
       <w:color w:themeColor="text1" w:val="000000"/>
     </w:rPr>
     <w:tblPr>
@@ -10547,6 +11012,7 @@
     </w:tcPr>
     <w:tblStylePr w:type="firstRow">
       <w:rPr>
+        <w:rFonts w:eastAsia="黑体"/>
         <w:b/>
         <w:bCs/>
         <w:color w:themeColor="text1" w:val="000000"/>
@@ -10558,6 +11024,7 @@
     </w:tblStylePr>
     <w:tblStylePr w:type="lastRow">
       <w:rPr>
+        <w:rFonts w:eastAsia="黑体"/>
         <w:b/>
         <w:bCs/>
         <w:color w:themeColor="text1" w:val="000000"/>
@@ -10577,6 +11044,7 @@
     </w:tblStylePr>
     <w:tblStylePr w:type="firstCol">
       <w:rPr>
+        <w:rFonts w:eastAsia="黑体"/>
         <w:b/>
         <w:bCs/>
         <w:color w:themeColor="text1" w:val="000000"/>
@@ -10596,6 +11064,7 @@
     </w:tblStylePr>
     <w:tblStylePr w:type="lastCol">
       <w:rPr>
+        <w:rFonts w:eastAsia="黑体"/>
         <w:b w:val="0"/>
         <w:bCs w:val="0"/>
         <w:color w:themeColor="text1" w:val="000000"/>
@@ -10645,7 +11114,7 @@
       <w:spacing w:after="0" w:line="240" w:lineRule="auto"/>
     </w:pPr>
     <w:rPr>
-      <w:rFonts w:asciiTheme="majorHAnsi" w:cstheme="majorBidi" w:eastAsiaTheme="majorEastAsia" w:hAnsiTheme="majorHAnsi"/>
+      <w:rFonts w:asciiTheme="majorHAnsi" w:cstheme="majorBidi" w:hAnsiTheme="majorHAnsi" w:eastAsia="黑体"/>
       <w:color w:themeColor="text1" w:val="000000"/>
     </w:rPr>
     <w:tblPr>
@@ -10672,6 +11141,7 @@
     </w:tcPr>
     <w:tblStylePr w:type="firstRow">
       <w:rPr>
+        <w:rFonts w:eastAsia="黑体"/>
         <w:b/>
         <w:bCs/>
         <w:color w:themeColor="text1" w:val="000000"/>
@@ -10683,6 +11153,7 @@
     </w:tblStylePr>
     <w:tblStylePr w:type="lastRow">
       <w:rPr>
+        <w:rFonts w:eastAsia="黑体"/>
         <w:b/>
         <w:bCs/>
         <w:color w:themeColor="text1" w:val="000000"/>
@@ -10702,6 +11173,7 @@
     </w:tblStylePr>
     <w:tblStylePr w:type="firstCol">
       <w:rPr>
+        <w:rFonts w:eastAsia="黑体"/>
         <w:b/>
         <w:bCs/>
         <w:color w:themeColor="text1" w:val="000000"/>
@@ -10721,6 +11193,7 @@
     </w:tblStylePr>
     <w:tblStylePr w:type="lastCol">
       <w:rPr>
+        <w:rFonts w:eastAsia="黑体"/>
         <w:b w:val="0"/>
         <w:bCs w:val="0"/>
         <w:color w:themeColor="text1" w:val="000000"/>
@@ -10770,7 +11243,7 @@
       <w:spacing w:after="0" w:line="240" w:lineRule="auto"/>
     </w:pPr>
     <w:rPr>
-      <w:rFonts w:asciiTheme="majorHAnsi" w:cstheme="majorBidi" w:eastAsiaTheme="majorEastAsia" w:hAnsiTheme="majorHAnsi"/>
+      <w:rFonts w:asciiTheme="majorHAnsi" w:cstheme="majorBidi" w:hAnsiTheme="majorHAnsi" w:eastAsia="黑体"/>
       <w:color w:themeColor="text1" w:val="000000"/>
     </w:rPr>
     <w:tblPr>
@@ -10797,6 +11270,7 @@
     </w:tcPr>
     <w:tblStylePr w:type="firstRow">
       <w:rPr>
+        <w:rFonts w:eastAsia="黑体"/>
         <w:b/>
         <w:bCs/>
         <w:color w:themeColor="text1" w:val="000000"/>
@@ -10808,6 +11282,7 @@
     </w:tblStylePr>
     <w:tblStylePr w:type="lastRow">
       <w:rPr>
+        <w:rFonts w:eastAsia="黑体"/>
         <w:b/>
         <w:bCs/>
         <w:color w:themeColor="text1" w:val="000000"/>
@@ -10827,6 +11302,7 @@
     </w:tblStylePr>
     <w:tblStylePr w:type="firstCol">
       <w:rPr>
+        <w:rFonts w:eastAsia="黑体"/>
         <w:b/>
         <w:bCs/>
         <w:color w:themeColor="text1" w:val="000000"/>
@@ -10846,6 +11322,7 @@
     </w:tblStylePr>
     <w:tblStylePr w:type="lastCol">
       <w:rPr>
+        <w:rFonts w:eastAsia="黑体"/>
         <w:b w:val="0"/>
         <w:bCs w:val="0"/>
         <w:color w:themeColor="text1" w:val="000000"/>
@@ -10895,7 +11372,7 @@
       <w:spacing w:after="0" w:line="240" w:lineRule="auto"/>
     </w:pPr>
     <w:rPr>
-      <w:rFonts w:asciiTheme="majorHAnsi" w:cstheme="majorBidi" w:eastAsiaTheme="majorEastAsia" w:hAnsiTheme="majorHAnsi"/>
+      <w:rFonts w:asciiTheme="majorHAnsi" w:cstheme="majorBidi" w:hAnsiTheme="majorHAnsi" w:eastAsia="黑体"/>
       <w:color w:themeColor="text1" w:val="000000"/>
     </w:rPr>
     <w:tblPr>
@@ -10922,6 +11399,7 @@
     </w:tcPr>
     <w:tblStylePr w:type="firstRow">
       <w:rPr>
+        <w:rFonts w:eastAsia="黑体"/>
         <w:b/>
         <w:bCs/>
         <w:color w:themeColor="text1" w:val="000000"/>
@@ -10933,6 +11411,7 @@
     </w:tblStylePr>
     <w:tblStylePr w:type="lastRow">
       <w:rPr>
+        <w:rFonts w:eastAsia="黑体"/>
         <w:b/>
         <w:bCs/>
         <w:color w:themeColor="text1" w:val="000000"/>
@@ -10952,6 +11431,7 @@
     </w:tblStylePr>
     <w:tblStylePr w:type="firstCol">
       <w:rPr>
+        <w:rFonts w:eastAsia="黑体"/>
         <w:b/>
         <w:bCs/>
         <w:color w:themeColor="text1" w:val="000000"/>
@@ -10971,6 +11451,7 @@
     </w:tblStylePr>
     <w:tblStylePr w:type="lastCol">
       <w:rPr>
+        <w:rFonts w:eastAsia="黑体"/>
         <w:b w:val="0"/>
         <w:bCs w:val="0"/>
         <w:color w:themeColor="text1" w:val="000000"/>
@@ -11020,7 +11501,7 @@
       <w:spacing w:after="0" w:line="240" w:lineRule="auto"/>
     </w:pPr>
     <w:rPr>
-      <w:rFonts w:asciiTheme="majorHAnsi" w:cstheme="majorBidi" w:eastAsiaTheme="majorEastAsia" w:hAnsiTheme="majorHAnsi"/>
+      <w:rFonts w:asciiTheme="majorHAnsi" w:cstheme="majorBidi" w:hAnsiTheme="majorHAnsi" w:eastAsia="黑体"/>
       <w:color w:themeColor="text1" w:val="000000"/>
     </w:rPr>
     <w:tblPr>
@@ -11047,6 +11528,7 @@
     </w:tcPr>
     <w:tblStylePr w:type="firstRow">
       <w:rPr>
+        <w:rFonts w:eastAsia="黑体"/>
         <w:b/>
         <w:bCs/>
         <w:color w:themeColor="text1" w:val="000000"/>
@@ -11058,6 +11540,7 @@
     </w:tblStylePr>
     <w:tblStylePr w:type="lastRow">
       <w:rPr>
+        <w:rFonts w:eastAsia="黑体"/>
         <w:b/>
         <w:bCs/>
         <w:color w:themeColor="text1" w:val="000000"/>
@@ -11077,6 +11560,7 @@
     </w:tblStylePr>
     <w:tblStylePr w:type="firstCol">
       <w:rPr>
+        <w:rFonts w:eastAsia="黑体"/>
         <w:b/>
         <w:bCs/>
         <w:color w:themeColor="text1" w:val="000000"/>
@@ -11096,6 +11580,7 @@
     </w:tblStylePr>
     <w:tblStylePr w:type="lastCol">
       <w:rPr>
+        <w:rFonts w:eastAsia="黑体"/>
         <w:b w:val="0"/>
         <w:bCs w:val="0"/>
         <w:color w:themeColor="text1" w:val="000000"/>
@@ -11168,6 +11653,7 @@
     </w:tcPr>
     <w:tblStylePr w:type="firstRow">
       <w:rPr>
+        <w:rFonts w:eastAsia="黑体"/>
         <w:b/>
         <w:bCs/>
         <w:i w:val="0"/>
@@ -11189,6 +11675,7 @@
     </w:tblStylePr>
     <w:tblStylePr w:type="lastRow">
       <w:rPr>
+        <w:rFonts w:eastAsia="黑体"/>
         <w:b/>
         <w:bCs/>
         <w:i w:val="0"/>
@@ -11210,6 +11697,7 @@
     </w:tblStylePr>
     <w:tblStylePr w:type="firstCol">
       <w:rPr>
+        <w:rFonts w:eastAsia="黑体"/>
         <w:b/>
         <w:bCs/>
         <w:i w:val="0"/>
@@ -11229,6 +11717,7 @@
     </w:tblStylePr>
     <w:tblStylePr w:type="lastCol">
       <w:rPr>
+        <w:rFonts w:eastAsia="黑体"/>
         <w:b/>
         <w:bCs/>
         <w:i w:val="0"/>
@@ -11309,6 +11798,7 @@
     </w:tcPr>
     <w:tblStylePr w:type="firstRow">
       <w:rPr>
+        <w:rFonts w:eastAsia="黑体"/>
         <w:b/>
         <w:bCs/>
         <w:i w:val="0"/>
@@ -11330,6 +11820,7 @@
     </w:tblStylePr>
     <w:tblStylePr w:type="lastRow">
       <w:rPr>
+        <w:rFonts w:eastAsia="黑体"/>
         <w:b/>
         <w:bCs/>
         <w:i w:val="0"/>
@@ -11351,6 +11842,7 @@
     </w:tblStylePr>
     <w:tblStylePr w:type="firstCol">
       <w:rPr>
+        <w:rFonts w:eastAsia="黑体"/>
         <w:b/>
         <w:bCs/>
         <w:i w:val="0"/>
@@ -11370,6 +11862,7 @@
     </w:tblStylePr>
     <w:tblStylePr w:type="lastCol">
       <w:rPr>
+        <w:rFonts w:eastAsia="黑体"/>
         <w:b/>
         <w:bCs/>
         <w:i w:val="0"/>
@@ -11450,6 +11943,7 @@
     </w:tcPr>
     <w:tblStylePr w:type="firstRow">
       <w:rPr>
+        <w:rFonts w:eastAsia="黑体"/>
         <w:b/>
         <w:bCs/>
         <w:i w:val="0"/>
@@ -11471,6 +11965,7 @@
     </w:tblStylePr>
     <w:tblStylePr w:type="lastRow">
       <w:rPr>
+        <w:rFonts w:eastAsia="黑体"/>
         <w:b/>
         <w:bCs/>
         <w:i w:val="0"/>
@@ -11492,6 +11987,7 @@
     </w:tblStylePr>
     <w:tblStylePr w:type="firstCol">
       <w:rPr>
+        <w:rFonts w:eastAsia="黑体"/>
         <w:b/>
         <w:bCs/>
         <w:i w:val="0"/>
@@ -11511,6 +12007,7 @@
     </w:tblStylePr>
     <w:tblStylePr w:type="lastCol">
       <w:rPr>
+        <w:rFonts w:eastAsia="黑体"/>
         <w:b/>
         <w:bCs/>
         <w:i w:val="0"/>
@@ -11591,6 +12088,7 @@
     </w:tcPr>
     <w:tblStylePr w:type="firstRow">
       <w:rPr>
+        <w:rFonts w:eastAsia="黑体"/>
         <w:b/>
         <w:bCs/>
         <w:i w:val="0"/>
@@ -11612,6 +12110,7 @@
     </w:tblStylePr>
     <w:tblStylePr w:type="lastRow">
       <w:rPr>
+        <w:rFonts w:eastAsia="黑体"/>
         <w:b/>
         <w:bCs/>
         <w:i w:val="0"/>
@@ -11633,6 +12132,7 @@
     </w:tblStylePr>
     <w:tblStylePr w:type="firstCol">
       <w:rPr>
+        <w:rFonts w:eastAsia="黑体"/>
         <w:b/>
         <w:bCs/>
         <w:i w:val="0"/>
@@ -11652,6 +12152,7 @@
     </w:tblStylePr>
     <w:tblStylePr w:type="lastCol">
       <w:rPr>
+        <w:rFonts w:eastAsia="黑体"/>
         <w:b/>
         <w:bCs/>
         <w:i w:val="0"/>
@@ -11732,6 +12233,7 @@
     </w:tcPr>
     <w:tblStylePr w:type="firstRow">
       <w:rPr>
+        <w:rFonts w:eastAsia="黑体"/>
         <w:b/>
         <w:bCs/>
         <w:i w:val="0"/>
@@ -11753,6 +12255,7 @@
     </w:tblStylePr>
     <w:tblStylePr w:type="lastRow">
       <w:rPr>
+        <w:rFonts w:eastAsia="黑体"/>
         <w:b/>
         <w:bCs/>
         <w:i w:val="0"/>
@@ -11774,6 +12277,7 @@
     </w:tblStylePr>
     <w:tblStylePr w:type="firstCol">
       <w:rPr>
+        <w:rFonts w:eastAsia="黑体"/>
         <w:b/>
         <w:bCs/>
         <w:i w:val="0"/>
@@ -11793,6 +12297,7 @@
     </w:tblStylePr>
     <w:tblStylePr w:type="lastCol">
       <w:rPr>
+        <w:rFonts w:eastAsia="黑体"/>
         <w:b/>
         <w:bCs/>
         <w:i w:val="0"/>
@@ -11873,6 +12378,7 @@
     </w:tcPr>
     <w:tblStylePr w:type="firstRow">
       <w:rPr>
+        <w:rFonts w:eastAsia="黑体"/>
         <w:b/>
         <w:bCs/>
         <w:i w:val="0"/>
@@ -11894,6 +12400,7 @@
     </w:tblStylePr>
     <w:tblStylePr w:type="lastRow">
       <w:rPr>
+        <w:rFonts w:eastAsia="黑体"/>
         <w:b/>
         <w:bCs/>
         <w:i w:val="0"/>
@@ -11915,6 +12422,7 @@
     </w:tblStylePr>
     <w:tblStylePr w:type="firstCol">
       <w:rPr>
+        <w:rFonts w:eastAsia="黑体"/>
         <w:b/>
         <w:bCs/>
         <w:i w:val="0"/>
@@ -11934,6 +12442,7 @@
     </w:tblStylePr>
     <w:tblStylePr w:type="lastCol">
       <w:rPr>
+        <w:rFonts w:eastAsia="黑体"/>
         <w:b/>
         <w:bCs/>
         <w:i w:val="0"/>
@@ -12014,6 +12523,7 @@
     </w:tcPr>
     <w:tblStylePr w:type="firstRow">
       <w:rPr>
+        <w:rFonts w:eastAsia="黑体"/>
         <w:b/>
         <w:bCs/>
         <w:i w:val="0"/>
@@ -12035,6 +12545,7 @@
     </w:tblStylePr>
     <w:tblStylePr w:type="lastRow">
       <w:rPr>
+        <w:rFonts w:eastAsia="黑体"/>
         <w:b/>
         <w:bCs/>
         <w:i w:val="0"/>
@@ -12056,6 +12567,7 @@
     </w:tblStylePr>
     <w:tblStylePr w:type="firstCol">
       <w:rPr>
+        <w:rFonts w:eastAsia="黑体"/>
         <w:b/>
         <w:bCs/>
         <w:i w:val="0"/>
@@ -12075,6 +12587,7 @@
     </w:tblStylePr>
     <w:tblStylePr w:type="lastCol">
       <w:rPr>
+        <w:rFonts w:eastAsia="黑体"/>
         <w:b/>
         <w:bCs/>
         <w:i w:val="0"/>
@@ -12132,6 +12645,7 @@
       <w:spacing w:after="0" w:line="240" w:lineRule="auto"/>
     </w:pPr>
     <w:rPr>
+      <w:rFonts w:eastAsia="黑体"/>
       <w:color w:themeColor="background1" w:val="FFFFFF"/>
     </w:rPr>
     <w:tblPr>
@@ -12150,6 +12664,7 @@
     </w:tcPr>
     <w:tblStylePr w:type="firstRow">
       <w:rPr>
+        <w:rFonts w:eastAsia="黑体"/>
         <w:b/>
         <w:bCs/>
       </w:rPr>
@@ -12246,6 +12761,7 @@
       <w:spacing w:after="0" w:line="240" w:lineRule="auto"/>
     </w:pPr>
     <w:rPr>
+      <w:rFonts w:eastAsia="黑体"/>
       <w:color w:themeColor="background1" w:val="FFFFFF"/>
     </w:rPr>
     <w:tblPr>
@@ -12264,6 +12780,7 @@
     </w:tcPr>
     <w:tblStylePr w:type="firstRow">
       <w:rPr>
+        <w:rFonts w:eastAsia="黑体"/>
         <w:b/>
         <w:bCs/>
       </w:rPr>
@@ -12360,6 +12877,7 @@
       <w:spacing w:after="0" w:line="240" w:lineRule="auto"/>
     </w:pPr>
     <w:rPr>
+      <w:rFonts w:eastAsia="黑体"/>
       <w:color w:themeColor="background1" w:val="FFFFFF"/>
     </w:rPr>
     <w:tblPr>
@@ -12378,6 +12896,7 @@
     </w:tcPr>
     <w:tblStylePr w:type="firstRow">
       <w:rPr>
+        <w:rFonts w:eastAsia="黑体"/>
         <w:b/>
         <w:bCs/>
       </w:rPr>
@@ -12474,6 +12993,7 @@
       <w:spacing w:after="0" w:line="240" w:lineRule="auto"/>
     </w:pPr>
     <w:rPr>
+      <w:rFonts w:eastAsia="黑体"/>
       <w:color w:themeColor="background1" w:val="FFFFFF"/>
     </w:rPr>
     <w:tblPr>
@@ -12492,6 +13012,7 @@
     </w:tcPr>
     <w:tblStylePr w:type="firstRow">
       <w:rPr>
+        <w:rFonts w:eastAsia="黑体"/>
         <w:b/>
         <w:bCs/>
       </w:rPr>
@@ -12588,6 +13109,7 @@
       <w:spacing w:after="0" w:line="240" w:lineRule="auto"/>
     </w:pPr>
     <w:rPr>
+      <w:rFonts w:eastAsia="黑体"/>
       <w:color w:themeColor="background1" w:val="FFFFFF"/>
     </w:rPr>
     <w:tblPr>
@@ -12606,6 +13128,7 @@
     </w:tcPr>
     <w:tblStylePr w:type="firstRow">
       <w:rPr>
+        <w:rFonts w:eastAsia="黑体"/>
         <w:b/>
         <w:bCs/>
       </w:rPr>
@@ -12702,6 +13225,7 @@
       <w:spacing w:after="0" w:line="240" w:lineRule="auto"/>
     </w:pPr>
     <w:rPr>
+      <w:rFonts w:eastAsia="黑体"/>
       <w:color w:themeColor="background1" w:val="FFFFFF"/>
     </w:rPr>
     <w:tblPr>
@@ -12720,6 +13244,7 @@
     </w:tcPr>
     <w:tblStylePr w:type="firstRow">
       <w:rPr>
+        <w:rFonts w:eastAsia="黑体"/>
         <w:b/>
         <w:bCs/>
       </w:rPr>
@@ -12816,6 +13341,7 @@
       <w:spacing w:after="0" w:line="240" w:lineRule="auto"/>
     </w:pPr>
     <w:rPr>
+      <w:rFonts w:eastAsia="黑体"/>
       <w:color w:themeColor="background1" w:val="FFFFFF"/>
     </w:rPr>
     <w:tblPr>
@@ -12834,6 +13360,7 @@
     </w:tcPr>
     <w:tblStylePr w:type="firstRow">
       <w:rPr>
+        <w:rFonts w:eastAsia="黑体"/>
         <w:b/>
         <w:bCs/>
       </w:rPr>
@@ -12930,6 +13457,7 @@
       <w:spacing w:after="0" w:line="240" w:lineRule="auto"/>
     </w:pPr>
     <w:rPr>
+      <w:rFonts w:eastAsia="黑体"/>
       <w:color w:themeColor="text1" w:val="000000"/>
     </w:rPr>
     <w:tblPr>
@@ -12956,6 +13484,7 @@
     </w:tcPr>
     <w:tblStylePr w:type="firstRow">
       <w:rPr>
+        <w:rFonts w:eastAsia="黑体"/>
         <w:b/>
         <w:bCs/>
       </w:rPr>
@@ -12974,6 +13503,7 @@
     </w:tblStylePr>
     <w:tblStylePr w:type="lastRow">
       <w:rPr>
+        <w:rFonts w:eastAsia="黑体"/>
         <w:b/>
         <w:bCs/>
         <w:color w:themeColor="background1" w:val="FFFFFF"/>
@@ -12988,6 +13518,7 @@
     </w:tblStylePr>
     <w:tblStylePr w:type="firstCol">
       <w:rPr>
+        <w:rFonts w:eastAsia="黑体"/>
         <w:color w:themeColor="background1" w:val="FFFFFF"/>
       </w:rPr>
       <w:tblPr/>
@@ -13005,6 +13536,7 @@
     </w:tblStylePr>
     <w:tblStylePr w:type="lastCol">
       <w:rPr>
+        <w:rFonts w:eastAsia="黑体"/>
         <w:color w:themeColor="background1" w:val="FFFFFF"/>
       </w:rPr>
       <w:tblPr/>
@@ -13034,11 +13566,13 @@
     </w:tblStylePr>
     <w:tblStylePr w:type="neCell">
       <w:rPr>
+        <w:rFonts w:eastAsia="黑体"/>
         <w:color w:themeColor="text1" w:val="000000"/>
       </w:rPr>
     </w:tblStylePr>
     <w:tblStylePr w:type="nwCell">
       <w:rPr>
+        <w:rFonts w:eastAsia="黑体"/>
         <w:color w:themeColor="text1" w:val="000000"/>
       </w:rPr>
     </w:tblStylePr>
@@ -13052,6 +13586,7 @@
       <w:spacing w:after="0" w:line="240" w:lineRule="auto"/>
     </w:pPr>
     <w:rPr>
+      <w:rFonts w:eastAsia="黑体"/>
       <w:color w:themeColor="text1" w:val="000000"/>
     </w:rPr>
     <w:tblPr>
@@ -13078,6 +13613,7 @@
     </w:tcPr>
     <w:tblStylePr w:type="firstRow">
       <w:rPr>
+        <w:rFonts w:eastAsia="黑体"/>
         <w:b/>
         <w:bCs/>
       </w:rPr>
@@ -13096,6 +13632,7 @@
     </w:tblStylePr>
     <w:tblStylePr w:type="lastRow">
       <w:rPr>
+        <w:rFonts w:eastAsia="黑体"/>
         <w:b/>
         <w:bCs/>
         <w:color w:themeColor="background1" w:val="FFFFFF"/>
@@ -13110,6 +13647,7 @@
     </w:tblStylePr>
     <w:tblStylePr w:type="firstCol">
       <w:rPr>
+        <w:rFonts w:eastAsia="黑体"/>
         <w:color w:themeColor="background1" w:val="FFFFFF"/>
       </w:rPr>
       <w:tblPr/>
@@ -13127,6 +13665,7 @@
     </w:tblStylePr>
     <w:tblStylePr w:type="lastCol">
       <w:rPr>
+        <w:rFonts w:eastAsia="黑体"/>
         <w:color w:themeColor="background1" w:val="FFFFFF"/>
       </w:rPr>
       <w:tblPr/>
@@ -13156,11 +13695,13 @@
     </w:tblStylePr>
     <w:tblStylePr w:type="neCell">
       <w:rPr>
+        <w:rFonts w:eastAsia="黑体"/>
         <w:color w:themeColor="text1" w:val="000000"/>
       </w:rPr>
     </w:tblStylePr>
     <w:tblStylePr w:type="nwCell">
       <w:rPr>
+        <w:rFonts w:eastAsia="黑体"/>
         <w:color w:themeColor="text1" w:val="000000"/>
       </w:rPr>
     </w:tblStylePr>
@@ -13174,6 +13715,7 @@
       <w:spacing w:after="0" w:line="240" w:lineRule="auto"/>
     </w:pPr>
     <w:rPr>
+      <w:rFonts w:eastAsia="黑体"/>
       <w:color w:themeColor="text1" w:val="000000"/>
     </w:rPr>
     <w:tblPr>
@@ -13200,6 +13742,7 @@
     </w:tcPr>
     <w:tblStylePr w:type="firstRow">
       <w:rPr>
+        <w:rFonts w:eastAsia="黑体"/>
         <w:b/>
         <w:bCs/>
       </w:rPr>
@@ -13218,6 +13761,7 @@
     </w:tblStylePr>
     <w:tblStylePr w:type="lastRow">
       <w:rPr>
+        <w:rFonts w:eastAsia="黑体"/>
         <w:b/>
         <w:bCs/>
         <w:color w:themeColor="background1" w:val="FFFFFF"/>
@@ -13232,6 +13776,7 @@
     </w:tblStylePr>
     <w:tblStylePr w:type="firstCol">
       <w:rPr>
+        <w:rFonts w:eastAsia="黑体"/>
         <w:color w:themeColor="background1" w:val="FFFFFF"/>
       </w:rPr>
       <w:tblPr/>
@@ -13249,6 +13794,7 @@
     </w:tblStylePr>
     <w:tblStylePr w:type="lastCol">
       <w:rPr>
+        <w:rFonts w:eastAsia="黑体"/>
         <w:color w:themeColor="background1" w:val="FFFFFF"/>
       </w:rPr>
       <w:tblPr/>
@@ -13278,11 +13824,13 @@
     </w:tblStylePr>
     <w:tblStylePr w:type="neCell">
       <w:rPr>
+        <w:rFonts w:eastAsia="黑体"/>
         <w:color w:themeColor="text1" w:val="000000"/>
       </w:rPr>
     </w:tblStylePr>
     <w:tblStylePr w:type="nwCell">
       <w:rPr>
+        <w:rFonts w:eastAsia="黑体"/>
         <w:color w:themeColor="text1" w:val="000000"/>
       </w:rPr>
     </w:tblStylePr>
@@ -13296,6 +13844,7 @@
       <w:spacing w:after="0" w:line="240" w:lineRule="auto"/>
     </w:pPr>
     <w:rPr>
+      <w:rFonts w:eastAsia="黑体"/>
       <w:color w:themeColor="text1" w:val="000000"/>
     </w:rPr>
     <w:tblPr>
@@ -13322,6 +13871,7 @@
     </w:tcPr>
     <w:tblStylePr w:type="firstRow">
       <w:rPr>
+        <w:rFonts w:eastAsia="黑体"/>
         <w:b/>
         <w:bCs/>
       </w:rPr>
@@ -13340,6 +13890,7 @@
     </w:tblStylePr>
     <w:tblStylePr w:type="lastRow">
       <w:rPr>
+        <w:rFonts w:eastAsia="黑体"/>
         <w:b/>
         <w:bCs/>
         <w:color w:themeColor="background1" w:val="FFFFFF"/>
@@ -13354,6 +13905,7 @@
     </w:tblStylePr>
     <w:tblStylePr w:type="firstCol">
       <w:rPr>
+        <w:rFonts w:eastAsia="黑体"/>
         <w:color w:themeColor="background1" w:val="FFFFFF"/>
       </w:rPr>
       <w:tblPr/>
@@ -13371,6 +13923,7 @@
     </w:tblStylePr>
     <w:tblStylePr w:type="lastCol">
       <w:rPr>
+        <w:rFonts w:eastAsia="黑体"/>
         <w:color w:themeColor="background1" w:val="FFFFFF"/>
       </w:rPr>
       <w:tblPr/>
@@ -13408,6 +13961,7 @@
       <w:spacing w:after="0" w:line="240" w:lineRule="auto"/>
     </w:pPr>
     <w:rPr>
+      <w:rFonts w:eastAsia="黑体"/>
       <w:color w:themeColor="text1" w:val="000000"/>
     </w:rPr>
     <w:tblPr>
@@ -13434,6 +13988,7 @@
     </w:tcPr>
     <w:tblStylePr w:type="firstRow">
       <w:rPr>
+        <w:rFonts w:eastAsia="黑体"/>
         <w:b/>
         <w:bCs/>
       </w:rPr>
@@ -13452,6 +14007,7 @@
     </w:tblStylePr>
     <w:tblStylePr w:type="lastRow">
       <w:rPr>
+        <w:rFonts w:eastAsia="黑体"/>
         <w:b/>
         <w:bCs/>
         <w:color w:themeColor="background1" w:val="FFFFFF"/>
@@ -13466,6 +14022,7 @@
     </w:tblStylePr>
     <w:tblStylePr w:type="firstCol">
       <w:rPr>
+        <w:rFonts w:eastAsia="黑体"/>
         <w:color w:themeColor="background1" w:val="FFFFFF"/>
       </w:rPr>
       <w:tblPr/>
@@ -13483,6 +14040,7 @@
     </w:tblStylePr>
     <w:tblStylePr w:type="lastCol">
       <w:rPr>
+        <w:rFonts w:eastAsia="黑体"/>
         <w:color w:themeColor="background1" w:val="FFFFFF"/>
       </w:rPr>
       <w:tblPr/>
@@ -13512,11 +14070,13 @@
     </w:tblStylePr>
     <w:tblStylePr w:type="neCell">
       <w:rPr>
+        <w:rFonts w:eastAsia="黑体"/>
         <w:color w:themeColor="text1" w:val="000000"/>
       </w:rPr>
     </w:tblStylePr>
     <w:tblStylePr w:type="nwCell">
       <w:rPr>
+        <w:rFonts w:eastAsia="黑体"/>
         <w:color w:themeColor="text1" w:val="000000"/>
       </w:rPr>
     </w:tblStylePr>
@@ -13530,6 +14090,7 @@
       <w:spacing w:after="0" w:line="240" w:lineRule="auto"/>
     </w:pPr>
     <w:rPr>
+      <w:rFonts w:eastAsia="黑体"/>
       <w:color w:themeColor="text1" w:val="000000"/>
     </w:rPr>
     <w:tblPr>
@@ -13556,6 +14117,7 @@
     </w:tcPr>
     <w:tblStylePr w:type="firstRow">
       <w:rPr>
+        <w:rFonts w:eastAsia="黑体"/>
         <w:b/>
         <w:bCs/>
       </w:rPr>
@@ -13574,6 +14136,7 @@
     </w:tblStylePr>
     <w:tblStylePr w:type="lastRow">
       <w:rPr>
+        <w:rFonts w:eastAsia="黑体"/>
         <w:b/>
         <w:bCs/>
         <w:color w:themeColor="background1" w:val="FFFFFF"/>
@@ -13588,6 +14151,7 @@
     </w:tblStylePr>
     <w:tblStylePr w:type="firstCol">
       <w:rPr>
+        <w:rFonts w:eastAsia="黑体"/>
         <w:color w:themeColor="background1" w:val="FFFFFF"/>
       </w:rPr>
       <w:tblPr/>
@@ -13605,6 +14169,7 @@
     </w:tblStylePr>
     <w:tblStylePr w:type="lastCol">
       <w:rPr>
+        <w:rFonts w:eastAsia="黑体"/>
         <w:color w:themeColor="background1" w:val="FFFFFF"/>
       </w:rPr>
       <w:tblPr/>
@@ -13634,11 +14199,13 @@
     </w:tblStylePr>
     <w:tblStylePr w:type="neCell">
       <w:rPr>
+        <w:rFonts w:eastAsia="黑体"/>
         <w:color w:themeColor="text1" w:val="000000"/>
       </w:rPr>
     </w:tblStylePr>
     <w:tblStylePr w:type="nwCell">
       <w:rPr>
+        <w:rFonts w:eastAsia="黑体"/>
         <w:color w:themeColor="text1" w:val="000000"/>
       </w:rPr>
     </w:tblStylePr>
@@ -13652,6 +14219,7 @@
       <w:spacing w:after="0" w:line="240" w:lineRule="auto"/>
     </w:pPr>
     <w:rPr>
+      <w:rFonts w:eastAsia="黑体"/>
       <w:color w:themeColor="text1" w:val="000000"/>
     </w:rPr>
     <w:tblPr>
@@ -13678,6 +14246,7 @@
     </w:tcPr>
     <w:tblStylePr w:type="firstRow">
       <w:rPr>
+        <w:rFonts w:eastAsia="黑体"/>
         <w:b/>
         <w:bCs/>
       </w:rPr>
@@ -13696,6 +14265,7 @@
     </w:tblStylePr>
     <w:tblStylePr w:type="lastRow">
       <w:rPr>
+        <w:rFonts w:eastAsia="黑体"/>
         <w:b/>
         <w:bCs/>
         <w:color w:themeColor="background1" w:val="FFFFFF"/>
@@ -13710,6 +14280,7 @@
     </w:tblStylePr>
     <w:tblStylePr w:type="firstCol">
       <w:rPr>
+        <w:rFonts w:eastAsia="黑体"/>
         <w:color w:themeColor="background1" w:val="FFFFFF"/>
       </w:rPr>
       <w:tblPr/>
@@ -13727,6 +14298,7 @@
     </w:tblStylePr>
     <w:tblStylePr w:type="lastCol">
       <w:rPr>
+        <w:rFonts w:eastAsia="黑体"/>
         <w:color w:themeColor="background1" w:val="FFFFFF"/>
       </w:rPr>
       <w:tblPr/>
@@ -13756,11 +14328,13 @@
     </w:tblStylePr>
     <w:tblStylePr w:type="neCell">
       <w:rPr>
+        <w:rFonts w:eastAsia="黑体"/>
         <w:color w:themeColor="text1" w:val="000000"/>
       </w:rPr>
     </w:tblStylePr>
     <w:tblStylePr w:type="nwCell">
       <w:rPr>
+        <w:rFonts w:eastAsia="黑体"/>
         <w:color w:themeColor="text1" w:val="000000"/>
       </w:rPr>
     </w:tblStylePr>
@@ -13774,6 +14348,7 @@
       <w:spacing w:after="0" w:line="240" w:lineRule="auto"/>
     </w:pPr>
     <w:rPr>
+      <w:rFonts w:eastAsia="黑体"/>
       <w:color w:themeColor="text1" w:val="000000"/>
     </w:rPr>
     <w:tblPr>
@@ -13792,6 +14367,7 @@
     </w:tcPr>
     <w:tblStylePr w:type="firstRow">
       <w:rPr>
+        <w:rFonts w:eastAsia="黑体"/>
         <w:b/>
         <w:bCs/>
         <w:color w:themeColor="background1" w:val="FFFFFF"/>
@@ -13806,6 +14382,7 @@
     </w:tblStylePr>
     <w:tblStylePr w:type="lastRow">
       <w:rPr>
+        <w:rFonts w:eastAsia="黑体"/>
         <w:b/>
         <w:bCs/>
         <w:color w:themeColor="accent2" w:themeShade="CC" w:val="9E3A38"/>
@@ -13820,12 +14397,14 @@
     </w:tblStylePr>
     <w:tblStylePr w:type="firstCol">
       <w:rPr>
+        <w:rFonts w:eastAsia="黑体"/>
         <w:b/>
         <w:bCs/>
       </w:rPr>
     </w:tblStylePr>
     <w:tblStylePr w:type="lastCol">
       <w:rPr>
+        <w:rFonts w:eastAsia="黑体"/>
         <w:b/>
         <w:bCs/>
       </w:rPr>
@@ -13860,6 +14439,7 @@
       <w:spacing w:after="0" w:line="240" w:lineRule="auto"/>
     </w:pPr>
     <w:rPr>
+      <w:rFonts w:eastAsia="黑体"/>
       <w:color w:themeColor="text1" w:val="000000"/>
     </w:rPr>
     <w:tblPr>
@@ -13878,6 +14458,7 @@
     </w:tcPr>
     <w:tblStylePr w:type="firstRow">
       <w:rPr>
+        <w:rFonts w:eastAsia="黑体"/>
         <w:b/>
         <w:bCs/>
         <w:color w:themeColor="background1" w:val="FFFFFF"/>
@@ -13892,6 +14473,7 @@
     </w:tblStylePr>
     <w:tblStylePr w:type="lastRow">
       <w:rPr>
+        <w:rFonts w:eastAsia="黑体"/>
         <w:b/>
         <w:bCs/>
         <w:color w:themeColor="accent2" w:themeShade="CC" w:val="9E3A38"/>
@@ -13906,12 +14488,14 @@
     </w:tblStylePr>
     <w:tblStylePr w:type="firstCol">
       <w:rPr>
+        <w:rFonts w:eastAsia="黑体"/>
         <w:b/>
         <w:bCs/>
       </w:rPr>
     </w:tblStylePr>
     <w:tblStylePr w:type="lastCol">
       <w:rPr>
+        <w:rFonts w:eastAsia="黑体"/>
         <w:b/>
         <w:bCs/>
       </w:rPr>
@@ -13946,6 +14530,7 @@
       <w:spacing w:after="0" w:line="240" w:lineRule="auto"/>
     </w:pPr>
     <w:rPr>
+      <w:rFonts w:eastAsia="黑体"/>
       <w:color w:themeColor="text1" w:val="000000"/>
     </w:rPr>
     <w:tblPr>
@@ -13964,6 +14549,7 @@
     </w:tcPr>
     <w:tblStylePr w:type="firstRow">
       <w:rPr>
+        <w:rFonts w:eastAsia="黑体"/>
         <w:b/>
         <w:bCs/>
         <w:color w:themeColor="background1" w:val="FFFFFF"/>
@@ -13978,6 +14564,7 @@
     </w:tblStylePr>
     <w:tblStylePr w:type="lastRow">
       <w:rPr>
+        <w:rFonts w:eastAsia="黑体"/>
         <w:b/>
         <w:bCs/>
         <w:color w:themeColor="accent2" w:themeShade="CC" w:val="9E3A38"/>
@@ -13992,12 +14579,14 @@
     </w:tblStylePr>
     <w:tblStylePr w:type="firstCol">
       <w:rPr>
+        <w:rFonts w:eastAsia="黑体"/>
         <w:b/>
         <w:bCs/>
       </w:rPr>
     </w:tblStylePr>
     <w:tblStylePr w:type="lastCol">
       <w:rPr>
+        <w:rFonts w:eastAsia="黑体"/>
         <w:b/>
         <w:bCs/>
       </w:rPr>
@@ -14032,6 +14621,7 @@
       <w:spacing w:after="0" w:line="240" w:lineRule="auto"/>
     </w:pPr>
     <w:rPr>
+      <w:rFonts w:eastAsia="黑体"/>
       <w:color w:themeColor="text1" w:val="000000"/>
     </w:rPr>
     <w:tblPr>
@@ -14050,6 +14640,7 @@
     </w:tcPr>
     <w:tblStylePr w:type="firstRow">
       <w:rPr>
+        <w:rFonts w:eastAsia="黑体"/>
         <w:b/>
         <w:bCs/>
         <w:color w:themeColor="background1" w:val="FFFFFF"/>
@@ -14064,6 +14655,7 @@
     </w:tblStylePr>
     <w:tblStylePr w:type="lastRow">
       <w:rPr>
+        <w:rFonts w:eastAsia="黑体"/>
         <w:b/>
         <w:bCs/>
         <w:color w:themeColor="accent4" w:themeShade="CC" w:val="664E82"/>
@@ -14078,12 +14670,14 @@
     </w:tblStylePr>
     <w:tblStylePr w:type="firstCol">
       <w:rPr>
+        <w:rFonts w:eastAsia="黑体"/>
         <w:b/>
         <w:bCs/>
       </w:rPr>
     </w:tblStylePr>
     <w:tblStylePr w:type="lastCol">
       <w:rPr>
+        <w:rFonts w:eastAsia="黑体"/>
         <w:b/>
         <w:bCs/>
       </w:rPr>
@@ -14118,6 +14712,7 @@
       <w:spacing w:after="0" w:line="240" w:lineRule="auto"/>
     </w:pPr>
     <w:rPr>
+      <w:rFonts w:eastAsia="黑体"/>
       <w:color w:themeColor="text1" w:val="000000"/>
     </w:rPr>
     <w:tblPr>
@@ -14136,6 +14731,7 @@
     </w:tcPr>
     <w:tblStylePr w:type="firstRow">
       <w:rPr>
+        <w:rFonts w:eastAsia="黑体"/>
         <w:b/>
         <w:bCs/>
         <w:color w:themeColor="background1" w:val="FFFFFF"/>
@@ -14150,6 +14746,7 @@
     </w:tblStylePr>
     <w:tblStylePr w:type="lastRow">
       <w:rPr>
+        <w:rFonts w:eastAsia="黑体"/>
         <w:b/>
         <w:bCs/>
         <w:color w:themeColor="accent3" w:themeShade="CC" w:val="7E9C40"/>
@@ -14164,12 +14761,14 @@
     </w:tblStylePr>
     <w:tblStylePr w:type="firstCol">
       <w:rPr>
+        <w:rFonts w:eastAsia="黑体"/>
         <w:b/>
         <w:bCs/>
       </w:rPr>
     </w:tblStylePr>
     <w:tblStylePr w:type="lastCol">
       <w:rPr>
+        <w:rFonts w:eastAsia="黑体"/>
         <w:b/>
         <w:bCs/>
       </w:rPr>
@@ -14204,6 +14803,7 @@
       <w:spacing w:after="0" w:line="240" w:lineRule="auto"/>
     </w:pPr>
     <w:rPr>
+      <w:rFonts w:eastAsia="黑体"/>
       <w:color w:themeColor="text1" w:val="000000"/>
     </w:rPr>
     <w:tblPr>
@@ -14222,6 +14822,7 @@
     </w:tcPr>
     <w:tblStylePr w:type="firstRow">
       <w:rPr>
+        <w:rFonts w:eastAsia="黑体"/>
         <w:b/>
         <w:bCs/>
         <w:color w:themeColor="background1" w:val="FFFFFF"/>
@@ -14236,6 +14837,7 @@
     </w:tblStylePr>
     <w:tblStylePr w:type="lastRow">
       <w:rPr>
+        <w:rFonts w:eastAsia="黑体"/>
         <w:b/>
         <w:bCs/>
         <w:color w:themeColor="accent6" w:themeShade="CC" w:val="F2730A"/>
@@ -14250,12 +14852,14 @@
     </w:tblStylePr>
     <w:tblStylePr w:type="firstCol">
       <w:rPr>
+        <w:rFonts w:eastAsia="黑体"/>
         <w:b/>
         <w:bCs/>
       </w:rPr>
     </w:tblStylePr>
     <w:tblStylePr w:type="lastCol">
       <w:rPr>
+        <w:rFonts w:eastAsia="黑体"/>
         <w:b/>
         <w:bCs/>
       </w:rPr>
@@ -14290,6 +14894,7 @@
       <w:spacing w:after="0" w:line="240" w:lineRule="auto"/>
     </w:pPr>
     <w:rPr>
+      <w:rFonts w:eastAsia="黑体"/>
       <w:color w:themeColor="text1" w:val="000000"/>
     </w:rPr>
     <w:tblPr>
@@ -14308,6 +14913,7 @@
     </w:tcPr>
     <w:tblStylePr w:type="firstRow">
       <w:rPr>
+        <w:rFonts w:eastAsia="黑体"/>
         <w:b/>
         <w:bCs/>
         <w:color w:themeColor="background1" w:val="FFFFFF"/>
@@ -14322,6 +14928,7 @@
     </w:tblStylePr>
     <w:tblStylePr w:type="lastRow">
       <w:rPr>
+        <w:rFonts w:eastAsia="黑体"/>
         <w:b/>
         <w:bCs/>
         <w:color w:themeColor="accent5" w:themeShade="CC" w:val="348DA5"/>
@@ -14336,12 +14943,14 @@
     </w:tblStylePr>
     <w:tblStylePr w:type="firstCol">
       <w:rPr>
+        <w:rFonts w:eastAsia="黑体"/>
         <w:b/>
         <w:bCs/>
       </w:rPr>
     </w:tblStylePr>
     <w:tblStylePr w:type="lastCol">
       <w:rPr>
+        <w:rFonts w:eastAsia="黑体"/>
         <w:b/>
         <w:bCs/>
       </w:rPr>
@@ -14376,6 +14985,7 @@
       <w:spacing w:after="0" w:line="240" w:lineRule="auto"/>
     </w:pPr>
     <w:rPr>
+      <w:rFonts w:eastAsia="黑体"/>
       <w:color w:themeColor="text1" w:val="000000"/>
     </w:rPr>
     <w:tblPr>
@@ -14397,6 +15007,7 @@
     </w:tcPr>
     <w:tblStylePr w:type="firstRow">
       <w:rPr>
+        <w:rFonts w:eastAsia="黑体"/>
         <w:b/>
         <w:bCs/>
       </w:rPr>
@@ -14407,6 +15018,7 @@
     </w:tblStylePr>
     <w:tblStylePr w:type="lastRow">
       <w:rPr>
+        <w:rFonts w:eastAsia="黑体"/>
         <w:b/>
         <w:bCs/>
         <w:color w:themeColor="text1" w:val="000000"/>
@@ -14418,6 +15030,7 @@
     </w:tblStylePr>
     <w:tblStylePr w:type="firstCol">
       <w:rPr>
+        <w:rFonts w:eastAsia="黑体"/>
         <w:color w:themeColor="background1" w:val="FFFFFF"/>
       </w:rPr>
       <w:tblPr/>
@@ -14427,6 +15040,7 @@
     </w:tblStylePr>
     <w:tblStylePr w:type="lastCol">
       <w:rPr>
+        <w:rFonts w:eastAsia="黑体"/>
         <w:color w:themeColor="background1" w:val="FFFFFF"/>
       </w:rPr>
       <w:tblPr/>
@@ -14456,6 +15070,7 @@
       <w:spacing w:after="0" w:line="240" w:lineRule="auto"/>
     </w:pPr>
     <w:rPr>
+      <w:rFonts w:eastAsia="黑体"/>
       <w:color w:themeColor="text1" w:val="000000"/>
     </w:rPr>
     <w:tblPr>
@@ -14477,6 +15092,7 @@
     </w:tcPr>
     <w:tblStylePr w:type="firstRow">
       <w:rPr>
+        <w:rFonts w:eastAsia="黑体"/>
         <w:b/>
         <w:bCs/>
       </w:rPr>
@@ -14487,6 +15103,7 @@
     </w:tblStylePr>
     <w:tblStylePr w:type="lastRow">
       <w:rPr>
+        <w:rFonts w:eastAsia="黑体"/>
         <w:b/>
         <w:bCs/>
         <w:color w:themeColor="text1" w:val="000000"/>
@@ -14498,6 +15115,7 @@
     </w:tblStylePr>
     <w:tblStylePr w:type="firstCol">
       <w:rPr>
+        <w:rFonts w:eastAsia="黑体"/>
         <w:color w:themeColor="background1" w:val="FFFFFF"/>
       </w:rPr>
       <w:tblPr/>
@@ -14507,6 +15125,7 @@
     </w:tblStylePr>
     <w:tblStylePr w:type="lastCol">
       <w:rPr>
+        <w:rFonts w:eastAsia="黑体"/>
         <w:color w:themeColor="background1" w:val="FFFFFF"/>
       </w:rPr>
       <w:tblPr/>
@@ -14536,6 +15155,7 @@
       <w:spacing w:after="0" w:line="240" w:lineRule="auto"/>
     </w:pPr>
     <w:rPr>
+      <w:rFonts w:eastAsia="黑体"/>
       <w:color w:themeColor="text1" w:val="000000"/>
     </w:rPr>
     <w:tblPr>
@@ -14557,6 +15177,7 @@
     </w:tcPr>
     <w:tblStylePr w:type="firstRow">
       <w:rPr>
+        <w:rFonts w:eastAsia="黑体"/>
         <w:b/>
         <w:bCs/>
       </w:rPr>
@@ -14567,6 +15188,7 @@
     </w:tblStylePr>
     <w:tblStylePr w:type="lastRow">
       <w:rPr>
+        <w:rFonts w:eastAsia="黑体"/>
         <w:b/>
         <w:bCs/>
         <w:color w:themeColor="text1" w:val="000000"/>
@@ -14578,6 +15200,7 @@
     </w:tblStylePr>
     <w:tblStylePr w:type="firstCol">
       <w:rPr>
+        <w:rFonts w:eastAsia="黑体"/>
         <w:color w:themeColor="background1" w:val="FFFFFF"/>
       </w:rPr>
       <w:tblPr/>
@@ -14587,6 +15210,7 @@
     </w:tblStylePr>
     <w:tblStylePr w:type="lastCol">
       <w:rPr>
+        <w:rFonts w:eastAsia="黑体"/>
         <w:color w:themeColor="background1" w:val="FFFFFF"/>
       </w:rPr>
       <w:tblPr/>
@@ -14616,6 +15240,7 @@
       <w:spacing w:after="0" w:line="240" w:lineRule="auto"/>
     </w:pPr>
     <w:rPr>
+      <w:rFonts w:eastAsia="黑体"/>
       <w:color w:themeColor="text1" w:val="000000"/>
     </w:rPr>
     <w:tblPr>
@@ -14637,6 +15262,7 @@
     </w:tcPr>
     <w:tblStylePr w:type="firstRow">
       <w:rPr>
+        <w:rFonts w:eastAsia="黑体"/>
         <w:b/>
         <w:bCs/>
       </w:rPr>
@@ -14647,6 +15273,7 @@
     </w:tblStylePr>
     <w:tblStylePr w:type="lastRow">
       <w:rPr>
+        <w:rFonts w:eastAsia="黑体"/>
         <w:b/>
         <w:bCs/>
         <w:color w:themeColor="text1" w:val="000000"/>
@@ -14658,6 +15285,7 @@
     </w:tblStylePr>
     <w:tblStylePr w:type="firstCol">
       <w:rPr>
+        <w:rFonts w:eastAsia="黑体"/>
         <w:color w:themeColor="background1" w:val="FFFFFF"/>
       </w:rPr>
       <w:tblPr/>
@@ -14667,6 +15295,7 @@
     </w:tblStylePr>
     <w:tblStylePr w:type="lastCol">
       <w:rPr>
+        <w:rFonts w:eastAsia="黑体"/>
         <w:color w:themeColor="background1" w:val="FFFFFF"/>
       </w:rPr>
       <w:tblPr/>
@@ -14696,6 +15325,7 @@
       <w:spacing w:after="0" w:line="240" w:lineRule="auto"/>
     </w:pPr>
     <w:rPr>
+      <w:rFonts w:eastAsia="黑体"/>
       <w:color w:themeColor="text1" w:val="000000"/>
     </w:rPr>
     <w:tblPr>
@@ -14717,6 +15347,7 @@
     </w:tcPr>
     <w:tblStylePr w:type="firstRow">
       <w:rPr>
+        <w:rFonts w:eastAsia="黑体"/>
         <w:b/>
         <w:bCs/>
       </w:rPr>
@@ -14727,6 +15358,7 @@
     </w:tblStylePr>
     <w:tblStylePr w:type="lastRow">
       <w:rPr>
+        <w:rFonts w:eastAsia="黑体"/>
         <w:b/>
         <w:bCs/>
         <w:color w:themeColor="text1" w:val="000000"/>
@@ -14738,6 +15370,7 @@
     </w:tblStylePr>
     <w:tblStylePr w:type="firstCol">
       <w:rPr>
+        <w:rFonts w:eastAsia="黑体"/>
         <w:color w:themeColor="background1" w:val="FFFFFF"/>
       </w:rPr>
       <w:tblPr/>
@@ -14747,6 +15380,7 @@
     </w:tblStylePr>
     <w:tblStylePr w:type="lastCol">
       <w:rPr>
+        <w:rFonts w:eastAsia="黑体"/>
         <w:color w:themeColor="background1" w:val="FFFFFF"/>
       </w:rPr>
       <w:tblPr/>
@@ -14776,6 +15410,7 @@
       <w:spacing w:after="0" w:line="240" w:lineRule="auto"/>
     </w:pPr>
     <w:rPr>
+      <w:rFonts w:eastAsia="黑体"/>
       <w:color w:themeColor="text1" w:val="000000"/>
     </w:rPr>
     <w:tblPr>
@@ -14797,6 +15432,7 @@
     </w:tcPr>
     <w:tblStylePr w:type="firstRow">
       <w:rPr>
+        <w:rFonts w:eastAsia="黑体"/>
         <w:b/>
         <w:bCs/>
       </w:rPr>
@@ -14807,6 +15443,7 @@
     </w:tblStylePr>
     <w:tblStylePr w:type="lastRow">
       <w:rPr>
+        <w:rFonts w:eastAsia="黑体"/>
         <w:b/>
         <w:bCs/>
         <w:color w:themeColor="text1" w:val="000000"/>
@@ -14818,6 +15455,7 @@
     </w:tblStylePr>
     <w:tblStylePr w:type="firstCol">
       <w:rPr>
+        <w:rFonts w:eastAsia="黑体"/>
         <w:color w:themeColor="background1" w:val="FFFFFF"/>
       </w:rPr>
       <w:tblPr/>
@@ -14827,6 +15465,7 @@
     </w:tblStylePr>
     <w:tblStylePr w:type="lastCol">
       <w:rPr>
+        <w:rFonts w:eastAsia="黑体"/>
         <w:color w:themeColor="background1" w:val="FFFFFF"/>
       </w:rPr>
       <w:tblPr/>
@@ -14856,6 +15495,7 @@
       <w:spacing w:after="0" w:line="240" w:lineRule="auto"/>
     </w:pPr>
     <w:rPr>
+      <w:rFonts w:eastAsia="黑体"/>
       <w:color w:themeColor="text1" w:val="000000"/>
     </w:rPr>
     <w:tblPr>
@@ -14877,6 +15517,7 @@
     </w:tcPr>
     <w:tblStylePr w:type="firstRow">
       <w:rPr>
+        <w:rFonts w:eastAsia="黑体"/>
         <w:b/>
         <w:bCs/>
       </w:rPr>
@@ -14887,6 +15528,7 @@
     </w:tblStylePr>
     <w:tblStylePr w:type="lastRow">
       <w:rPr>
+        <w:rFonts w:eastAsia="黑体"/>
         <w:b/>
         <w:bCs/>
         <w:color w:themeColor="text1" w:val="000000"/>
@@ -14898,6 +15540,7 @@
     </w:tblStylePr>
     <w:tblStylePr w:type="firstCol">
       <w:rPr>
+        <w:rFonts w:eastAsia="黑体"/>
         <w:color w:themeColor="background1" w:val="FFFFFF"/>
       </w:rPr>
       <w:tblPr/>
@@ -14907,6 +15550,7 @@
     </w:tblStylePr>
     <w:tblStylePr w:type="lastCol">
       <w:rPr>
+        <w:rFonts w:eastAsia="黑体"/>
         <w:color w:themeColor="background1" w:val="FFFFFF"/>
       </w:rPr>
       <w:tblPr/>
@@ -14939,6 +15583,7 @@
     <w:name w:val="KeywordTok"/>
     <w:basedOn w:val="VerbatimChar"/>
     <w:rPr>
+      <w:rFonts w:eastAsia="黑体"/>
       <w:b/>
       <w:color w:val="007020"/>
     </w:rPr>
@@ -14947,6 +15592,7 @@
     <w:name w:val="DataTypeTok"/>
     <w:basedOn w:val="VerbatimChar"/>
     <w:rPr>
+      <w:rFonts w:eastAsia="黑体"/>
       <w:color w:val="902000"/>
     </w:rPr>
   </w:style>
@@ -14954,6 +15600,7 @@
     <w:name w:val="DecValTok"/>
     <w:basedOn w:val="VerbatimChar"/>
     <w:rPr>
+      <w:rFonts w:eastAsia="黑体"/>
       <w:color w:val="40a070"/>
     </w:rPr>
   </w:style>
@@ -14961,6 +15608,7 @@
     <w:name w:val="BaseNTok"/>
     <w:basedOn w:val="VerbatimChar"/>
     <w:rPr>
+      <w:rFonts w:eastAsia="黑体"/>
       <w:color w:val="40a070"/>
     </w:rPr>
   </w:style>
@@ -14968,6 +15616,7 @@
     <w:name w:val="FloatTok"/>
     <w:basedOn w:val="VerbatimChar"/>
     <w:rPr>
+      <w:rFonts w:eastAsia="黑体"/>
       <w:color w:val="40a070"/>
     </w:rPr>
   </w:style>
@@ -14975,6 +15624,7 @@
     <w:name w:val="ConstantTok"/>
     <w:basedOn w:val="VerbatimChar"/>
     <w:rPr>
+      <w:rFonts w:eastAsia="黑体"/>
       <w:color w:val="880000"/>
     </w:rPr>
   </w:style>
@@ -14982,6 +15632,7 @@
     <w:name w:val="CharTok"/>
     <w:basedOn w:val="VerbatimChar"/>
     <w:rPr>
+      <w:rFonts w:eastAsia="黑体"/>
       <w:color w:val="4070a0"/>
     </w:rPr>
   </w:style>
@@ -14989,6 +15640,7 @@
     <w:name w:val="SpecialCharTok"/>
     <w:basedOn w:val="VerbatimChar"/>
     <w:rPr>
+      <w:rFonts w:eastAsia="黑体"/>
       <w:color w:val="4070a0"/>
     </w:rPr>
   </w:style>
@@ -14996,6 +15648,7 @@
     <w:name w:val="StringTok"/>
     <w:basedOn w:val="VerbatimChar"/>
     <w:rPr>
+      <w:rFonts w:eastAsia="黑体"/>
       <w:color w:val="4070a0"/>
     </w:rPr>
   </w:style>
@@ -15003,6 +15656,7 @@
     <w:name w:val="VerbatimStringTok"/>
     <w:basedOn w:val="VerbatimChar"/>
     <w:rPr>
+      <w:rFonts w:eastAsia="黑体"/>
       <w:color w:val="4070a0"/>
     </w:rPr>
   </w:style>
@@ -15010,6 +15664,7 @@
     <w:name w:val="SpecialStringTok"/>
     <w:basedOn w:val="VerbatimChar"/>
     <w:rPr>
+      <w:rFonts w:eastAsia="黑体"/>
       <w:color w:val="bb6688"/>
     </w:rPr>
   </w:style>
@@ -15017,6 +15672,7 @@
     <w:name w:val="ImportTok"/>
     <w:basedOn w:val="VerbatimChar"/>
     <w:rPr>
+      <w:rFonts w:eastAsia="黑体"/>
       <w:b/>
       <w:color w:val="008000"/>
     </w:rPr>
@@ -15025,6 +15681,7 @@
     <w:name w:val="CommentTok"/>
     <w:basedOn w:val="VerbatimChar"/>
     <w:rPr>
+      <w:rFonts w:eastAsia="黑体"/>
       <w:i/>
       <w:color w:val="60a0b0"/>
     </w:rPr>
@@ -15033,6 +15690,7 @@
     <w:name w:val="DocumentationTok"/>
     <w:basedOn w:val="VerbatimChar"/>
     <w:rPr>
+      <w:rFonts w:eastAsia="黑体"/>
       <w:i/>
       <w:color w:val="ba2121"/>
     </w:rPr>
@@ -15041,6 +15699,7 @@
     <w:name w:val="AnnotationTok"/>
     <w:basedOn w:val="VerbatimChar"/>
     <w:rPr>
+      <w:rFonts w:eastAsia="黑体"/>
       <w:b/>
       <w:i/>
       <w:color w:val="60a0b0"/>
@@ -15050,6 +15709,7 @@
     <w:name w:val="CommentVarTok"/>
     <w:basedOn w:val="VerbatimChar"/>
     <w:rPr>
+      <w:rFonts w:eastAsia="黑体"/>
       <w:b/>
       <w:i/>
       <w:color w:val="60a0b0"/>
@@ -15059,6 +15719,7 @@
     <w:name w:val="OtherTok"/>
     <w:basedOn w:val="VerbatimChar"/>
     <w:rPr>
+      <w:rFonts w:eastAsia="黑体"/>
       <w:color w:val="007020"/>
     </w:rPr>
   </w:style>
@@ -15066,6 +15727,7 @@
     <w:name w:val="FunctionTok"/>
     <w:basedOn w:val="VerbatimChar"/>
     <w:rPr>
+      <w:rFonts w:eastAsia="黑体"/>
       <w:color w:val="06287e"/>
     </w:rPr>
   </w:style>
@@ -15073,6 +15735,7 @@
     <w:name w:val="VariableTok"/>
     <w:basedOn w:val="VerbatimChar"/>
     <w:rPr>
+      <w:rFonts w:eastAsia="黑体"/>
       <w:color w:val="19177c"/>
     </w:rPr>
   </w:style>
@@ -15080,6 +15743,7 @@
     <w:name w:val="ControlFlowTok"/>
     <w:basedOn w:val="VerbatimChar"/>
     <w:rPr>
+      <w:rFonts w:eastAsia="黑体"/>
       <w:b/>
       <w:color w:val="007020"/>
     </w:rPr>
@@ -15088,6 +15752,7 @@
     <w:name w:val="OperatorTok"/>
     <w:basedOn w:val="VerbatimChar"/>
     <w:rPr>
+      <w:rFonts w:eastAsia="黑体"/>
       <w:color w:val="666666"/>
     </w:rPr>
   </w:style>
@@ -15095,18 +15760,22 @@
     <w:name w:val="BuiltInTok"/>
     <w:basedOn w:val="VerbatimChar"/>
     <w:rPr>
+      <w:rFonts w:eastAsia="黑体"/>
       <w:color w:val="008000"/>
     </w:rPr>
   </w:style>
   <w:style w:type="character" w:customStyle="1" w:styleId="ExtensionTok">
     <w:name w:val="ExtensionTok"/>
     <w:basedOn w:val="VerbatimChar"/>
-    <w:rPr/>
+    <w:rPr>
+      <w:rFonts w:eastAsia="黑体"/>
+    </w:rPr>
   </w:style>
   <w:style w:type="character" w:customStyle="1" w:styleId="PreprocessorTok">
     <w:name w:val="PreprocessorTok"/>
     <w:basedOn w:val="VerbatimChar"/>
     <w:rPr>
+      <w:rFonts w:eastAsia="黑体"/>
       <w:color w:val="bc7a00"/>
     </w:rPr>
   </w:style>
@@ -15114,18 +15783,22 @@
     <w:name w:val="AttributeTok"/>
     <w:basedOn w:val="VerbatimChar"/>
     <w:rPr>
+      <w:rFonts w:eastAsia="黑体"/>
       <w:color w:val="7d9029"/>
     </w:rPr>
   </w:style>
   <w:style w:type="character" w:customStyle="1" w:styleId="RegionMarkerTok">
     <w:name w:val="RegionMarkerTok"/>
     <w:basedOn w:val="VerbatimChar"/>
-    <w:rPr/>
+    <w:rPr>
+      <w:rFonts w:eastAsia="黑体"/>
+    </w:rPr>
   </w:style>
   <w:style w:type="character" w:customStyle="1" w:styleId="InformationTok">
     <w:name w:val="InformationTok"/>
     <w:basedOn w:val="VerbatimChar"/>
     <w:rPr>
+      <w:rFonts w:eastAsia="黑体"/>
       <w:b/>
       <w:i/>
       <w:color w:val="60a0b0"/>
@@ -15135,6 +15808,7 @@
     <w:name w:val="WarningTok"/>
     <w:basedOn w:val="VerbatimChar"/>
     <w:rPr>
+      <w:rFonts w:eastAsia="黑体"/>
       <w:b/>
       <w:i/>
       <w:color w:val="60a0b0"/>
@@ -15144,6 +15818,7 @@
     <w:name w:val="AlertTok"/>
     <w:basedOn w:val="VerbatimChar"/>
     <w:rPr>
+      <w:rFonts w:eastAsia="黑体"/>
       <w:b/>
       <w:color w:val="ff0000"/>
     </w:rPr>
@@ -15152,6 +15827,7 @@
     <w:name w:val="ErrorTok"/>
     <w:basedOn w:val="VerbatimChar"/>
     <w:rPr>
+      <w:rFonts w:eastAsia="黑体"/>
       <w:b/>
       <w:color w:val="ff0000"/>
     </w:rPr>
@@ -15159,7 +15835,9 @@
   <w:style w:type="character" w:customStyle="1" w:styleId="NormalTok">
     <w:name w:val="NormalTok"/>
     <w:basedOn w:val="VerbatimChar"/>
-    <w:rPr/>
+    <w:rPr>
+      <w:rFonts w:eastAsia="黑体"/>
+    </w:rPr>
   </w:style>
 </w:styles>
 </file>
@@ -15208,12 +15886,12 @@
     <a:fontScheme name="Office">
       <a:majorFont>
         <a:latin typeface="Calibri"/>
-        <a:ea typeface=""/>
+        <a:ea typeface="黑体"/>
         <a:cs typeface=""/>
         <a:font script="Jpan" typeface="ＭＳ ゴシック"/>
         <a:font script="Hang" typeface="맑은 고딕"/>
-        <a:font script="Hans" typeface="宋体"/>
-        <a:font script="Hant" typeface="新細明體"/>
+        <a:font script="Hans" typeface="黑体"/>
+        <a:font script="Hant" typeface="黑体"/>
         <a:font script="Arab" typeface="Times New Roman"/>
         <a:font script="Hebr" typeface="Times New Roman"/>
         <a:font script="Thai" typeface="Angsana New"/>
@@ -15243,12 +15921,12 @@
       </a:majorFont>
       <a:minorFont>
         <a:latin typeface="Cambria"/>
-        <a:ea typeface=""/>
+        <a:ea typeface="黑体"/>
         <a:cs typeface=""/>
         <a:font script="Jpan" typeface="ＭＳ 明朝"/>
         <a:font script="Hang" typeface="맑은 고딕"/>
-        <a:font script="Hans" typeface="宋体"/>
-        <a:font script="Hant" typeface="新細明體"/>
+        <a:font script="Hans" typeface="黑体"/>
+        <a:font script="Hant" typeface="黑体"/>
         <a:font script="Arab" typeface="Arial"/>
         <a:font script="Hebr" typeface="Arial"/>
         <a:font script="Thai" typeface="Cordia New"/>

--- a/02-放大电路/01-运算放大电路/微分电路/微分电路.docx
+++ b/02-放大电路/01-运算放大电路/微分电路/微分电路.docx
@@ -2815,7 +2815,7 @@
           <w:color w:val="555555"/>
           <w:sz w:val="21"/>
         </w:rPr>
-        <w:t>材料收集者：杜文杰，WX手机：19519196569，QQ:3478827729</w:t>
+        <w:t>材料收集者：杜文杰，微信/手机：19519196569，QQ:3478827729</w:t>
       </w:r>
     </w:p>
     <w:sectPr>
